--- a/Fiches_Protocoles_Techno/MoteurCourantContinu.docx
+++ b/Fiches_Protocoles_Techno/MoteurCourantContinu.docx
@@ -7,13 +7,2487 @@
         <w:pStyle w:val="Titre"/>
       </w:pPr>
       <w:r>
-        <w:t xml:space="preserve">Moteur à courant </w:t>
+        <w:t>Codeur incrémental</w:t>
       </w:r>
-      <w:proofErr w:type="spellStart"/>
+    </w:p>
+    <w:p>
+      <w:pPr>
+        <w:pStyle w:val="Titre2"/>
+      </w:pPr>
       <w:r>
-        <w:t>coninu</w:t>
+        <w:t>Définition</w:t>
       </w:r>
-      <w:proofErr w:type="spellEnd"/>
+    </w:p>
+    <w:p>
+      <w:pPr>
+        <w:rPr>
+          <w:lang w:eastAsia="fr-FR"/>
+        </w:rPr>
+      </w:pPr>
+      <w:r>
+        <w:rPr>
+          <w:lang w:eastAsia="fr-FR"/>
+        </w:rPr>
+        <w:t xml:space="preserve">Le codeur incrémental est un capteur de </w:t>
+      </w:r>
+      <w:r>
+        <w:rPr>
+          <w:b/>
+          <w:bCs/>
+          <w:lang w:eastAsia="fr-FR"/>
+        </w:rPr>
+        <w:t>position angulaire</w:t>
+      </w:r>
+      <w:r>
+        <w:rPr>
+          <w:lang w:eastAsia="fr-FR"/>
+        </w:rPr>
+        <w:t>. En fonction de la carte de traitement à laquelle il est associée, il peut donner un angle en degré, en radians, ou en incréments (tops, ou quantum codec).</w:t>
+      </w:r>
+    </w:p>
+    <w:p>
+      <w:pPr>
+        <w:pStyle w:val="Titre2"/>
+      </w:pPr>
+      <w:r>
+        <w:t>Principe de fonctionnement</w:t>
+      </w:r>
+    </w:p>
+    <w:tbl>
+      <w:tblPr>
+        <w:tblStyle w:val="Grilledutableau"/>
+        <w:tblW w:w="0" w:type="auto"/>
+        <w:tblBorders>
+          <w:top w:val="none" w:sz="0" w:space="0" w:color="auto"/>
+          <w:left w:val="none" w:sz="0" w:space="0" w:color="auto"/>
+          <w:bottom w:val="none" w:sz="0" w:space="0" w:color="auto"/>
+          <w:right w:val="none" w:sz="0" w:space="0" w:color="auto"/>
+          <w:insideH w:val="none" w:sz="0" w:space="0" w:color="auto"/>
+          <w:insideV w:val="none" w:sz="0" w:space="0" w:color="auto"/>
+        </w:tblBorders>
+        <w:tblLook w:val="04A0" w:firstRow="1" w:lastRow="0" w:firstColumn="1" w:lastColumn="0" w:noHBand="0" w:noVBand="1"/>
+      </w:tblPr>
+      <w:tblGrid>
+        <w:gridCol w:w="5807"/>
+        <w:gridCol w:w="4387"/>
+      </w:tblGrid>
+      <w:tr>
+        <w:trPr>
+          <w:trHeight w:val="2268"/>
+        </w:trPr>
+        <w:tc>
+          <w:tcPr>
+            <w:tcW w:w="5807" w:type="dxa"/>
+          </w:tcPr>
+          <w:p>
+            <w:pPr>
+              <w:rPr>
+                <w:lang w:eastAsia="fr-FR"/>
+              </w:rPr>
+            </w:pPr>
+            <w:r>
+              <w:rPr>
+                <w:lang w:eastAsia="fr-FR"/>
+              </w:rPr>
+              <w:t xml:space="preserve">Un codeur incrémental est composé : </w:t>
+            </w:r>
+          </w:p>
+          <w:p>
+            <w:pPr>
+              <w:pStyle w:val="Paragraphedeliste"/>
+              <w:numPr>
+                <w:ilvl w:val="0"/>
+                <w:numId w:val="40"/>
+              </w:numPr>
+              <w:rPr>
+                <w:lang w:eastAsia="fr-FR"/>
+              </w:rPr>
+            </w:pPr>
+            <w:r>
+              <w:rPr>
+                <w:lang w:eastAsia="fr-FR"/>
+              </w:rPr>
+              <w:t>d’un disque percé de fentes ;</w:t>
+            </w:r>
+          </w:p>
+          <w:p>
+            <w:pPr>
+              <w:pStyle w:val="Paragraphedeliste"/>
+              <w:numPr>
+                <w:ilvl w:val="0"/>
+                <w:numId w:val="40"/>
+              </w:numPr>
+              <w:rPr>
+                <w:lang w:eastAsia="fr-FR"/>
+              </w:rPr>
+            </w:pPr>
+            <w:r>
+              <w:rPr>
+                <w:lang w:eastAsia="fr-FR"/>
+              </w:rPr>
+              <w:t>d’une DEL émettant un signal lumineux ;</w:t>
+            </w:r>
+          </w:p>
+          <w:p>
+            <w:pPr>
+              <w:pStyle w:val="Paragraphedeliste"/>
+              <w:numPr>
+                <w:ilvl w:val="0"/>
+                <w:numId w:val="40"/>
+              </w:numPr>
+              <w:rPr>
+                <w:lang w:eastAsia="fr-FR"/>
+              </w:rPr>
+            </w:pPr>
+            <w:r>
+              <w:rPr>
+                <w:lang w:eastAsia="fr-FR"/>
+              </w:rPr>
+              <w:t>d’une photodiode permettant de capter le signal lumineux ;</w:t>
+            </w:r>
+          </w:p>
+          <w:p>
+            <w:pPr>
+              <w:rPr>
+                <w:lang w:eastAsia="fr-FR"/>
+              </w:rPr>
+            </w:pPr>
+            <w:r>
+              <w:rPr>
+                <w:lang w:eastAsia="fr-FR"/>
+              </w:rPr>
+              <w:t>Il existe d’autres technologie qui ont un comportement similaire :</w:t>
+            </w:r>
+          </w:p>
+          <w:p>
+            <w:pPr>
+              <w:pStyle w:val="Paragraphedeliste"/>
+              <w:numPr>
+                <w:ilvl w:val="0"/>
+                <w:numId w:val="41"/>
+              </w:numPr>
+              <w:rPr>
+                <w:lang w:eastAsia="fr-FR"/>
+              </w:rPr>
+            </w:pPr>
+            <w:r>
+              <w:rPr>
+                <w:lang w:eastAsia="fr-FR"/>
+              </w:rPr>
+              <w:t>le disque est constituée d’aimants juxtaposés dont la polarité est inversée ;</w:t>
+            </w:r>
+          </w:p>
+          <w:p>
+            <w:pPr>
+              <w:pStyle w:val="Paragraphedeliste"/>
+              <w:numPr>
+                <w:ilvl w:val="0"/>
+                <w:numId w:val="41"/>
+              </w:numPr>
+              <w:rPr>
+                <w:lang w:eastAsia="fr-FR"/>
+              </w:rPr>
+            </w:pPr>
+            <w:r>
+              <w:rPr>
+                <w:lang w:eastAsia="fr-FR"/>
+              </w:rPr>
+              <w:t>un détecteur (à effet Hall) permettant de détecter les changements de polarités.</w:t>
+            </w:r>
+          </w:p>
+        </w:tc>
+        <w:tc>
+          <w:tcPr>
+            <w:tcW w:w="4387" w:type="dxa"/>
+            <w:vAlign w:val="center"/>
+          </w:tcPr>
+          <w:p>
+            <w:pPr>
+              <w:jc w:val="center"/>
+              <w:rPr>
+                <w:lang w:eastAsia="fr-FR"/>
+              </w:rPr>
+            </w:pPr>
+            <w:r>
+              <w:rPr>
+                <w:lang w:eastAsia="fr-FR"/>
+              </w:rPr>
+              <w:drawing>
+                <wp:inline distT="0" distB="0" distL="0" distR="0" wp14:anchorId="4BD39509" wp14:editId="23286D05">
+                  <wp:extent cx="1440000" cy="1377599"/>
+                  <wp:effectExtent l="0" t="0" r="8255" b="0"/>
+                  <wp:docPr id="52" name="Picture 2" descr="rotary encoder">
+                    <a:extLst xmlns:a="http://schemas.openxmlformats.org/drawingml/2006/main">
+                      <a:ext uri="{FF2B5EF4-FFF2-40B4-BE49-F238E27FC236}">
+                        <a16:creationId xmlns:a16="http://schemas.microsoft.com/office/drawing/2014/main" id="{D9317141-E750-86F9-EAFF-3D1124A1A8BF}"/>
+                      </a:ext>
+                    </a:extLst>
+                  </wp:docPr>
+                  <wp:cNvGraphicFramePr>
+                    <a:graphicFrameLocks xmlns:a="http://schemas.openxmlformats.org/drawingml/2006/main" noChangeAspect="1"/>
+                  </wp:cNvGraphicFramePr>
+                  <a:graphic xmlns:a="http://schemas.openxmlformats.org/drawingml/2006/main">
+                    <a:graphicData uri="http://schemas.openxmlformats.org/drawingml/2006/picture">
+                      <pic:pic xmlns:pic="http://schemas.openxmlformats.org/drawingml/2006/picture">
+                        <pic:nvPicPr>
+                          <pic:cNvPr id="52" name="Picture 2" descr="rotary encoder">
+                            <a:extLst>
+                              <a:ext uri="{FF2B5EF4-FFF2-40B4-BE49-F238E27FC236}">
+                                <a16:creationId xmlns:a16="http://schemas.microsoft.com/office/drawing/2014/main" id="{D9317141-E750-86F9-EAFF-3D1124A1A8BF}"/>
+                              </a:ext>
+                            </a:extLst>
+                          </pic:cNvPr>
+                          <pic:cNvPicPr>
+                            <a:picLocks noChangeAspect="1" noChangeArrowheads="1"/>
+                          </pic:cNvPicPr>
+                        </pic:nvPicPr>
+                        <pic:blipFill>
+                          <a:blip r:embed="rId8">
+                            <a:extLst>
+                              <a:ext uri="{28A0092B-C50C-407E-A947-70E740481C1C}">
+                                <a14:useLocalDpi xmlns:a14="http://schemas.microsoft.com/office/drawing/2010/main" val="0"/>
+                              </a:ext>
+                            </a:extLst>
+                          </a:blip>
+                          <a:srcRect/>
+                          <a:stretch>
+                            <a:fillRect/>
+                          </a:stretch>
+                        </pic:blipFill>
+                        <pic:spPr bwMode="auto">
+                          <a:xfrm>
+                            <a:off x="0" y="0"/>
+                            <a:ext cx="1440000" cy="1377599"/>
+                          </a:xfrm>
+                          <a:prstGeom prst="rect">
+                            <a:avLst/>
+                          </a:prstGeom>
+                          <a:noFill/>
+                        </pic:spPr>
+                      </pic:pic>
+                    </a:graphicData>
+                  </a:graphic>
+                </wp:inline>
+              </w:drawing>
+            </w:r>
+            <w:r>
+              <w:rPr>
+                <w:lang w:eastAsia="fr-FR"/>
+              </w:rPr>
+              <w:drawing>
+                <wp:inline distT="0" distB="0" distL="0" distR="0" wp14:anchorId="556AD924" wp14:editId="36B0C1E0">
+                  <wp:extent cx="1132277" cy="1092200"/>
+                  <wp:effectExtent l="0" t="0" r="0" b="0"/>
+                  <wp:docPr id="53" name="Image 52">
+                    <a:extLst xmlns:a="http://schemas.openxmlformats.org/drawingml/2006/main">
+                      <a:ext uri="{FF2B5EF4-FFF2-40B4-BE49-F238E27FC236}">
+                        <a16:creationId xmlns:a16="http://schemas.microsoft.com/office/drawing/2014/main" id="{C1C7AA24-BD05-E16E-CB6E-A9D50340F082}"/>
+                      </a:ext>
+                    </a:extLst>
+                  </wp:docPr>
+                  <wp:cNvGraphicFramePr>
+                    <a:graphicFrameLocks xmlns:a="http://schemas.openxmlformats.org/drawingml/2006/main" noChangeAspect="1"/>
+                  </wp:cNvGraphicFramePr>
+                  <a:graphic xmlns:a="http://schemas.openxmlformats.org/drawingml/2006/main">
+                    <a:graphicData uri="http://schemas.openxmlformats.org/drawingml/2006/picture">
+                      <pic:pic xmlns:pic="http://schemas.openxmlformats.org/drawingml/2006/picture">
+                        <pic:nvPicPr>
+                          <pic:cNvPr id="53" name="Image 52">
+                            <a:extLst>
+                              <a:ext uri="{FF2B5EF4-FFF2-40B4-BE49-F238E27FC236}">
+                                <a16:creationId xmlns:a16="http://schemas.microsoft.com/office/drawing/2014/main" id="{C1C7AA24-BD05-E16E-CB6E-A9D50340F082}"/>
+                              </a:ext>
+                            </a:extLst>
+                          </pic:cNvPr>
+                          <pic:cNvPicPr>
+                            <a:picLocks noChangeAspect="1"/>
+                          </pic:cNvPicPr>
+                        </pic:nvPicPr>
+                        <pic:blipFill>
+                          <a:blip r:embed="rId9" cstate="print">
+                            <a:extLst>
+                              <a:ext uri="{28A0092B-C50C-407E-A947-70E740481C1C}">
+                                <a14:useLocalDpi xmlns:a14="http://schemas.microsoft.com/office/drawing/2010/main" val="0"/>
+                              </a:ext>
+                            </a:extLst>
+                          </a:blip>
+                          <a:stretch>
+                            <a:fillRect/>
+                          </a:stretch>
+                        </pic:blipFill>
+                        <pic:spPr>
+                          <a:xfrm>
+                            <a:off x="0" y="0"/>
+                            <a:ext cx="1136810" cy="1096573"/>
+                          </a:xfrm>
+                          <a:prstGeom prst="rect">
+                            <a:avLst/>
+                          </a:prstGeom>
+                        </pic:spPr>
+                      </pic:pic>
+                    </a:graphicData>
+                  </a:graphic>
+                </wp:inline>
+              </w:drawing>
+            </w:r>
+          </w:p>
+        </w:tc>
+      </w:tr>
+    </w:tbl>
+    <w:p>
+      <w:pPr>
+        <w:rPr>
+          <w:lang w:eastAsia="fr-FR"/>
+        </w:rPr>
+      </w:pPr>
+    </w:p>
+    <w:tbl>
+      <w:tblPr>
+        <w:tblStyle w:val="Grilledutableau"/>
+        <w:tblW w:w="0" w:type="auto"/>
+        <w:tblBorders>
+          <w:top w:val="none" w:sz="0" w:space="0" w:color="auto"/>
+          <w:left w:val="none" w:sz="0" w:space="0" w:color="auto"/>
+          <w:bottom w:val="none" w:sz="0" w:space="0" w:color="auto"/>
+          <w:right w:val="none" w:sz="0" w:space="0" w:color="auto"/>
+          <w:insideH w:val="none" w:sz="0" w:space="0" w:color="auto"/>
+          <w:insideV w:val="none" w:sz="0" w:space="0" w:color="auto"/>
+        </w:tblBorders>
+        <w:tblLook w:val="04A0" w:firstRow="1" w:lastRow="0" w:firstColumn="1" w:lastColumn="0" w:noHBand="0" w:noVBand="1"/>
+      </w:tblPr>
+      <w:tblGrid>
+        <w:gridCol w:w="4194"/>
+        <w:gridCol w:w="6010"/>
+      </w:tblGrid>
+      <w:tr>
+        <w:tc>
+          <w:tcPr>
+            <w:tcW w:w="3964" w:type="dxa"/>
+          </w:tcPr>
+          <w:tbl>
+            <w:tblPr>
+              <w:tblStyle w:val="Grilledutableau"/>
+              <w:tblW w:w="0" w:type="auto"/>
+              <w:tblBorders>
+                <w:top w:val="none" w:sz="0" w:space="0" w:color="auto"/>
+                <w:left w:val="none" w:sz="0" w:space="0" w:color="auto"/>
+                <w:bottom w:val="none" w:sz="0" w:space="0" w:color="auto"/>
+                <w:right w:val="none" w:sz="0" w:space="0" w:color="auto"/>
+                <w:insideH w:val="none" w:sz="0" w:space="0" w:color="auto"/>
+                <w:insideV w:val="none" w:sz="0" w:space="0" w:color="auto"/>
+              </w:tblBorders>
+              <w:tblLook w:val="04A0" w:firstRow="1" w:lastRow="0" w:firstColumn="1" w:lastColumn="0" w:noHBand="0" w:noVBand="1"/>
+            </w:tblPr>
+            <w:tblGrid>
+              <w:gridCol w:w="1815"/>
+              <w:gridCol w:w="1933"/>
+            </w:tblGrid>
+            <w:tr>
+              <w:tc>
+                <w:tcPr>
+                  <w:tcW w:w="1810" w:type="dxa"/>
+                </w:tcPr>
+                <w:p>
+                  <w:pPr>
+                    <w:rPr>
+                      <w:lang w:eastAsia="fr-FR"/>
+                    </w:rPr>
+                  </w:pPr>
+                  <w:r>
+                    <w:rPr>
+                      <w:noProof/>
+                      <w:lang w:eastAsia="fr-FR"/>
+                    </w:rPr>
+                    <w:drawing>
+                      <wp:inline distT="0" distB="0" distL="0" distR="0" wp14:anchorId="081ED2CC" wp14:editId="0DD7838C">
+                        <wp:extent cx="1084186" cy="1260000"/>
+                        <wp:effectExtent l="0" t="0" r="1905" b="0"/>
+                        <wp:docPr id="2076254945" name="Image 5"/>
+                        <wp:cNvGraphicFramePr>
+                          <a:graphicFrameLocks xmlns:a="http://schemas.openxmlformats.org/drawingml/2006/main" noChangeAspect="1"/>
+                        </wp:cNvGraphicFramePr>
+                        <a:graphic xmlns:a="http://schemas.openxmlformats.org/drawingml/2006/main">
+                          <a:graphicData uri="http://schemas.openxmlformats.org/drawingml/2006/picture">
+                            <pic:pic xmlns:pic="http://schemas.openxmlformats.org/drawingml/2006/picture">
+                              <pic:nvPicPr>
+                                <pic:cNvPr id="0" name="Picture 6"/>
+                                <pic:cNvPicPr>
+                                  <a:picLocks noChangeAspect="1" noChangeArrowheads="1"/>
+                                </pic:cNvPicPr>
+                              </pic:nvPicPr>
+                              <pic:blipFill>
+                                <a:blip r:embed="rId10" cstate="print">
+                                  <a:extLst>
+                                    <a:ext uri="{28A0092B-C50C-407E-A947-70E740481C1C}">
+                                      <a14:useLocalDpi xmlns:a14="http://schemas.microsoft.com/office/drawing/2010/main" val="0"/>
+                                    </a:ext>
+                                  </a:extLst>
+                                </a:blip>
+                                <a:srcRect/>
+                                <a:stretch>
+                                  <a:fillRect/>
+                                </a:stretch>
+                              </pic:blipFill>
+                              <pic:spPr bwMode="auto">
+                                <a:xfrm>
+                                  <a:off x="0" y="0"/>
+                                  <a:ext cx="1084186" cy="1260000"/>
+                                </a:xfrm>
+                                <a:prstGeom prst="rect">
+                                  <a:avLst/>
+                                </a:prstGeom>
+                                <a:noFill/>
+                              </pic:spPr>
+                            </pic:pic>
+                          </a:graphicData>
+                        </a:graphic>
+                      </wp:inline>
+                    </w:drawing>
+                  </w:r>
+                </w:p>
+              </w:tc>
+              <w:tc>
+                <w:tcPr>
+                  <w:tcW w:w="1928" w:type="dxa"/>
+                </w:tcPr>
+                <w:p>
+                  <w:pPr>
+                    <w:rPr>
+                      <w:lang w:eastAsia="fr-FR"/>
+                    </w:rPr>
+                  </w:pPr>
+                  <w:r>
+                    <w:rPr>
+                      <w:noProof/>
+                      <w:lang w:eastAsia="fr-FR"/>
+                    </w:rPr>
+                    <w:drawing>
+                      <wp:inline distT="0" distB="0" distL="0" distR="0" wp14:anchorId="0043A843" wp14:editId="021F8254">
+                        <wp:extent cx="1165864" cy="1260000"/>
+                        <wp:effectExtent l="0" t="0" r="0" b="0"/>
+                        <wp:docPr id="1449268039" name="Image 6"/>
+                        <wp:cNvGraphicFramePr>
+                          <a:graphicFrameLocks xmlns:a="http://schemas.openxmlformats.org/drawingml/2006/main" noChangeAspect="1"/>
+                        </wp:cNvGraphicFramePr>
+                        <a:graphic xmlns:a="http://schemas.openxmlformats.org/drawingml/2006/main">
+                          <a:graphicData uri="http://schemas.openxmlformats.org/drawingml/2006/picture">
+                            <pic:pic xmlns:pic="http://schemas.openxmlformats.org/drawingml/2006/picture">
+                              <pic:nvPicPr>
+                                <pic:cNvPr id="0" name="Picture 7"/>
+                                <pic:cNvPicPr>
+                                  <a:picLocks noChangeAspect="1" noChangeArrowheads="1"/>
+                                </pic:cNvPicPr>
+                              </pic:nvPicPr>
+                              <pic:blipFill>
+                                <a:blip r:embed="rId11" cstate="print">
+                                  <a:extLst>
+                                    <a:ext uri="{28A0092B-C50C-407E-A947-70E740481C1C}">
+                                      <a14:useLocalDpi xmlns:a14="http://schemas.microsoft.com/office/drawing/2010/main" val="0"/>
+                                    </a:ext>
+                                  </a:extLst>
+                                </a:blip>
+                                <a:srcRect/>
+                                <a:stretch>
+                                  <a:fillRect/>
+                                </a:stretch>
+                              </pic:blipFill>
+                              <pic:spPr bwMode="auto">
+                                <a:xfrm>
+                                  <a:off x="0" y="0"/>
+                                  <a:ext cx="1165864" cy="1260000"/>
+                                </a:xfrm>
+                                <a:prstGeom prst="rect">
+                                  <a:avLst/>
+                                </a:prstGeom>
+                                <a:noFill/>
+                              </pic:spPr>
+                            </pic:pic>
+                          </a:graphicData>
+                        </a:graphic>
+                      </wp:inline>
+                    </w:drawing>
+                  </w:r>
+                </w:p>
+              </w:tc>
+            </w:tr>
+            <w:tr>
+              <w:tc>
+                <w:tcPr>
+                  <w:tcW w:w="1810" w:type="dxa"/>
+                </w:tcPr>
+                <w:p>
+                  <w:pPr>
+                    <w:jc w:val="center"/>
+                    <w:rPr>
+                      <w:lang w:eastAsia="fr-FR"/>
+                    </w:rPr>
+                  </w:pPr>
+                  <w:r>
+                    <w:rPr>
+                      <w:sz w:val="16"/>
+                      <w:szCs w:val="18"/>
+                      <w:lang w:eastAsia="fr-FR"/>
+                    </w:rPr>
+                    <w:t>« Pistes » en quadrature</w:t>
+                  </w:r>
+                </w:p>
+              </w:tc>
+              <w:tc>
+                <w:tcPr>
+                  <w:tcW w:w="1928" w:type="dxa"/>
+                </w:tcPr>
+                <w:p>
+                  <w:pPr>
+                    <w:jc w:val="center"/>
+                    <w:rPr>
+                      <w:sz w:val="16"/>
+                      <w:szCs w:val="18"/>
+                      <w:lang w:eastAsia="fr-FR"/>
+                    </w:rPr>
+                  </w:pPr>
+                  <w:r>
+                    <w:rPr>
+                      <w:sz w:val="16"/>
+                      <w:szCs w:val="18"/>
+                      <w:lang w:eastAsia="fr-FR"/>
+                    </w:rPr>
+                    <w:t>« DEL en quadrature »</w:t>
+                  </w:r>
+                </w:p>
+              </w:tc>
+            </w:tr>
+          </w:tbl>
+          <w:p>
+            <w:pPr>
+              <w:rPr>
+                <w:lang w:eastAsia="fr-FR"/>
+              </w:rPr>
+            </w:pPr>
+          </w:p>
+        </w:tc>
+        <w:tc>
+          <w:tcPr>
+            <w:tcW w:w="6230" w:type="dxa"/>
+          </w:tcPr>
+          <w:p>
+            <w:pPr>
+              <w:rPr>
+                <w:lang w:eastAsia="fr-FR"/>
+              </w:rPr>
+            </w:pPr>
+            <w:r>
+              <w:rPr>
+                <w:lang w:eastAsia="fr-FR"/>
+              </w:rPr>
+              <w:t>Les codeurs optiques sont en général équipés :</w:t>
+            </w:r>
+          </w:p>
+          <w:p>
+            <w:pPr>
+              <w:pStyle w:val="Paragraphedeliste"/>
+              <w:numPr>
+                <w:ilvl w:val="0"/>
+                <w:numId w:val="42"/>
+              </w:numPr>
+              <w:rPr>
+                <w:lang w:eastAsia="fr-FR"/>
+              </w:rPr>
+            </w:pPr>
+            <w:r>
+              <w:rPr>
+                <w:lang w:eastAsia="fr-FR"/>
+              </w:rPr>
+              <w:t>d’un second couple DEL - photodiode disposé en quadrature de phase ;</w:t>
+            </w:r>
+          </w:p>
+          <w:p>
+            <w:pPr>
+              <w:pStyle w:val="Paragraphedeliste"/>
+              <w:numPr>
+                <w:ilvl w:val="0"/>
+                <w:numId w:val="42"/>
+              </w:numPr>
+              <w:rPr>
+                <w:lang w:eastAsia="fr-FR"/>
+              </w:rPr>
+            </w:pPr>
+            <w:r>
+              <w:rPr>
+                <w:lang w:eastAsia="fr-FR"/>
+              </w:rPr>
+              <w:t>OU d’une second étage de fentes disposée en quadrature par rapport à la première ainsi d’un second couple DEL – photodiode.</w:t>
+            </w:r>
+          </w:p>
+          <w:p>
+            <w:pPr>
+              <w:rPr>
+                <w:lang w:eastAsia="fr-FR"/>
+              </w:rPr>
+            </w:pPr>
+            <w:r>
+              <w:rPr>
+                <w:lang w:eastAsia="fr-FR"/>
+              </w:rPr>
+              <w:t xml:space="preserve">On peut encore rencontrer des codeurs équipés d’une troisième voie ou il n’existe qu’une seule fente. Celle-ci permet de fixer un origine des mesures. </w:t>
+            </w:r>
+          </w:p>
+        </w:tc>
+      </w:tr>
+    </w:tbl>
+    <w:p/>
+    <w:p>
+      <w:pPr>
+        <w:pStyle w:val="Titre2"/>
+      </w:pPr>
+      <w:r>
+        <w:t>Principe de la mesure</w:t>
+      </w:r>
+    </w:p>
+    <w:tbl>
+      <w:tblPr>
+        <w:tblStyle w:val="Grilledutableau"/>
+        <w:tblW w:w="0" w:type="auto"/>
+        <w:tblBorders>
+          <w:top w:val="none" w:sz="0" w:space="0" w:color="auto"/>
+          <w:left w:val="none" w:sz="0" w:space="0" w:color="auto"/>
+          <w:bottom w:val="none" w:sz="0" w:space="0" w:color="auto"/>
+          <w:right w:val="none" w:sz="0" w:space="0" w:color="auto"/>
+          <w:insideH w:val="none" w:sz="0" w:space="0" w:color="auto"/>
+          <w:insideV w:val="none" w:sz="0" w:space="0" w:color="auto"/>
+        </w:tblBorders>
+        <w:tblLook w:val="04A0" w:firstRow="1" w:lastRow="0" w:firstColumn="1" w:lastColumn="0" w:noHBand="0" w:noVBand="1"/>
+      </w:tblPr>
+      <w:tblGrid>
+        <w:gridCol w:w="5415"/>
+        <w:gridCol w:w="4789"/>
+      </w:tblGrid>
+      <w:tr>
+        <w:tc>
+          <w:tcPr>
+            <w:tcW w:w="5097" w:type="dxa"/>
+          </w:tcPr>
+          <w:p>
+            <w:pPr>
+              <w:rPr>
+                <w:lang w:eastAsia="fr-FR"/>
+              </w:rPr>
+            </w:pPr>
+            <w:r>
+              <w:rPr>
+                <w:noProof/>
+                <w:lang w:eastAsia="fr-FR"/>
+              </w:rPr>
+              <w:drawing>
+                <wp:inline distT="0" distB="0" distL="0" distR="0" wp14:anchorId="56829184" wp14:editId="3BE9DE05">
+                  <wp:extent cx="3301551" cy="2892056"/>
+                  <wp:effectExtent l="0" t="0" r="0" b="3810"/>
+                  <wp:docPr id="22100455" name="Image 1"/>
+                  <wp:cNvGraphicFramePr>
+                    <a:graphicFrameLocks xmlns:a="http://schemas.openxmlformats.org/drawingml/2006/main" noChangeAspect="1"/>
+                  </wp:cNvGraphicFramePr>
+                  <a:graphic xmlns:a="http://schemas.openxmlformats.org/drawingml/2006/main">
+                    <a:graphicData uri="http://schemas.openxmlformats.org/drawingml/2006/picture">
+                      <pic:pic xmlns:pic="http://schemas.openxmlformats.org/drawingml/2006/picture">
+                        <pic:nvPicPr>
+                          <pic:cNvPr id="0" name="Picture 2"/>
+                          <pic:cNvPicPr>
+                            <a:picLocks noChangeAspect="1" noChangeArrowheads="1"/>
+                          </pic:cNvPicPr>
+                        </pic:nvPicPr>
+                        <pic:blipFill>
+                          <a:blip r:embed="rId12" cstate="print">
+                            <a:extLst>
+                              <a:ext uri="{28A0092B-C50C-407E-A947-70E740481C1C}">
+                                <a14:useLocalDpi xmlns:a14="http://schemas.microsoft.com/office/drawing/2010/main" val="0"/>
+                              </a:ext>
+                            </a:extLst>
+                          </a:blip>
+                          <a:srcRect/>
+                          <a:stretch>
+                            <a:fillRect/>
+                          </a:stretch>
+                        </pic:blipFill>
+                        <pic:spPr bwMode="auto">
+                          <a:xfrm>
+                            <a:off x="0" y="0"/>
+                            <a:ext cx="3309891" cy="2899362"/>
+                          </a:xfrm>
+                          <a:prstGeom prst="rect">
+                            <a:avLst/>
+                          </a:prstGeom>
+                          <a:noFill/>
+                        </pic:spPr>
+                      </pic:pic>
+                    </a:graphicData>
+                  </a:graphic>
+                </wp:inline>
+              </w:drawing>
+            </w:r>
+          </w:p>
+        </w:tc>
+        <w:tc>
+          <w:tcPr>
+            <w:tcW w:w="5097" w:type="dxa"/>
+            <w:vAlign w:val="center"/>
+          </w:tcPr>
+          <w:p>
+            <w:pPr>
+              <w:rPr>
+                <w:lang w:eastAsia="fr-FR"/>
+              </w:rPr>
+            </w:pPr>
+            <w:r>
+              <w:rPr>
+                <w:lang w:eastAsia="fr-FR"/>
+              </w:rPr>
+              <w:t>Lorsqu’on regarde le signal acquis par la photodiode, on détecte une succession d’états hauts et d’états bas suivant que la photodiode est en face d’une fente, on non.</w:t>
+            </w:r>
+          </w:p>
+          <w:p>
+            <w:pPr>
+              <w:rPr>
+                <w:lang w:eastAsia="fr-FR"/>
+              </w:rPr>
+            </w:pPr>
+            <w:r>
+              <w:rPr>
+                <w:lang w:eastAsia="fr-FR"/>
+              </w:rPr>
+              <w:t xml:space="preserve">Suivant le sens de rotation du codeur, </w:t>
+            </w:r>
+            <w:r>
+              <w:rPr>
+                <w:lang w:eastAsia="fr-FR"/>
+              </w:rPr>
+              <w:t xml:space="preserve">la succession des fronts sur chacune des voies sera différente. </w:t>
+            </w:r>
+          </w:p>
+          <w:p>
+            <w:pPr>
+              <w:rPr>
+                <w:lang w:eastAsia="fr-FR"/>
+              </w:rPr>
+            </w:pPr>
+          </w:p>
+          <w:p>
+            <w:pPr>
+              <w:rPr>
+                <w:lang w:eastAsia="fr-FR"/>
+              </w:rPr>
+            </w:pPr>
+            <w:r>
+              <w:rPr>
+                <w:lang w:eastAsia="fr-FR"/>
+              </w:rPr>
+              <w:t xml:space="preserve">Ainsi, dans le sens </w:t>
+            </w:r>
+            <w:r>
+              <w:rPr>
+                <w:b/>
+                <w:bCs/>
+                <w:lang w:eastAsia="fr-FR"/>
+              </w:rPr>
+              <w:t>« + »</w:t>
+            </w:r>
+            <w:r>
+              <w:rPr>
+                <w:lang w:eastAsia="fr-FR"/>
+              </w:rPr>
+              <w:t xml:space="preserve"> on observe un les changements d’états suivants : </w:t>
+            </w:r>
+          </w:p>
+          <w:p>
+            <w:pPr>
+              <w:rPr>
+                <w:lang w:eastAsia="fr-FR"/>
+              </w:rPr>
+            </w:pPr>
+            <m:oMathPara>
+              <m:oMathParaPr>
+                <m:jc m:val="centerGroup"/>
+              </m:oMathParaPr>
+              <m:oMath>
+                <m:sSub>
+                  <m:sSubPr>
+                    <m:ctrlPr>
+                      <w:rPr>
+                        <w:rFonts w:ascii="Cambria Math" w:hAnsi="Cambria Math"/>
+                        <w:i/>
+                        <w:iCs/>
+                        <w:lang w:eastAsia="fr-FR"/>
+                      </w:rPr>
+                    </m:ctrlPr>
+                  </m:sSubPr>
+                  <m:e>
+                    <m:r>
+                      <w:rPr>
+                        <w:rFonts w:ascii="Cambria Math" w:hAnsi="Cambria Math"/>
+                        <w:lang w:eastAsia="fr-FR"/>
+                      </w:rPr>
+                      <m:t>S</m:t>
+                    </m:r>
+                  </m:e>
+                  <m:sub>
+                    <m:r>
+                      <w:rPr>
+                        <w:rFonts w:ascii="Cambria Math" w:hAnsi="Cambria Math"/>
+                        <w:lang w:eastAsia="fr-FR"/>
+                      </w:rPr>
+                      <m:t>+</m:t>
+                    </m:r>
+                  </m:sub>
+                </m:sSub>
+                <m:r>
+                  <w:rPr>
+                    <w:rFonts w:ascii="Cambria Math" w:hAnsi="Cambria Math"/>
+                    <w:lang w:eastAsia="fr-FR"/>
+                  </w:rPr>
+                  <m:t>=↑A⋅B+↓A⋅</m:t>
+                </m:r>
+                <m:acc>
+                  <m:accPr>
+                    <m:chr m:val="̅"/>
+                    <m:ctrlPr>
+                      <w:rPr>
+                        <w:rFonts w:ascii="Cambria Math" w:hAnsi="Cambria Math"/>
+                        <w:i/>
+                        <w:iCs/>
+                        <w:lang w:eastAsia="fr-FR"/>
+                      </w:rPr>
+                    </m:ctrlPr>
+                  </m:accPr>
+                  <m:e>
+                    <m:r>
+                      <w:rPr>
+                        <w:rFonts w:ascii="Cambria Math" w:hAnsi="Cambria Math"/>
+                        <w:lang w:eastAsia="fr-FR"/>
+                      </w:rPr>
+                      <m:t>B</m:t>
+                    </m:r>
+                  </m:e>
+                </m:acc>
+                <m:r>
+                  <w:rPr>
+                    <w:rFonts w:ascii="Cambria Math" w:hAnsi="Cambria Math"/>
+                    <w:lang w:eastAsia="fr-FR"/>
+                  </w:rPr>
+                  <m:t>+↑B⋅</m:t>
+                </m:r>
+                <m:acc>
+                  <m:accPr>
+                    <m:chr m:val="̅"/>
+                    <m:ctrlPr>
+                      <w:rPr>
+                        <w:rFonts w:ascii="Cambria Math" w:hAnsi="Cambria Math"/>
+                        <w:i/>
+                        <w:iCs/>
+                        <w:lang w:eastAsia="fr-FR"/>
+                      </w:rPr>
+                    </m:ctrlPr>
+                  </m:accPr>
+                  <m:e>
+                    <m:r>
+                      <w:rPr>
+                        <w:rFonts w:ascii="Cambria Math" w:hAnsi="Cambria Math"/>
+                        <w:lang w:eastAsia="fr-FR"/>
+                      </w:rPr>
+                      <m:t>A</m:t>
+                    </m:r>
+                  </m:e>
+                </m:acc>
+                <m:r>
+                  <w:rPr>
+                    <w:rFonts w:ascii="Cambria Math" w:hAnsi="Cambria Math"/>
+                    <w:lang w:eastAsia="fr-FR"/>
+                  </w:rPr>
+                  <m:t>+↓B⋅A</m:t>
+                </m:r>
+              </m:oMath>
+            </m:oMathPara>
+          </w:p>
+          <w:p>
+            <w:pPr>
+              <w:rPr>
+                <w:lang w:eastAsia="fr-FR"/>
+              </w:rPr>
+            </w:pPr>
+            <w:r>
+              <w:rPr>
+                <w:lang w:eastAsia="fr-FR"/>
+              </w:rPr>
+              <w:t xml:space="preserve">Dans le sens </w:t>
+            </w:r>
+            <w:r>
+              <w:rPr>
+                <w:b/>
+                <w:bCs/>
+                <w:lang w:eastAsia="fr-FR"/>
+              </w:rPr>
+              <w:t>« </w:t>
+            </w:r>
+            <w:r>
+              <w:rPr>
+                <w:b/>
+                <w:bCs/>
+                <w:lang w:eastAsia="fr-FR"/>
+              </w:rPr>
+              <w:t>–</w:t>
+            </w:r>
+            <w:r>
+              <w:rPr>
+                <w:b/>
+                <w:bCs/>
+                <w:lang w:eastAsia="fr-FR"/>
+              </w:rPr>
+              <w:t> »</w:t>
+            </w:r>
+            <w:r>
+              <w:rPr>
+                <w:lang w:eastAsia="fr-FR"/>
+              </w:rPr>
+              <w:t xml:space="preserve"> on observe les changements d’états suivants :</w:t>
+            </w:r>
+          </w:p>
+          <w:p>
+            <w:pPr>
+              <w:rPr>
+                <w:lang w:eastAsia="fr-FR"/>
+              </w:rPr>
+            </w:pPr>
+            <m:oMathPara>
+              <m:oMathParaPr>
+                <m:jc m:val="centerGroup"/>
+              </m:oMathParaPr>
+              <m:oMath>
+                <m:sSub>
+                  <m:sSubPr>
+                    <m:ctrlPr>
+                      <w:rPr>
+                        <w:rFonts w:ascii="Cambria Math" w:hAnsi="Cambria Math"/>
+                        <w:i/>
+                        <w:iCs/>
+                        <w:lang w:eastAsia="fr-FR"/>
+                      </w:rPr>
+                    </m:ctrlPr>
+                  </m:sSubPr>
+                  <m:e>
+                    <m:r>
+                      <w:rPr>
+                        <w:rFonts w:ascii="Cambria Math" w:hAnsi="Cambria Math"/>
+                        <w:lang w:eastAsia="fr-FR"/>
+                      </w:rPr>
+                      <m:t>S</m:t>
+                    </m:r>
+                  </m:e>
+                  <m:sub>
+                    <m:r>
+                      <w:rPr>
+                        <w:rFonts w:ascii="Cambria Math" w:hAnsi="Cambria Math"/>
+                        <w:lang w:eastAsia="fr-FR"/>
+                      </w:rPr>
+                      <m:t>-</m:t>
+                    </m:r>
+                  </m:sub>
+                </m:sSub>
+                <m:r>
+                  <w:rPr>
+                    <w:rFonts w:ascii="Cambria Math" w:hAnsi="Cambria Math"/>
+                    <w:lang w:eastAsia="fr-FR"/>
+                  </w:rPr>
+                  <m:t>=↓A⋅B+↑A⋅</m:t>
+                </m:r>
+                <m:acc>
+                  <m:accPr>
+                    <m:chr m:val="̅"/>
+                    <m:ctrlPr>
+                      <w:rPr>
+                        <w:rFonts w:ascii="Cambria Math" w:hAnsi="Cambria Math"/>
+                        <w:i/>
+                        <w:iCs/>
+                        <w:lang w:eastAsia="fr-FR"/>
+                      </w:rPr>
+                    </m:ctrlPr>
+                  </m:accPr>
+                  <m:e>
+                    <m:r>
+                      <w:rPr>
+                        <w:rFonts w:ascii="Cambria Math" w:hAnsi="Cambria Math"/>
+                        <w:lang w:eastAsia="fr-FR"/>
+                      </w:rPr>
+                      <m:t>B</m:t>
+                    </m:r>
+                  </m:e>
+                </m:acc>
+                <m:r>
+                  <w:rPr>
+                    <w:rFonts w:ascii="Cambria Math" w:hAnsi="Cambria Math"/>
+                    <w:lang w:eastAsia="fr-FR"/>
+                  </w:rPr>
+                  <m:t>+↓B⋅</m:t>
+                </m:r>
+                <m:acc>
+                  <m:accPr>
+                    <m:chr m:val="̅"/>
+                    <m:ctrlPr>
+                      <w:rPr>
+                        <w:rFonts w:ascii="Cambria Math" w:hAnsi="Cambria Math"/>
+                        <w:i/>
+                        <w:iCs/>
+                        <w:lang w:eastAsia="fr-FR"/>
+                      </w:rPr>
+                    </m:ctrlPr>
+                  </m:accPr>
+                  <m:e>
+                    <m:r>
+                      <w:rPr>
+                        <w:rFonts w:ascii="Cambria Math" w:hAnsi="Cambria Math"/>
+                        <w:lang w:eastAsia="fr-FR"/>
+                      </w:rPr>
+                      <m:t>A</m:t>
+                    </m:r>
+                  </m:e>
+                </m:acc>
+                <m:r>
+                  <w:rPr>
+                    <w:rFonts w:ascii="Cambria Math" w:hAnsi="Cambria Math"/>
+                    <w:lang w:eastAsia="fr-FR"/>
+                  </w:rPr>
+                  <m:t>+↑B⋅A</m:t>
+                </m:r>
+              </m:oMath>
+            </m:oMathPara>
+          </w:p>
+          <w:p>
+            <w:pPr>
+              <w:rPr>
+                <w:lang w:eastAsia="fr-FR"/>
+              </w:rPr>
+            </w:pPr>
+          </w:p>
+        </w:tc>
+      </w:tr>
+    </w:tbl>
+    <w:p>
+      <w:pPr>
+        <w:rPr>
+          <w:lang w:eastAsia="fr-FR"/>
+        </w:rPr>
+      </w:pPr>
+    </w:p>
+    <w:tbl>
+      <w:tblPr>
+        <w:tblStyle w:val="Grilledutableau"/>
+        <w:tblW w:w="0" w:type="auto"/>
+        <w:tblBorders>
+          <w:top w:val="none" w:sz="0" w:space="0" w:color="auto"/>
+          <w:left w:val="none" w:sz="0" w:space="0" w:color="auto"/>
+          <w:bottom w:val="none" w:sz="0" w:space="0" w:color="auto"/>
+          <w:right w:val="none" w:sz="0" w:space="0" w:color="auto"/>
+          <w:insideH w:val="none" w:sz="0" w:space="0" w:color="auto"/>
+          <w:insideV w:val="none" w:sz="0" w:space="0" w:color="auto"/>
+        </w:tblBorders>
+        <w:tblLook w:val="04A0" w:firstRow="1" w:lastRow="0" w:firstColumn="1" w:lastColumn="0" w:noHBand="0" w:noVBand="1"/>
+      </w:tblPr>
+      <w:tblGrid>
+        <w:gridCol w:w="5097"/>
+        <w:gridCol w:w="5097"/>
+      </w:tblGrid>
+      <w:tr>
+        <w:tc>
+          <w:tcPr>
+            <w:tcW w:w="5097" w:type="dxa"/>
+            <w:vAlign w:val="center"/>
+          </w:tcPr>
+          <w:p>
+            <w:pPr>
+              <w:jc w:val="center"/>
+              <w:rPr>
+                <w:lang w:eastAsia="fr-FR"/>
+              </w:rPr>
+            </w:pPr>
+            <w:r>
+              <w:rPr>
+                <w:noProof/>
+                <w:lang w:eastAsia="fr-FR"/>
+              </w:rPr>
+              <w:lastRenderedPageBreak/>
+              <w:drawing>
+                <wp:inline distT="0" distB="0" distL="0" distR="0" wp14:anchorId="6BDD2F5F" wp14:editId="6790BF6C">
+                  <wp:extent cx="2118511" cy="2312430"/>
+                  <wp:effectExtent l="0" t="0" r="0" b="0"/>
+                  <wp:docPr id="1745419152" name="Image 2"/>
+                  <wp:cNvGraphicFramePr>
+                    <a:graphicFrameLocks xmlns:a="http://schemas.openxmlformats.org/drawingml/2006/main" noChangeAspect="1"/>
+                  </wp:cNvGraphicFramePr>
+                  <a:graphic xmlns:a="http://schemas.openxmlformats.org/drawingml/2006/main">
+                    <a:graphicData uri="http://schemas.openxmlformats.org/drawingml/2006/picture">
+                      <pic:pic xmlns:pic="http://schemas.openxmlformats.org/drawingml/2006/picture">
+                        <pic:nvPicPr>
+                          <pic:cNvPr id="0" name="Picture 3"/>
+                          <pic:cNvPicPr>
+                            <a:picLocks noChangeAspect="1" noChangeArrowheads="1"/>
+                          </pic:cNvPicPr>
+                        </pic:nvPicPr>
+                        <pic:blipFill>
+                          <a:blip r:embed="rId13" cstate="print">
+                            <a:extLst>
+                              <a:ext uri="{28A0092B-C50C-407E-A947-70E740481C1C}">
+                                <a14:useLocalDpi xmlns:a14="http://schemas.microsoft.com/office/drawing/2010/main" val="0"/>
+                              </a:ext>
+                            </a:extLst>
+                          </a:blip>
+                          <a:srcRect/>
+                          <a:stretch>
+                            <a:fillRect/>
+                          </a:stretch>
+                        </pic:blipFill>
+                        <pic:spPr bwMode="auto">
+                          <a:xfrm>
+                            <a:off x="0" y="0"/>
+                            <a:ext cx="2158352" cy="2355917"/>
+                          </a:xfrm>
+                          <a:prstGeom prst="rect">
+                            <a:avLst/>
+                          </a:prstGeom>
+                          <a:noFill/>
+                        </pic:spPr>
+                      </pic:pic>
+                    </a:graphicData>
+                  </a:graphic>
+                </wp:inline>
+              </w:drawing>
+            </w:r>
+          </w:p>
+        </w:tc>
+        <w:tc>
+          <w:tcPr>
+            <w:tcW w:w="5097" w:type="dxa"/>
+            <w:vAlign w:val="center"/>
+          </w:tcPr>
+          <w:p>
+            <w:pPr>
+              <w:jc w:val="left"/>
+              <w:rPr>
+                <w:lang w:eastAsia="fr-FR"/>
+              </w:rPr>
+            </w:pPr>
+            <w:r>
+              <w:rPr>
+                <w:lang w:eastAsia="fr-FR"/>
+              </w:rPr>
+              <w:t>On appelle incrément le passage d’un état à l’autre (voir combinaisons ci-dessus).</w:t>
+            </w:r>
+          </w:p>
+          <w:p>
+            <w:pPr>
+              <w:jc w:val="left"/>
+              <w:rPr>
+                <w:lang w:eastAsia="fr-FR"/>
+              </w:rPr>
+            </w:pPr>
+            <w:r>
+              <w:rPr>
+                <w:lang w:eastAsia="fr-FR"/>
+              </w:rPr>
+              <w:t xml:space="preserve">Lorsque la carte d’acquisition rencontre une combinaison du sens </w:t>
+            </w:r>
+            <w:r>
+              <w:rPr>
+                <w:b/>
+                <w:bCs/>
+                <w:lang w:eastAsia="fr-FR"/>
+              </w:rPr>
+              <w:t>« + »</w:t>
+            </w:r>
+            <w:r>
+              <w:rPr>
+                <w:b/>
+                <w:bCs/>
+                <w:lang w:eastAsia="fr-FR"/>
+              </w:rPr>
+              <w:t xml:space="preserve"> </w:t>
+            </w:r>
+            <w:r>
+              <w:rPr>
+                <w:lang w:eastAsia="fr-FR"/>
+              </w:rPr>
+              <w:t>elle</w:t>
+            </w:r>
+            <w:r>
+              <w:rPr>
+                <w:lang w:eastAsia="fr-FR"/>
+              </w:rPr>
+              <w:t xml:space="preserve"> ajoute un incrément.</w:t>
+            </w:r>
+          </w:p>
+          <w:p>
+            <w:pPr>
+              <w:jc w:val="left"/>
+              <w:rPr>
+                <w:lang w:eastAsia="fr-FR"/>
+              </w:rPr>
+            </w:pPr>
+            <w:r>
+              <w:rPr>
+                <w:lang w:eastAsia="fr-FR"/>
+              </w:rPr>
+              <w:t xml:space="preserve">Lorsque la carte d’acquisition rencontre une combinaison du sens </w:t>
+            </w:r>
+            <w:r>
+              <w:rPr>
+                <w:b/>
+                <w:bCs/>
+                <w:lang w:eastAsia="fr-FR"/>
+              </w:rPr>
+              <w:t>« </w:t>
+            </w:r>
+            <w:r>
+              <w:rPr>
+                <w:b/>
+                <w:bCs/>
+                <w:lang w:eastAsia="fr-FR"/>
+              </w:rPr>
+              <w:t>-</w:t>
+            </w:r>
+            <w:r>
+              <w:rPr>
+                <w:b/>
+                <w:bCs/>
+                <w:lang w:eastAsia="fr-FR"/>
+              </w:rPr>
+              <w:t> »</w:t>
+            </w:r>
+            <w:r>
+              <w:rPr>
+                <w:b/>
+                <w:bCs/>
+                <w:lang w:eastAsia="fr-FR"/>
+              </w:rPr>
+              <w:t xml:space="preserve"> </w:t>
+            </w:r>
+            <w:r>
+              <w:rPr>
+                <w:lang w:eastAsia="fr-FR"/>
+              </w:rPr>
+              <w:t>elle</w:t>
+            </w:r>
+            <w:r>
+              <w:rPr>
+                <w:lang w:eastAsia="fr-FR"/>
+              </w:rPr>
+              <w:t xml:space="preserve"> </w:t>
+            </w:r>
+            <w:r>
+              <w:rPr>
+                <w:lang w:eastAsia="fr-FR"/>
+              </w:rPr>
+              <w:t>soustraie</w:t>
+            </w:r>
+            <w:r>
+              <w:rPr>
+                <w:lang w:eastAsia="fr-FR"/>
+              </w:rPr>
+              <w:t xml:space="preserve"> un incrément.</w:t>
+            </w:r>
+          </w:p>
+          <w:p>
+            <w:pPr>
+              <w:jc w:val="left"/>
+              <w:rPr>
+                <w:lang w:eastAsia="fr-FR"/>
+              </w:rPr>
+            </w:pPr>
+          </w:p>
+          <w:p>
+            <w:pPr>
+              <w:jc w:val="left"/>
+              <w:rPr>
+                <w:lang w:eastAsia="fr-FR"/>
+              </w:rPr>
+            </w:pPr>
+            <w:r>
+              <w:rPr>
+                <w:lang w:eastAsia="fr-FR"/>
+              </w:rPr>
+              <w:t xml:space="preserve">Suivant la carte d’acquisition, on aura accès à chacune des voies de mesure, au compteur, ou a un angle. </w:t>
+            </w:r>
+          </w:p>
+          <w:p>
+            <w:pPr>
+              <w:jc w:val="left"/>
+              <w:rPr>
+                <w:lang w:eastAsia="fr-FR"/>
+              </w:rPr>
+            </w:pPr>
+          </w:p>
+          <w:p>
+            <w:pPr>
+              <w:jc w:val="left"/>
+              <w:rPr>
+                <w:lang w:eastAsia="fr-FR"/>
+              </w:rPr>
+            </w:pPr>
+            <w:r>
+              <w:rPr>
+                <w:lang w:eastAsia="fr-FR"/>
+              </w:rPr>
+              <w:t xml:space="preserve">Suivant les logiciels, les </w:t>
+            </w:r>
+            <w:r>
+              <w:rPr>
+                <w:b/>
+                <w:bCs/>
+                <w:lang w:eastAsia="fr-FR"/>
+              </w:rPr>
+              <w:t>incréments</w:t>
+            </w:r>
+            <w:r>
+              <w:rPr>
+                <w:lang w:eastAsia="fr-FR"/>
+              </w:rPr>
+              <w:t xml:space="preserve"> peuvent être appelés </w:t>
+            </w:r>
+            <w:r>
+              <w:rPr>
+                <w:b/>
+                <w:bCs/>
+                <w:lang w:eastAsia="fr-FR"/>
+              </w:rPr>
+              <w:t>tops</w:t>
+            </w:r>
+            <w:r>
+              <w:rPr>
+                <w:lang w:eastAsia="fr-FR"/>
+              </w:rPr>
+              <w:t xml:space="preserve"> ou encore </w:t>
+            </w:r>
+            <w:proofErr w:type="spellStart"/>
+            <w:r>
+              <w:rPr>
+                <w:b/>
+                <w:bCs/>
+                <w:lang w:eastAsia="fr-FR"/>
+              </w:rPr>
+              <w:t>qc</w:t>
+            </w:r>
+            <w:proofErr w:type="spellEnd"/>
+            <w:r>
+              <w:rPr>
+                <w:lang w:eastAsia="fr-FR"/>
+              </w:rPr>
+              <w:t xml:space="preserve"> (</w:t>
+            </w:r>
+            <w:r>
+              <w:rPr>
+                <w:i/>
+                <w:iCs/>
+                <w:lang w:eastAsia="fr-FR"/>
+              </w:rPr>
+              <w:t>quantum codec</w:t>
+            </w:r>
+            <w:r>
+              <w:rPr>
+                <w:lang w:eastAsia="fr-FR"/>
+              </w:rPr>
+              <w:t>).</w:t>
+            </w:r>
+          </w:p>
+        </w:tc>
+      </w:tr>
+    </w:tbl>
+    <w:p>
+      <w:pPr>
+        <w:pStyle w:val="Titre2"/>
+      </w:pPr>
+      <w:r>
+        <w:t>Résolution angulaire d’un codeur</w:t>
+      </w:r>
+    </w:p>
+    <w:p>
+      <w:pPr>
+        <w:rPr>
+          <w:lang w:eastAsia="fr-FR"/>
+        </w:rPr>
+      </w:pPr>
+      <w:r>
+        <w:rPr>
+          <w:lang w:eastAsia="fr-FR"/>
+        </w:rPr>
+        <w:t xml:space="preserve">Les observations précédentes qu’il est possible de mesurer : </w:t>
+      </w:r>
+    </w:p>
+    <w:p>
+      <w:pPr>
+        <w:pStyle w:val="Paragraphedeliste"/>
+        <w:numPr>
+          <w:ilvl w:val="0"/>
+          <w:numId w:val="43"/>
+        </w:numPr>
+        <w:rPr>
+          <w:lang w:eastAsia="fr-FR"/>
+        </w:rPr>
+      </w:pPr>
+      <w:r>
+        <w:rPr>
+          <w:lang w:eastAsia="fr-FR"/>
+        </w:rPr>
+        <w:t>des front montants et des front descendant (ou des états hauts et des états bas)</w:t>
+      </w:r>
+    </w:p>
+    <w:p>
+      <w:pPr>
+        <w:pStyle w:val="Paragraphedeliste"/>
+        <w:numPr>
+          <w:ilvl w:val="0"/>
+          <w:numId w:val="43"/>
+        </w:numPr>
+        <w:rPr>
+          <w:lang w:eastAsia="fr-FR"/>
+        </w:rPr>
+      </w:pPr>
+      <w:r>
+        <w:rPr>
+          <w:lang w:eastAsia="fr-FR"/>
+        </w:rPr>
+        <w:t xml:space="preserve">sur deux voies de mesures. </w:t>
+      </w:r>
+    </w:p>
+    <w:p>
+      <w:pPr>
+        <w:rPr>
+          <w:rFonts w:eastAsiaTheme="minorEastAsia"/>
+          <w:lang w:eastAsia="fr-FR"/>
+        </w:rPr>
+      </w:pPr>
+      <w:r>
+        <w:rPr>
+          <w:lang w:eastAsia="fr-FR"/>
+        </w:rPr>
+        <w:t xml:space="preserve">Ainsi pour un codeur à </w:t>
+      </w:r>
+      <w:r>
+        <w:rPr>
+          <w:b/>
+          <w:bCs/>
+          <w:i/>
+          <w:iCs/>
+          <w:lang w:eastAsia="fr-FR"/>
+        </w:rPr>
+        <w:t>n</w:t>
+      </w:r>
+      <w:r>
+        <w:rPr>
+          <w:lang w:eastAsia="fr-FR"/>
+        </w:rPr>
+        <w:t xml:space="preserve"> fentes on peut mesurer </w:t>
+      </w:r>
+      <w:r>
+        <w:rPr>
+          <w:b/>
+          <w:bCs/>
+          <w:i/>
+          <w:iCs/>
+          <w:lang w:eastAsia="fr-FR"/>
+        </w:rPr>
+        <w:t>4n</w:t>
+      </w:r>
+      <w:r>
+        <w:rPr>
+          <w:lang w:eastAsia="fr-FR"/>
+        </w:rPr>
+        <w:t xml:space="preserve"> informations. La résolution angulaire (en radians) est donc donnée par </w:t>
+      </w:r>
+      <m:oMath>
+        <m:r>
+          <w:rPr>
+            <w:rFonts w:ascii="Cambria Math" w:hAnsi="Cambria Math"/>
+            <w:lang w:eastAsia="fr-FR"/>
+          </w:rPr>
+          <m:t>r=</m:t>
+        </m:r>
+        <m:f>
+          <m:fPr>
+            <m:ctrlPr>
+              <w:rPr>
+                <w:rFonts w:ascii="Cambria Math" w:hAnsi="Cambria Math"/>
+                <w:i/>
+                <w:lang w:eastAsia="fr-FR"/>
+              </w:rPr>
+            </m:ctrlPr>
+          </m:fPr>
+          <m:num>
+            <m:r>
+              <w:rPr>
+                <w:rFonts w:ascii="Cambria Math" w:hAnsi="Cambria Math"/>
+                <w:lang w:eastAsia="fr-FR"/>
+              </w:rPr>
+              <m:t>2π</m:t>
+            </m:r>
+          </m:num>
+          <m:den>
+            <m:r>
+              <w:rPr>
+                <w:rFonts w:ascii="Cambria Math" w:eastAsiaTheme="minorEastAsia" w:hAnsi="Cambria Math"/>
+                <w:lang w:eastAsia="fr-FR"/>
+              </w:rPr>
+              <m:t>4n</m:t>
+            </m:r>
+          </m:den>
+        </m:f>
+        <m:r>
+          <w:rPr>
+            <w:rFonts w:ascii="Cambria Math" w:hAnsi="Cambria Math"/>
+            <w:lang w:eastAsia="fr-FR"/>
+          </w:rPr>
+          <m:t>.</m:t>
+        </m:r>
+      </m:oMath>
+    </w:p>
+    <w:p>
+      <w:pPr>
+        <w:rPr>
+          <w:rFonts w:eastAsiaTheme="minorEastAsia"/>
+          <w:lang w:eastAsia="fr-FR"/>
+        </w:rPr>
+      </w:pPr>
+      <w:r>
+        <w:rPr>
+          <w:rFonts w:eastAsiaTheme="minorEastAsia"/>
+          <w:lang w:eastAsia="fr-FR"/>
+        </w:rPr>
+        <w:t>Ainsi un codeur a 6 fentes a une résolution de 0,26 radians. Un codeur à 500 fentes a une résolution de 0,0031 rad.</w:t>
+      </w:r>
+    </w:p>
+    <w:p>
+      <w:pPr>
+        <w:rPr>
+          <w:lang w:eastAsia="fr-FR"/>
+        </w:rPr>
+      </w:pPr>
+      <w:r>
+        <w:rPr>
+          <w:rFonts w:eastAsiaTheme="minorEastAsia"/>
+          <w:lang w:eastAsia="fr-FR"/>
+        </w:rPr>
+        <w:t xml:space="preserve">Si un réducteur de rapport </w:t>
+      </w:r>
+      <m:oMath>
+        <m:r>
+          <m:rPr>
+            <m:sty m:val="bi"/>
+          </m:rPr>
+          <w:rPr>
+            <w:rFonts w:ascii="Cambria Math" w:eastAsiaTheme="minorEastAsia" w:hAnsi="Cambria Math"/>
+            <w:lang w:eastAsia="fr-FR"/>
+          </w:rPr>
+          <m:t>r &lt; 1</m:t>
+        </m:r>
+      </m:oMath>
+      <w:r>
+        <w:rPr>
+          <w:rFonts w:eastAsiaTheme="minorEastAsia"/>
+          <w:lang w:eastAsia="fr-FR"/>
+        </w:rPr>
+        <w:t xml:space="preserve"> est placé « après le codeur » la résolution sera de</w:t>
+      </w:r>
+      <w:r>
+        <w:rPr>
+          <w:rFonts w:ascii="Cambria Math" w:hAnsi="Cambria Math"/>
+          <w:i/>
+          <w:lang w:eastAsia="fr-FR"/>
+        </w:rPr>
+        <w:t xml:space="preserve"> </w:t>
+      </w:r>
+      <m:oMath>
+        <m:r>
+          <w:rPr>
+            <w:rFonts w:ascii="Cambria Math" w:hAnsi="Cambria Math"/>
+            <w:lang w:eastAsia="fr-FR"/>
+          </w:rPr>
+          <m:t>r=</m:t>
+        </m:r>
+        <m:f>
+          <m:fPr>
+            <m:ctrlPr>
+              <w:rPr>
+                <w:rFonts w:ascii="Cambria Math" w:hAnsi="Cambria Math"/>
+                <w:i/>
+                <w:lang w:eastAsia="fr-FR"/>
+              </w:rPr>
+            </m:ctrlPr>
+          </m:fPr>
+          <m:num>
+            <m:r>
+              <w:rPr>
+                <w:rFonts w:ascii="Cambria Math" w:hAnsi="Cambria Math"/>
+                <w:lang w:eastAsia="fr-FR"/>
+              </w:rPr>
+              <m:t>2π</m:t>
+            </m:r>
+          </m:num>
+          <m:den>
+            <m:r>
+              <w:rPr>
+                <w:rFonts w:ascii="Cambria Math" w:eastAsiaTheme="minorEastAsia" w:hAnsi="Cambria Math"/>
+                <w:lang w:eastAsia="fr-FR"/>
+              </w:rPr>
+              <m:t>4n</m:t>
+            </m:r>
+          </m:den>
+        </m:f>
+        <m:r>
+          <w:rPr>
+            <w:rFonts w:ascii="Cambria Math" w:hAnsi="Cambria Math"/>
+            <w:lang w:eastAsia="fr-FR"/>
+          </w:rPr>
+          <m:t>×r</m:t>
+        </m:r>
+        <m:r>
+          <w:rPr>
+            <w:rFonts w:ascii="Cambria Math" w:hAnsi="Cambria Math"/>
+            <w:lang w:eastAsia="fr-FR"/>
+          </w:rPr>
+          <m:t>.</m:t>
+        </m:r>
+      </m:oMath>
+    </w:p>
+    <w:p>
+      <w:pPr>
+        <w:pStyle w:val="Titre2"/>
+      </w:pPr>
+      <w:r>
+        <w:t>En résumé …</w:t>
+      </w:r>
+    </w:p>
+    <w:p>
+      <w:pPr>
+        <w:rPr>
+          <w:lang w:eastAsia="fr-FR"/>
+        </w:rPr>
+      </w:pPr>
+    </w:p>
+    <w:tbl>
+      <w:tblPr>
+        <w:tblStyle w:val="Grilledutableau"/>
+        <w:tblW w:w="0" w:type="auto"/>
+        <w:tblBorders>
+          <w:top w:val="none" w:sz="0" w:space="0" w:color="auto"/>
+          <w:left w:val="none" w:sz="0" w:space="0" w:color="auto"/>
+          <w:bottom w:val="none" w:sz="0" w:space="0" w:color="auto"/>
+          <w:right w:val="none" w:sz="0" w:space="0" w:color="auto"/>
+          <w:insideH w:val="none" w:sz="0" w:space="0" w:color="auto"/>
+          <w:insideV w:val="none" w:sz="0" w:space="0" w:color="auto"/>
+        </w:tblBorders>
+        <w:tblLook w:val="04A0" w:firstRow="1" w:lastRow="0" w:firstColumn="1" w:lastColumn="0" w:noHBand="0" w:noVBand="1"/>
+      </w:tblPr>
+      <w:tblGrid>
+        <w:gridCol w:w="3398"/>
+        <w:gridCol w:w="3398"/>
+        <w:gridCol w:w="3398"/>
+      </w:tblGrid>
+      <w:tr>
+        <w:tc>
+          <w:tcPr>
+            <w:tcW w:w="3398" w:type="dxa"/>
+          </w:tcPr>
+          <w:p>
+            <w:pPr>
+              <w:rPr>
+                <w:b/>
+                <w:bCs/>
+                <w:lang w:eastAsia="fr-FR"/>
+              </w:rPr>
+            </w:pPr>
+            <w:r>
+              <w:rPr>
+                <w:b/>
+                <w:bCs/>
+                <w:lang w:eastAsia="fr-FR"/>
+              </w:rPr>
+              <w:t>Un schéma</w:t>
+            </w:r>
+          </w:p>
+        </w:tc>
+        <w:tc>
+          <w:tcPr>
+            <w:tcW w:w="3398" w:type="dxa"/>
+          </w:tcPr>
+          <w:p>
+            <w:pPr>
+              <w:rPr>
+                <w:b/>
+                <w:bCs/>
+                <w:lang w:eastAsia="fr-FR"/>
+              </w:rPr>
+            </w:pPr>
+            <w:r>
+              <w:rPr>
+                <w:b/>
+                <w:bCs/>
+                <w:lang w:eastAsia="fr-FR"/>
+              </w:rPr>
+              <w:t>Un chronogramme</w:t>
+            </w:r>
+          </w:p>
+        </w:tc>
+        <w:tc>
+          <w:tcPr>
+            <w:tcW w:w="3398" w:type="dxa"/>
+          </w:tcPr>
+          <w:p>
+            <w:pPr>
+              <w:rPr>
+                <w:b/>
+                <w:bCs/>
+                <w:lang w:eastAsia="fr-FR"/>
+              </w:rPr>
+            </w:pPr>
+            <w:r>
+              <w:rPr>
+                <w:b/>
+                <w:bCs/>
+                <w:lang w:eastAsia="fr-FR"/>
+              </w:rPr>
+              <w:t>Une résolution</w:t>
+            </w:r>
+          </w:p>
+        </w:tc>
+      </w:tr>
+      <w:tr>
+        <w:tc>
+          <w:tcPr>
+            <w:tcW w:w="3398" w:type="dxa"/>
+            <w:vAlign w:val="center"/>
+          </w:tcPr>
+          <w:p>
+            <w:pPr>
+              <w:jc w:val="center"/>
+              <w:rPr>
+                <w:lang w:eastAsia="fr-FR"/>
+              </w:rPr>
+            </w:pPr>
+            <w:r>
+              <w:rPr>
+                <w:noProof/>
+                <w:lang w:eastAsia="fr-FR"/>
+              </w:rPr>
+              <w:drawing>
+                <wp:inline distT="0" distB="0" distL="0" distR="0" wp14:anchorId="607C02EE" wp14:editId="555BCA54">
+                  <wp:extent cx="1286749" cy="1390650"/>
+                  <wp:effectExtent l="0" t="0" r="0" b="0"/>
+                  <wp:docPr id="1998079773" name="Image 3"/>
+                  <wp:cNvGraphicFramePr>
+                    <a:graphicFrameLocks xmlns:a="http://schemas.openxmlformats.org/drawingml/2006/main" noChangeAspect="1"/>
+                  </wp:cNvGraphicFramePr>
+                  <a:graphic xmlns:a="http://schemas.openxmlformats.org/drawingml/2006/main">
+                    <a:graphicData uri="http://schemas.openxmlformats.org/drawingml/2006/picture">
+                      <pic:pic xmlns:pic="http://schemas.openxmlformats.org/drawingml/2006/picture">
+                        <pic:nvPicPr>
+                          <pic:cNvPr id="0" name="Picture 4"/>
+                          <pic:cNvPicPr>
+                            <a:picLocks noChangeAspect="1" noChangeArrowheads="1"/>
+                          </pic:cNvPicPr>
+                        </pic:nvPicPr>
+                        <pic:blipFill>
+                          <a:blip r:embed="rId11" cstate="print">
+                            <a:extLst>
+                              <a:ext uri="{28A0092B-C50C-407E-A947-70E740481C1C}">
+                                <a14:useLocalDpi xmlns:a14="http://schemas.microsoft.com/office/drawing/2010/main" val="0"/>
+                              </a:ext>
+                            </a:extLst>
+                          </a:blip>
+                          <a:srcRect/>
+                          <a:stretch>
+                            <a:fillRect/>
+                          </a:stretch>
+                        </pic:blipFill>
+                        <pic:spPr bwMode="auto">
+                          <a:xfrm>
+                            <a:off x="0" y="0"/>
+                            <a:ext cx="1291151" cy="1395407"/>
+                          </a:xfrm>
+                          <a:prstGeom prst="rect">
+                            <a:avLst/>
+                          </a:prstGeom>
+                          <a:noFill/>
+                        </pic:spPr>
+                      </pic:pic>
+                    </a:graphicData>
+                  </a:graphic>
+                </wp:inline>
+              </w:drawing>
+            </w:r>
+          </w:p>
+        </w:tc>
+        <w:tc>
+          <w:tcPr>
+            <w:tcW w:w="3398" w:type="dxa"/>
+            <w:vAlign w:val="center"/>
+          </w:tcPr>
+          <w:p>
+            <w:pPr>
+              <w:jc w:val="center"/>
+              <w:rPr>
+                <w:lang w:eastAsia="fr-FR"/>
+              </w:rPr>
+            </w:pPr>
+            <w:r>
+              <w:rPr>
+                <w:noProof/>
+                <w:lang w:eastAsia="fr-FR"/>
+              </w:rPr>
+              <w:drawing>
+                <wp:inline distT="0" distB="0" distL="0" distR="0" wp14:anchorId="6E0169BC" wp14:editId="366458B2">
+                  <wp:extent cx="1704396" cy="1373504"/>
+                  <wp:effectExtent l="0" t="0" r="0" b="0"/>
+                  <wp:docPr id="397234489" name="Image 4"/>
+                  <wp:cNvGraphicFramePr>
+                    <a:graphicFrameLocks xmlns:a="http://schemas.openxmlformats.org/drawingml/2006/main" noChangeAspect="1"/>
+                  </wp:cNvGraphicFramePr>
+                  <a:graphic xmlns:a="http://schemas.openxmlformats.org/drawingml/2006/main">
+                    <a:graphicData uri="http://schemas.openxmlformats.org/drawingml/2006/picture">
+                      <pic:pic xmlns:pic="http://schemas.openxmlformats.org/drawingml/2006/picture">
+                        <pic:nvPicPr>
+                          <pic:cNvPr id="0" name="Picture 5"/>
+                          <pic:cNvPicPr>
+                            <a:picLocks noChangeAspect="1" noChangeArrowheads="1"/>
+                          </pic:cNvPicPr>
+                        </pic:nvPicPr>
+                        <pic:blipFill>
+                          <a:blip r:embed="rId14" cstate="print">
+                            <a:extLst>
+                              <a:ext uri="{28A0092B-C50C-407E-A947-70E740481C1C}">
+                                <a14:useLocalDpi xmlns:a14="http://schemas.microsoft.com/office/drawing/2010/main" val="0"/>
+                              </a:ext>
+                            </a:extLst>
+                          </a:blip>
+                          <a:srcRect/>
+                          <a:stretch>
+                            <a:fillRect/>
+                          </a:stretch>
+                        </pic:blipFill>
+                        <pic:spPr bwMode="auto">
+                          <a:xfrm>
+                            <a:off x="0" y="0"/>
+                            <a:ext cx="1713805" cy="1381087"/>
+                          </a:xfrm>
+                          <a:prstGeom prst="rect">
+                            <a:avLst/>
+                          </a:prstGeom>
+                          <a:noFill/>
+                        </pic:spPr>
+                      </pic:pic>
+                    </a:graphicData>
+                  </a:graphic>
+                </wp:inline>
+              </w:drawing>
+            </w:r>
+          </w:p>
+        </w:tc>
+        <w:tc>
+          <w:tcPr>
+            <w:tcW w:w="3398" w:type="dxa"/>
+          </w:tcPr>
+          <w:p>
+            <w:pPr>
+              <w:rPr>
+                <w:lang w:eastAsia="fr-FR"/>
+              </w:rPr>
+            </w:pPr>
+            <w:r>
+              <w:rPr>
+                <w:lang w:eastAsia="fr-FR"/>
+              </w:rPr>
+              <w:t>Le codeur incrémental est un capteur de position angulaire.</w:t>
+            </w:r>
+          </w:p>
+          <w:p>
+            <w:pPr>
+              <w:rPr>
+                <w:lang w:eastAsia="fr-FR"/>
+              </w:rPr>
+            </w:pPr>
+          </w:p>
+          <w:p>
+            <w:pPr>
+              <w:pStyle w:val="Paragraphedeliste"/>
+              <w:numPr>
+                <w:ilvl w:val="0"/>
+                <w:numId w:val="44"/>
+              </w:numPr>
+              <w:rPr>
+                <w:lang w:eastAsia="fr-FR"/>
+              </w:rPr>
+            </w:pPr>
+            <w:r>
+              <w:rPr>
+                <w:lang w:eastAsia="fr-FR"/>
+              </w:rPr>
+              <w:t>6 fentes</w:t>
+            </w:r>
+          </w:p>
+          <w:p>
+            <w:pPr>
+              <w:pStyle w:val="Paragraphedeliste"/>
+              <w:numPr>
+                <w:ilvl w:val="0"/>
+                <w:numId w:val="44"/>
+              </w:numPr>
+              <w:rPr>
+                <w:lang w:eastAsia="fr-FR"/>
+              </w:rPr>
+            </w:pPr>
+            <w:r>
+              <w:rPr>
+                <w:lang w:eastAsia="fr-FR"/>
+              </w:rPr>
+              <w:t>2 voies en quadrature (4 infos/par fente)</w:t>
+            </w:r>
+          </w:p>
+          <w:p>
+            <w:pPr>
+              <w:pStyle w:val="Paragraphedeliste"/>
+              <w:numPr>
+                <w:ilvl w:val="0"/>
+                <w:numId w:val="44"/>
+              </w:numPr>
+              <w:rPr>
+                <w:lang w:eastAsia="fr-FR"/>
+              </w:rPr>
+            </w:pPr>
+            <m:oMath>
+              <m:r>
+                <w:rPr>
+                  <w:rFonts w:ascii="Cambria Math" w:hAnsi="Cambria Math"/>
+                  <w:lang w:eastAsia="fr-FR"/>
+                </w:rPr>
+                <m:t>r=</m:t>
+              </m:r>
+              <m:f>
+                <m:fPr>
+                  <m:ctrlPr>
+                    <w:rPr>
+                      <w:rFonts w:ascii="Cambria Math" w:hAnsi="Cambria Math"/>
+                      <w:i/>
+                      <w:lang w:eastAsia="fr-FR"/>
+                    </w:rPr>
+                  </m:ctrlPr>
+                </m:fPr>
+                <m:num>
+                  <m:r>
+                    <w:rPr>
+                      <w:rFonts w:ascii="Cambria Math" w:hAnsi="Cambria Math"/>
+                      <w:lang w:eastAsia="fr-FR"/>
+                    </w:rPr>
+                    <m:t>2π</m:t>
+                  </m:r>
+                </m:num>
+                <m:den>
+                  <m:r>
+                    <w:rPr>
+                      <w:rFonts w:ascii="Cambria Math" w:hAnsi="Cambria Math"/>
+                      <w:lang w:eastAsia="fr-FR"/>
+                    </w:rPr>
+                    <m:t>6×4</m:t>
+                  </m:r>
+                </m:den>
+              </m:f>
+              <m:r>
+                <w:rPr>
+                  <w:rFonts w:ascii="Cambria Math" w:hAnsi="Cambria Math"/>
+                  <w:lang w:eastAsia="fr-FR"/>
+                </w:rPr>
+                <m:t xml:space="preserve">=0,26 </m:t>
+              </m:r>
+              <m:r>
+                <m:rPr>
+                  <m:sty m:val="p"/>
+                </m:rPr>
+                <w:rPr>
+                  <w:rFonts w:ascii="Cambria Math" w:hAnsi="Cambria Math"/>
+                  <w:lang w:eastAsia="fr-FR"/>
+                </w:rPr>
+                <m:t>rad</m:t>
+              </m:r>
+            </m:oMath>
+          </w:p>
+        </w:tc>
+      </w:tr>
+    </w:tbl>
+    <w:p>
+      <w:pPr>
+        <w:rPr>
+          <w:lang w:eastAsia="fr-FR"/>
+        </w:rPr>
+      </w:pPr>
+    </w:p>
+    <w:p>
+      <w:pPr>
+        <w:pStyle w:val="Titre"/>
+      </w:pPr>
+      <w:r>
+        <w:t>Le hacheur</w:t>
+      </w:r>
+    </w:p>
+    <w:p>
+      <w:pPr>
+        <w:pStyle w:val="Titre2"/>
+      </w:pPr>
+      <w:r>
+        <w:t>Définition</w:t>
+      </w:r>
+    </w:p>
+    <w:tbl>
+      <w:tblPr>
+        <w:tblStyle w:val="Grilledutableau"/>
+        <w:tblW w:w="0" w:type="auto"/>
+        <w:tblBorders>
+          <w:top w:val="none" w:sz="0" w:space="0" w:color="auto"/>
+          <w:left w:val="none" w:sz="0" w:space="0" w:color="auto"/>
+          <w:bottom w:val="none" w:sz="0" w:space="0" w:color="auto"/>
+          <w:right w:val="none" w:sz="0" w:space="0" w:color="auto"/>
+          <w:insideH w:val="none" w:sz="0" w:space="0" w:color="auto"/>
+          <w:insideV w:val="none" w:sz="0" w:space="0" w:color="auto"/>
+        </w:tblBorders>
+        <w:tblLook w:val="04A0" w:firstRow="1" w:lastRow="0" w:firstColumn="1" w:lastColumn="0" w:noHBand="0" w:noVBand="1"/>
+      </w:tblPr>
+      <w:tblGrid>
+        <w:gridCol w:w="8784"/>
+        <w:gridCol w:w="1410"/>
+      </w:tblGrid>
+      <w:tr>
+        <w:tc>
+          <w:tcPr>
+            <w:tcW w:w="8784" w:type="dxa"/>
+          </w:tcPr>
+          <w:p>
+            <w:pPr>
+              <w:rPr>
+                <w:lang w:eastAsia="fr-FR"/>
+              </w:rPr>
+            </w:pPr>
+            <w:r>
+              <w:rPr>
+                <w:lang w:eastAsia="fr-FR"/>
+              </w:rPr>
+              <w:t>Il existe beaucoup de hacheurs différents. On n’évoque ici uniquement les hacheurs permettant de moduler la vitesse des moteurs à courant continu</w:t>
+            </w:r>
+            <w:r>
+              <w:rPr>
+                <w:lang w:eastAsia="fr-FR"/>
+              </w:rPr>
+              <w:t xml:space="preserve"> (MCC)</w:t>
+            </w:r>
+            <w:r>
+              <w:rPr>
+                <w:lang w:eastAsia="fr-FR"/>
+              </w:rPr>
+              <w:t xml:space="preserve">. </w:t>
+            </w:r>
+          </w:p>
+          <w:p>
+            <w:pPr>
+              <w:rPr>
+                <w:lang w:eastAsia="fr-FR"/>
+              </w:rPr>
+            </w:pPr>
+            <w:r>
+              <w:rPr>
+                <w:lang w:eastAsia="fr-FR"/>
+              </w:rPr>
+              <w:t>Un hacheur est considéré comme un convertisseur continu – continu.</w:t>
+            </w:r>
+            <w:r>
+              <w:rPr>
+                <w:lang w:eastAsia="fr-FR"/>
+              </w:rPr>
+              <w:t xml:space="preserve"> Il permet de moduler la tension imposée aux bornes d’un MCC.</w:t>
+            </w:r>
+          </w:p>
+        </w:tc>
+        <w:tc>
+          <w:tcPr>
+            <w:tcW w:w="1410" w:type="dxa"/>
+            <w:vAlign w:val="center"/>
+          </w:tcPr>
+          <w:p>
+            <w:pPr>
+              <w:jc w:val="center"/>
+              <w:rPr>
+                <w:lang w:eastAsia="fr-FR"/>
+              </w:rPr>
+            </w:pPr>
+            <w:r>
+              <w:rPr>
+                <w:noProof/>
+                <w:lang w:eastAsia="fr-FR"/>
+              </w:rPr>
+              <w:drawing>
+                <wp:inline distT="0" distB="0" distL="0" distR="0" wp14:anchorId="4FFA17CE" wp14:editId="48702043">
+                  <wp:extent cx="735965" cy="497494"/>
+                  <wp:effectExtent l="0" t="0" r="6985" b="0"/>
+                  <wp:docPr id="2003656531" name="Image 7"/>
+                  <wp:cNvGraphicFramePr>
+                    <a:graphicFrameLocks xmlns:a="http://schemas.openxmlformats.org/drawingml/2006/main" noChangeAspect="1"/>
+                  </wp:cNvGraphicFramePr>
+                  <a:graphic xmlns:a="http://schemas.openxmlformats.org/drawingml/2006/main">
+                    <a:graphicData uri="http://schemas.openxmlformats.org/drawingml/2006/picture">
+                      <pic:pic xmlns:pic="http://schemas.openxmlformats.org/drawingml/2006/picture">
+                        <pic:nvPicPr>
+                          <pic:cNvPr id="0" name="Picture 8"/>
+                          <pic:cNvPicPr>
+                            <a:picLocks noChangeAspect="1" noChangeArrowheads="1"/>
+                          </pic:cNvPicPr>
+                        </pic:nvPicPr>
+                        <pic:blipFill>
+                          <a:blip r:embed="rId15">
+                            <a:extLst>
+                              <a:ext uri="{28A0092B-C50C-407E-A947-70E740481C1C}">
+                                <a14:useLocalDpi xmlns:a14="http://schemas.microsoft.com/office/drawing/2010/main" val="0"/>
+                              </a:ext>
+                            </a:extLst>
+                          </a:blip>
+                          <a:srcRect/>
+                          <a:stretch>
+                            <a:fillRect/>
+                          </a:stretch>
+                        </pic:blipFill>
+                        <pic:spPr bwMode="auto">
+                          <a:xfrm>
+                            <a:off x="0" y="0"/>
+                            <a:ext cx="744931" cy="503555"/>
+                          </a:xfrm>
+                          <a:prstGeom prst="rect">
+                            <a:avLst/>
+                          </a:prstGeom>
+                          <a:noFill/>
+                        </pic:spPr>
+                      </pic:pic>
+                    </a:graphicData>
+                  </a:graphic>
+                </wp:inline>
+              </w:drawing>
+            </w:r>
+          </w:p>
+        </w:tc>
+      </w:tr>
+    </w:tbl>
+    <w:p>
+      <w:pPr>
+        <w:pStyle w:val="Titre2"/>
+      </w:pPr>
+      <w:r>
+        <w:t>Principe de fonctionnement</w:t>
+      </w:r>
+    </w:p>
+    <w:p>
+      <w:pPr>
+        <w:rPr>
+          <w:lang w:eastAsia="fr-FR"/>
+        </w:rPr>
+      </w:pPr>
+    </w:p>
+    <w:tbl>
+      <w:tblPr>
+        <w:tblStyle w:val="Grilledutableau"/>
+        <w:tblW w:w="0" w:type="auto"/>
+        <w:tblBorders>
+          <w:top w:val="none" w:sz="0" w:space="0" w:color="auto"/>
+          <w:left w:val="none" w:sz="0" w:space="0" w:color="auto"/>
+          <w:bottom w:val="none" w:sz="0" w:space="0" w:color="auto"/>
+          <w:right w:val="none" w:sz="0" w:space="0" w:color="auto"/>
+          <w:insideH w:val="none" w:sz="0" w:space="0" w:color="auto"/>
+          <w:insideV w:val="none" w:sz="0" w:space="0" w:color="auto"/>
+        </w:tblBorders>
+        <w:tblLook w:val="04A0" w:firstRow="1" w:lastRow="0" w:firstColumn="1" w:lastColumn="0" w:noHBand="0" w:noVBand="1"/>
+      </w:tblPr>
+      <w:tblGrid>
+        <w:gridCol w:w="5097"/>
+        <w:gridCol w:w="5097"/>
+      </w:tblGrid>
+      <w:tr>
+        <w:tc>
+          <w:tcPr>
+            <w:tcW w:w="5097" w:type="dxa"/>
+          </w:tcPr>
+          <w:p>
+            <w:r>
+              <w:t xml:space="preserve">Un hacheur (série) est constitué d’un interrupteur commandé (transistor) et d’une diode. </w:t>
+            </w:r>
+          </w:p>
+          <w:p>
+            <w:pPr>
+              <w:pStyle w:val="Paragraphedeliste"/>
+              <w:numPr>
+                <w:ilvl w:val="0"/>
+                <w:numId w:val="45"/>
+              </w:numPr>
+            </w:pPr>
+            <w:r>
+              <w:t>D’une part il est branchée sur une source de tension continue de valeur constante.</w:t>
+            </w:r>
+          </w:p>
+          <w:p>
+            <w:pPr>
+              <w:pStyle w:val="Paragraphedeliste"/>
+              <w:numPr>
+                <w:ilvl w:val="0"/>
+                <w:numId w:val="45"/>
+              </w:numPr>
+            </w:pPr>
+            <w:r>
+              <w:t>D’autre part il est branché à un moteur à courant continu.</w:t>
+            </w:r>
+          </w:p>
+          <w:p>
+            <w:pPr>
+              <w:pStyle w:val="Paragraphedeliste"/>
+              <w:numPr>
+                <w:ilvl w:val="0"/>
+                <w:numId w:val="45"/>
+              </w:numPr>
+            </w:pPr>
+            <w:r>
+              <w:lastRenderedPageBreak/>
+              <w:t xml:space="preserve">Enfin, l’interrupteur est commandé par une commande en PWM (ou MLI : Modulation de Largeur d’Impulsion, </w:t>
+            </w:r>
+            <w:r>
+              <w:rPr>
+                <w:i/>
+                <w:iCs/>
+              </w:rPr>
+              <w:t xml:space="preserve">Pulse </w:t>
+            </w:r>
+            <w:proofErr w:type="spellStart"/>
+            <w:r>
+              <w:rPr>
+                <w:i/>
+                <w:iCs/>
+              </w:rPr>
+              <w:t>Width</w:t>
+            </w:r>
+            <w:proofErr w:type="spellEnd"/>
+            <w:r>
+              <w:rPr>
+                <w:i/>
+                <w:iCs/>
+              </w:rPr>
+              <w:t xml:space="preserve"> Modulation</w:t>
+            </w:r>
+            <w:r>
+              <w:t>).</w:t>
+            </w:r>
+          </w:p>
+        </w:tc>
+        <w:tc>
+          <w:tcPr>
+            <w:tcW w:w="5097" w:type="dxa"/>
+          </w:tcPr>
+          <w:p>
+            <w:pPr>
+              <w:jc w:val="center"/>
+            </w:pPr>
+            <w:r>
+              <w:rPr>
+                <w:noProof/>
+              </w:rPr>
+              <w:lastRenderedPageBreak/>
+              <w:drawing>
+                <wp:inline distT="0" distB="0" distL="0" distR="0" wp14:anchorId="3FBFE5D3" wp14:editId="0AA7560D">
+                  <wp:extent cx="1705993" cy="1080000"/>
+                  <wp:effectExtent l="0" t="0" r="8890" b="0"/>
+                  <wp:docPr id="145113395" name="Image 8"/>
+                  <wp:cNvGraphicFramePr>
+                    <a:graphicFrameLocks xmlns:a="http://schemas.openxmlformats.org/drawingml/2006/main" noChangeAspect="1"/>
+                  </wp:cNvGraphicFramePr>
+                  <a:graphic xmlns:a="http://schemas.openxmlformats.org/drawingml/2006/main">
+                    <a:graphicData uri="http://schemas.openxmlformats.org/drawingml/2006/picture">
+                      <pic:pic xmlns:pic="http://schemas.openxmlformats.org/drawingml/2006/picture">
+                        <pic:nvPicPr>
+                          <pic:cNvPr id="0" name="Picture 9"/>
+                          <pic:cNvPicPr>
+                            <a:picLocks noChangeAspect="1" noChangeArrowheads="1"/>
+                          </pic:cNvPicPr>
+                        </pic:nvPicPr>
+                        <pic:blipFill>
+                          <a:blip r:embed="rId16" cstate="print">
+                            <a:extLst>
+                              <a:ext uri="{28A0092B-C50C-407E-A947-70E740481C1C}">
+                                <a14:useLocalDpi xmlns:a14="http://schemas.microsoft.com/office/drawing/2010/main" val="0"/>
+                              </a:ext>
+                            </a:extLst>
+                          </a:blip>
+                          <a:srcRect/>
+                          <a:stretch>
+                            <a:fillRect/>
+                          </a:stretch>
+                        </pic:blipFill>
+                        <pic:spPr bwMode="auto">
+                          <a:xfrm>
+                            <a:off x="0" y="0"/>
+                            <a:ext cx="1705993" cy="1080000"/>
+                          </a:xfrm>
+                          <a:prstGeom prst="rect">
+                            <a:avLst/>
+                          </a:prstGeom>
+                          <a:noFill/>
+                        </pic:spPr>
+                      </pic:pic>
+                    </a:graphicData>
+                  </a:graphic>
+                </wp:inline>
+              </w:drawing>
+            </w:r>
+            <w:r>
+              <w:rPr>
+                <w:noProof/>
+              </w:rPr>
+              <w:drawing>
+                <wp:inline distT="0" distB="0" distL="0" distR="0" wp14:anchorId="6149ABE0" wp14:editId="7B68C8EE">
+                  <wp:extent cx="1313665" cy="1080000"/>
+                  <wp:effectExtent l="0" t="0" r="1270" b="6350"/>
+                  <wp:docPr id="94852105" name="Image 9"/>
+                  <wp:cNvGraphicFramePr>
+                    <a:graphicFrameLocks xmlns:a="http://schemas.openxmlformats.org/drawingml/2006/main" noChangeAspect="1"/>
+                  </wp:cNvGraphicFramePr>
+                  <a:graphic xmlns:a="http://schemas.openxmlformats.org/drawingml/2006/main">
+                    <a:graphicData uri="http://schemas.openxmlformats.org/drawingml/2006/picture">
+                      <pic:pic xmlns:pic="http://schemas.openxmlformats.org/drawingml/2006/picture">
+                        <pic:nvPicPr>
+                          <pic:cNvPr id="0" name="Picture 10"/>
+                          <pic:cNvPicPr>
+                            <a:picLocks noChangeAspect="1" noChangeArrowheads="1"/>
+                          </pic:cNvPicPr>
+                        </pic:nvPicPr>
+                        <pic:blipFill>
+                          <a:blip r:embed="rId17" cstate="print">
+                            <a:extLst>
+                              <a:ext uri="{28A0092B-C50C-407E-A947-70E740481C1C}">
+                                <a14:useLocalDpi xmlns:a14="http://schemas.microsoft.com/office/drawing/2010/main" val="0"/>
+                              </a:ext>
+                            </a:extLst>
+                          </a:blip>
+                          <a:srcRect/>
+                          <a:stretch>
+                            <a:fillRect/>
+                          </a:stretch>
+                        </pic:blipFill>
+                        <pic:spPr bwMode="auto">
+                          <a:xfrm>
+                            <a:off x="0" y="0"/>
+                            <a:ext cx="1313665" cy="1080000"/>
+                          </a:xfrm>
+                          <a:prstGeom prst="rect">
+                            <a:avLst/>
+                          </a:prstGeom>
+                          <a:noFill/>
+                        </pic:spPr>
+                      </pic:pic>
+                    </a:graphicData>
+                  </a:graphic>
+                </wp:inline>
+              </w:drawing>
+            </w:r>
+          </w:p>
+        </w:tc>
+      </w:tr>
+    </w:tbl>
+    <w:p/>
+    <w:p>
+      <w:r>
+        <w:t>Le signal PWM est un signal créneau périodique (période constante) dans lequel on modifie l</w:t>
+      </w:r>
+      <w:r>
+        <w:t xml:space="preserve">a proportion de temps </w:t>
+      </w:r>
+      <w:r>
+        <w:t xml:space="preserve">passé </w:t>
+      </w:r>
+      <w:r>
+        <w:t xml:space="preserve">à l’état haut. Cette variable est appelée </w:t>
+      </w:r>
+      <w:r>
+        <w:rPr>
+          <w:b/>
+          <w:bCs/>
+        </w:rPr>
+        <w:t>rapport cyclique</w:t>
+      </w:r>
+      <w:r>
+        <w:t xml:space="preserve"> (noté ici </w:t>
+      </w:r>
+      <m:oMath>
+        <m:r>
+          <w:rPr>
+            <w:rFonts w:ascii="Cambria Math" w:hAnsi="Cambria Math"/>
+          </w:rPr>
+          <m:t>α</m:t>
+        </m:r>
+      </m:oMath>
+      <w:r>
+        <w:rPr>
+          <w:rFonts w:eastAsiaTheme="minorEastAsia"/>
+        </w:rPr>
+        <w:t xml:space="preserve">). Ce type de signal est usuellement synthétisé par des cartes électroniques. Par exemples, sur les cartes Arduino, les sorties PWM sont notées </w:t>
+      </w:r>
+      <w:r>
+        <w:rPr>
+          <w:rFonts w:eastAsiaTheme="minorEastAsia"/>
+          <w:b/>
+          <w:bCs/>
+        </w:rPr>
+        <w:t>~</w:t>
+      </w:r>
+      <w:r>
+        <w:rPr>
+          <w:rFonts w:eastAsiaTheme="minorEastAsia"/>
+        </w:rPr>
+        <w:t>.</w:t>
+      </w:r>
+    </w:p>
+    <w:p/>
+    <w:p>
+      <w:pPr>
+        <w:rPr>
+          <w:rFonts w:eastAsiaTheme="minorEastAsia"/>
+        </w:rPr>
+      </w:pPr>
+      <w:r>
+        <w:t xml:space="preserve">La période du hacheur étant élevée </w:t>
+      </w:r>
+      <w:r>
+        <w:t xml:space="preserve">et le moteur étant assimilable à un circuit RL, le moteur se comporte comme un filtre et « ne voit » donc que le valeur moyenne de la tension soit </w:t>
+      </w:r>
+      <m:oMath>
+        <m:r>
+          <w:rPr>
+            <w:rFonts w:ascii="Cambria Math" w:hAnsi="Cambria Math"/>
+          </w:rPr>
+          <m:t>αU(t)</m:t>
+        </m:r>
+      </m:oMath>
+      <w:r>
+        <w:rPr>
+          <w:rFonts w:eastAsiaTheme="minorEastAsia"/>
+        </w:rPr>
+        <w:t>.</w:t>
+      </w:r>
+    </w:p>
+    <w:p/>
+    <w:p/>
+    <w:p>
+      <w:pPr>
+        <w:pStyle w:val="Titre"/>
+      </w:pPr>
+      <w:r>
+        <w:t>Moteur à courant con</w:t>
+      </w:r>
+      <w:r>
+        <w:t>t</w:t>
+      </w:r>
+      <w:r>
+        <w:t>inu</w:t>
+      </w:r>
     </w:p>
     <w:p/>
     <w:p>
@@ -29,6 +2503,9 @@
     </w:p>
     <w:p>
       <w:r>
+        <w:rPr>
+          <w:noProof/>
+        </w:rPr>
         <w:drawing>
           <wp:inline distT="0" distB="0" distL="0" distR="0" wp14:anchorId="50F21AE3" wp14:editId="77C2279E">
             <wp:extent cx="2781147" cy="1606164"/>
@@ -45,7 +2522,7 @@
                     <pic:cNvPicPr/>
                   </pic:nvPicPr>
                   <pic:blipFill>
-                    <a:blip r:embed="rId8"/>
+                    <a:blip r:embed="rId18"/>
                     <a:stretch>
                       <a:fillRect/>
                     </a:stretch>
@@ -68,6 +2545,9 @@
     </w:p>
     <w:p>
       <w:r>
+        <w:rPr>
+          <w:noProof/>
+        </w:rPr>
         <w:drawing>
           <wp:inline distT="0" distB="0" distL="0" distR="0" wp14:anchorId="35D84D6B" wp14:editId="6B3B328B">
             <wp:extent cx="2663687" cy="2047364"/>
@@ -84,7 +2564,7 @@
                     <pic:cNvPicPr/>
                   </pic:nvPicPr>
                   <pic:blipFill>
-                    <a:blip r:embed="rId9"/>
+                    <a:blip r:embed="rId19"/>
                     <a:stretch>
                       <a:fillRect/>
                     </a:stretch>
@@ -107,6 +2587,9 @@
     </w:p>
     <w:p>
       <w:r>
+        <w:rPr>
+          <w:noProof/>
+        </w:rPr>
         <w:drawing>
           <wp:inline distT="0" distB="0" distL="0" distR="0" wp14:anchorId="044836D2" wp14:editId="6638A263">
             <wp:extent cx="3628250" cy="1821236"/>
@@ -123,7 +2606,7 @@
                     <pic:cNvPicPr/>
                   </pic:nvPicPr>
                   <pic:blipFill>
-                    <a:blip r:embed="rId10"/>
+                    <a:blip r:embed="rId20"/>
                     <a:stretch>
                       <a:fillRect/>
                     </a:stretch>
@@ -158,6 +2641,7 @@
         <w:pStyle w:val="Titre1"/>
       </w:pPr>
       <w:r>
+        <w:lastRenderedPageBreak/>
         <w:t>Identification des caractéristiques</w:t>
       </w:r>
     </w:p>
@@ -191,12 +2675,12 @@
     <w:p/>
     <w:p/>
     <w:sectPr>
-      <w:headerReference w:type="even" r:id="rId11"/>
-      <w:headerReference w:type="default" r:id="rId12"/>
-      <w:footerReference w:type="even" r:id="rId13"/>
-      <w:footerReference w:type="default" r:id="rId14"/>
-      <w:headerReference w:type="first" r:id="rId15"/>
-      <w:footerReference w:type="first" r:id="rId16"/>
+      <w:headerReference w:type="even" r:id="rId21"/>
+      <w:headerReference w:type="default" r:id="rId22"/>
+      <w:footerReference w:type="even" r:id="rId23"/>
+      <w:footerReference w:type="default" r:id="rId24"/>
+      <w:headerReference w:type="first" r:id="rId25"/>
+      <w:footerReference w:type="first" r:id="rId26"/>
       <w:type w:val="continuous"/>
       <w:pgSz w:w="11906" w:h="16838"/>
       <w:pgMar w:top="1276" w:right="851" w:bottom="992" w:left="851" w:header="709" w:footer="266" w:gutter="0"/>
@@ -4269,6 +6753,351 @@
     </w:lvl>
   </w:abstractNum>
   <w:abstractNum w:abstractNumId="29" w15:restartNumberingAfterBreak="0">
+    <w:nsid w:val="46253E84"/>
+    <w:multiLevelType w:val="hybridMultilevel"/>
+    <w:tmpl w:val="3142390E"/>
+    <w:lvl w:ilvl="0" w:tplc="2BB40C8C">
+      <w:start w:val="1"/>
+      <w:numFmt w:val="bullet"/>
+      <w:lvlText w:val=""/>
+      <w:lvlJc w:val="left"/>
+      <w:pPr>
+        <w:ind w:left="720" w:hanging="360"/>
+      </w:pPr>
+      <w:rPr>
+        <w:rFonts w:ascii="Wingdings" w:hAnsi="Wingdings" w:hint="default"/>
+        <w:color w:val="1F3864" w:themeColor="accent1" w:themeShade="80"/>
+        <w:sz w:val="18"/>
+      </w:rPr>
+    </w:lvl>
+    <w:lvl w:ilvl="1" w:tplc="040C0003" w:tentative="1">
+      <w:start w:val="1"/>
+      <w:numFmt w:val="bullet"/>
+      <w:lvlText w:val="o"/>
+      <w:lvlJc w:val="left"/>
+      <w:pPr>
+        <w:ind w:left="1440" w:hanging="360"/>
+      </w:pPr>
+      <w:rPr>
+        <w:rFonts w:ascii="Courier New" w:hAnsi="Courier New" w:cs="Courier New" w:hint="default"/>
+      </w:rPr>
+    </w:lvl>
+    <w:lvl w:ilvl="2" w:tplc="040C0005" w:tentative="1">
+      <w:start w:val="1"/>
+      <w:numFmt w:val="bullet"/>
+      <w:lvlText w:val=""/>
+      <w:lvlJc w:val="left"/>
+      <w:pPr>
+        <w:ind w:left="2160" w:hanging="360"/>
+      </w:pPr>
+      <w:rPr>
+        <w:rFonts w:ascii="Wingdings" w:hAnsi="Wingdings" w:hint="default"/>
+      </w:rPr>
+    </w:lvl>
+    <w:lvl w:ilvl="3" w:tplc="040C0001" w:tentative="1">
+      <w:start w:val="1"/>
+      <w:numFmt w:val="bullet"/>
+      <w:lvlText w:val=""/>
+      <w:lvlJc w:val="left"/>
+      <w:pPr>
+        <w:ind w:left="2880" w:hanging="360"/>
+      </w:pPr>
+      <w:rPr>
+        <w:rFonts w:ascii="Symbol" w:hAnsi="Symbol" w:hint="default"/>
+      </w:rPr>
+    </w:lvl>
+    <w:lvl w:ilvl="4" w:tplc="040C0003" w:tentative="1">
+      <w:start w:val="1"/>
+      <w:numFmt w:val="bullet"/>
+      <w:lvlText w:val="o"/>
+      <w:lvlJc w:val="left"/>
+      <w:pPr>
+        <w:ind w:left="3600" w:hanging="360"/>
+      </w:pPr>
+      <w:rPr>
+        <w:rFonts w:ascii="Courier New" w:hAnsi="Courier New" w:cs="Courier New" w:hint="default"/>
+      </w:rPr>
+    </w:lvl>
+    <w:lvl w:ilvl="5" w:tplc="040C0005" w:tentative="1">
+      <w:start w:val="1"/>
+      <w:numFmt w:val="bullet"/>
+      <w:lvlText w:val=""/>
+      <w:lvlJc w:val="left"/>
+      <w:pPr>
+        <w:ind w:left="4320" w:hanging="360"/>
+      </w:pPr>
+      <w:rPr>
+        <w:rFonts w:ascii="Wingdings" w:hAnsi="Wingdings" w:hint="default"/>
+      </w:rPr>
+    </w:lvl>
+    <w:lvl w:ilvl="6" w:tplc="040C0001" w:tentative="1">
+      <w:start w:val="1"/>
+      <w:numFmt w:val="bullet"/>
+      <w:lvlText w:val=""/>
+      <w:lvlJc w:val="left"/>
+      <w:pPr>
+        <w:ind w:left="5040" w:hanging="360"/>
+      </w:pPr>
+      <w:rPr>
+        <w:rFonts w:ascii="Symbol" w:hAnsi="Symbol" w:hint="default"/>
+      </w:rPr>
+    </w:lvl>
+    <w:lvl w:ilvl="7" w:tplc="040C0003" w:tentative="1">
+      <w:start w:val="1"/>
+      <w:numFmt w:val="bullet"/>
+      <w:lvlText w:val="o"/>
+      <w:lvlJc w:val="left"/>
+      <w:pPr>
+        <w:ind w:left="5760" w:hanging="360"/>
+      </w:pPr>
+      <w:rPr>
+        <w:rFonts w:ascii="Courier New" w:hAnsi="Courier New" w:cs="Courier New" w:hint="default"/>
+      </w:rPr>
+    </w:lvl>
+    <w:lvl w:ilvl="8" w:tplc="040C0005" w:tentative="1">
+      <w:start w:val="1"/>
+      <w:numFmt w:val="bullet"/>
+      <w:lvlText w:val=""/>
+      <w:lvlJc w:val="left"/>
+      <w:pPr>
+        <w:ind w:left="6480" w:hanging="360"/>
+      </w:pPr>
+      <w:rPr>
+        <w:rFonts w:ascii="Wingdings" w:hAnsi="Wingdings" w:hint="default"/>
+      </w:rPr>
+    </w:lvl>
+  </w:abstractNum>
+  <w:abstractNum w:abstractNumId="30" w15:restartNumberingAfterBreak="0">
+    <w:nsid w:val="50B20774"/>
+    <w:multiLevelType w:val="hybridMultilevel"/>
+    <w:tmpl w:val="2878F79E"/>
+    <w:lvl w:ilvl="0" w:tplc="2BB40C8C">
+      <w:start w:val="1"/>
+      <w:numFmt w:val="bullet"/>
+      <w:lvlText w:val=""/>
+      <w:lvlJc w:val="left"/>
+      <w:pPr>
+        <w:ind w:left="720" w:hanging="360"/>
+      </w:pPr>
+      <w:rPr>
+        <w:rFonts w:ascii="Wingdings" w:hAnsi="Wingdings" w:hint="default"/>
+        <w:color w:val="1F3864" w:themeColor="accent1" w:themeShade="80"/>
+        <w:sz w:val="18"/>
+      </w:rPr>
+    </w:lvl>
+    <w:lvl w:ilvl="1" w:tplc="040C0003" w:tentative="1">
+      <w:start w:val="1"/>
+      <w:numFmt w:val="bullet"/>
+      <w:lvlText w:val="o"/>
+      <w:lvlJc w:val="left"/>
+      <w:pPr>
+        <w:ind w:left="1440" w:hanging="360"/>
+      </w:pPr>
+      <w:rPr>
+        <w:rFonts w:ascii="Courier New" w:hAnsi="Courier New" w:cs="Courier New" w:hint="default"/>
+      </w:rPr>
+    </w:lvl>
+    <w:lvl w:ilvl="2" w:tplc="040C0005" w:tentative="1">
+      <w:start w:val="1"/>
+      <w:numFmt w:val="bullet"/>
+      <w:lvlText w:val=""/>
+      <w:lvlJc w:val="left"/>
+      <w:pPr>
+        <w:ind w:left="2160" w:hanging="360"/>
+      </w:pPr>
+      <w:rPr>
+        <w:rFonts w:ascii="Wingdings" w:hAnsi="Wingdings" w:hint="default"/>
+      </w:rPr>
+    </w:lvl>
+    <w:lvl w:ilvl="3" w:tplc="040C0001" w:tentative="1">
+      <w:start w:val="1"/>
+      <w:numFmt w:val="bullet"/>
+      <w:lvlText w:val=""/>
+      <w:lvlJc w:val="left"/>
+      <w:pPr>
+        <w:ind w:left="2880" w:hanging="360"/>
+      </w:pPr>
+      <w:rPr>
+        <w:rFonts w:ascii="Symbol" w:hAnsi="Symbol" w:hint="default"/>
+      </w:rPr>
+    </w:lvl>
+    <w:lvl w:ilvl="4" w:tplc="040C0003" w:tentative="1">
+      <w:start w:val="1"/>
+      <w:numFmt w:val="bullet"/>
+      <w:lvlText w:val="o"/>
+      <w:lvlJc w:val="left"/>
+      <w:pPr>
+        <w:ind w:left="3600" w:hanging="360"/>
+      </w:pPr>
+      <w:rPr>
+        <w:rFonts w:ascii="Courier New" w:hAnsi="Courier New" w:cs="Courier New" w:hint="default"/>
+      </w:rPr>
+    </w:lvl>
+    <w:lvl w:ilvl="5" w:tplc="040C0005" w:tentative="1">
+      <w:start w:val="1"/>
+      <w:numFmt w:val="bullet"/>
+      <w:lvlText w:val=""/>
+      <w:lvlJc w:val="left"/>
+      <w:pPr>
+        <w:ind w:left="4320" w:hanging="360"/>
+      </w:pPr>
+      <w:rPr>
+        <w:rFonts w:ascii="Wingdings" w:hAnsi="Wingdings" w:hint="default"/>
+      </w:rPr>
+    </w:lvl>
+    <w:lvl w:ilvl="6" w:tplc="040C0001" w:tentative="1">
+      <w:start w:val="1"/>
+      <w:numFmt w:val="bullet"/>
+      <w:lvlText w:val=""/>
+      <w:lvlJc w:val="left"/>
+      <w:pPr>
+        <w:ind w:left="5040" w:hanging="360"/>
+      </w:pPr>
+      <w:rPr>
+        <w:rFonts w:ascii="Symbol" w:hAnsi="Symbol" w:hint="default"/>
+      </w:rPr>
+    </w:lvl>
+    <w:lvl w:ilvl="7" w:tplc="040C0003" w:tentative="1">
+      <w:start w:val="1"/>
+      <w:numFmt w:val="bullet"/>
+      <w:lvlText w:val="o"/>
+      <w:lvlJc w:val="left"/>
+      <w:pPr>
+        <w:ind w:left="5760" w:hanging="360"/>
+      </w:pPr>
+      <w:rPr>
+        <w:rFonts w:ascii="Courier New" w:hAnsi="Courier New" w:cs="Courier New" w:hint="default"/>
+      </w:rPr>
+    </w:lvl>
+    <w:lvl w:ilvl="8" w:tplc="040C0005" w:tentative="1">
+      <w:start w:val="1"/>
+      <w:numFmt w:val="bullet"/>
+      <w:lvlText w:val=""/>
+      <w:lvlJc w:val="left"/>
+      <w:pPr>
+        <w:ind w:left="6480" w:hanging="360"/>
+      </w:pPr>
+      <w:rPr>
+        <w:rFonts w:ascii="Wingdings" w:hAnsi="Wingdings" w:hint="default"/>
+      </w:rPr>
+    </w:lvl>
+  </w:abstractNum>
+  <w:abstractNum w:abstractNumId="31" w15:restartNumberingAfterBreak="0">
+    <w:nsid w:val="51171DC2"/>
+    <w:multiLevelType w:val="hybridMultilevel"/>
+    <w:tmpl w:val="B7DC1626"/>
+    <w:lvl w:ilvl="0" w:tplc="2BB40C8C">
+      <w:start w:val="1"/>
+      <w:numFmt w:val="bullet"/>
+      <w:lvlText w:val=""/>
+      <w:lvlJc w:val="left"/>
+      <w:pPr>
+        <w:ind w:left="720" w:hanging="360"/>
+      </w:pPr>
+      <w:rPr>
+        <w:rFonts w:ascii="Wingdings" w:hAnsi="Wingdings" w:hint="default"/>
+        <w:color w:val="1F3864" w:themeColor="accent1" w:themeShade="80"/>
+        <w:sz w:val="18"/>
+      </w:rPr>
+    </w:lvl>
+    <w:lvl w:ilvl="1" w:tplc="040C0003" w:tentative="1">
+      <w:start w:val="1"/>
+      <w:numFmt w:val="bullet"/>
+      <w:lvlText w:val="o"/>
+      <w:lvlJc w:val="left"/>
+      <w:pPr>
+        <w:ind w:left="1440" w:hanging="360"/>
+      </w:pPr>
+      <w:rPr>
+        <w:rFonts w:ascii="Courier New" w:hAnsi="Courier New" w:cs="Courier New" w:hint="default"/>
+      </w:rPr>
+    </w:lvl>
+    <w:lvl w:ilvl="2" w:tplc="040C0005" w:tentative="1">
+      <w:start w:val="1"/>
+      <w:numFmt w:val="bullet"/>
+      <w:lvlText w:val=""/>
+      <w:lvlJc w:val="left"/>
+      <w:pPr>
+        <w:ind w:left="2160" w:hanging="360"/>
+      </w:pPr>
+      <w:rPr>
+        <w:rFonts w:ascii="Wingdings" w:hAnsi="Wingdings" w:hint="default"/>
+      </w:rPr>
+    </w:lvl>
+    <w:lvl w:ilvl="3" w:tplc="040C0001" w:tentative="1">
+      <w:start w:val="1"/>
+      <w:numFmt w:val="bullet"/>
+      <w:lvlText w:val=""/>
+      <w:lvlJc w:val="left"/>
+      <w:pPr>
+        <w:ind w:left="2880" w:hanging="360"/>
+      </w:pPr>
+      <w:rPr>
+        <w:rFonts w:ascii="Symbol" w:hAnsi="Symbol" w:hint="default"/>
+      </w:rPr>
+    </w:lvl>
+    <w:lvl w:ilvl="4" w:tplc="040C0003" w:tentative="1">
+      <w:start w:val="1"/>
+      <w:numFmt w:val="bullet"/>
+      <w:lvlText w:val="o"/>
+      <w:lvlJc w:val="left"/>
+      <w:pPr>
+        <w:ind w:left="3600" w:hanging="360"/>
+      </w:pPr>
+      <w:rPr>
+        <w:rFonts w:ascii="Courier New" w:hAnsi="Courier New" w:cs="Courier New" w:hint="default"/>
+      </w:rPr>
+    </w:lvl>
+    <w:lvl w:ilvl="5" w:tplc="040C0005" w:tentative="1">
+      <w:start w:val="1"/>
+      <w:numFmt w:val="bullet"/>
+      <w:lvlText w:val=""/>
+      <w:lvlJc w:val="left"/>
+      <w:pPr>
+        <w:ind w:left="4320" w:hanging="360"/>
+      </w:pPr>
+      <w:rPr>
+        <w:rFonts w:ascii="Wingdings" w:hAnsi="Wingdings" w:hint="default"/>
+      </w:rPr>
+    </w:lvl>
+    <w:lvl w:ilvl="6" w:tplc="040C0001" w:tentative="1">
+      <w:start w:val="1"/>
+      <w:numFmt w:val="bullet"/>
+      <w:lvlText w:val=""/>
+      <w:lvlJc w:val="left"/>
+      <w:pPr>
+        <w:ind w:left="5040" w:hanging="360"/>
+      </w:pPr>
+      <w:rPr>
+        <w:rFonts w:ascii="Symbol" w:hAnsi="Symbol" w:hint="default"/>
+      </w:rPr>
+    </w:lvl>
+    <w:lvl w:ilvl="7" w:tplc="040C0003" w:tentative="1">
+      <w:start w:val="1"/>
+      <w:numFmt w:val="bullet"/>
+      <w:lvlText w:val="o"/>
+      <w:lvlJc w:val="left"/>
+      <w:pPr>
+        <w:ind w:left="5760" w:hanging="360"/>
+      </w:pPr>
+      <w:rPr>
+        <w:rFonts w:ascii="Courier New" w:hAnsi="Courier New" w:cs="Courier New" w:hint="default"/>
+      </w:rPr>
+    </w:lvl>
+    <w:lvl w:ilvl="8" w:tplc="040C0005" w:tentative="1">
+      <w:start w:val="1"/>
+      <w:numFmt w:val="bullet"/>
+      <w:lvlText w:val=""/>
+      <w:lvlJc w:val="left"/>
+      <w:pPr>
+        <w:ind w:left="6480" w:hanging="360"/>
+      </w:pPr>
+      <w:rPr>
+        <w:rFonts w:ascii="Wingdings" w:hAnsi="Wingdings" w:hint="default"/>
+      </w:rPr>
+    </w:lvl>
+  </w:abstractNum>
+  <w:abstractNum w:abstractNumId="32" w15:restartNumberingAfterBreak="0">
     <w:nsid w:val="522631C9"/>
     <w:multiLevelType w:val="hybridMultilevel"/>
     <w:tmpl w:val="68B0ACD2"/>
@@ -4383,7 +7212,7 @@
       </w:rPr>
     </w:lvl>
   </w:abstractNum>
-  <w:abstractNum w:abstractNumId="30" w15:restartNumberingAfterBreak="0">
+  <w:abstractNum w:abstractNumId="33" w15:restartNumberingAfterBreak="0">
     <w:nsid w:val="54226649"/>
     <w:multiLevelType w:val="hybridMultilevel"/>
     <w:tmpl w:val="AC2EFFD8"/>
@@ -4469,7 +7298,7 @@
       </w:pPr>
     </w:lvl>
   </w:abstractNum>
-  <w:abstractNum w:abstractNumId="31" w15:restartNumberingAfterBreak="0">
+  <w:abstractNum w:abstractNumId="34" w15:restartNumberingAfterBreak="0">
     <w:nsid w:val="55FB591B"/>
     <w:multiLevelType w:val="hybridMultilevel"/>
     <w:tmpl w:val="3E76A630"/>
@@ -4584,7 +7413,7 @@
       </w:rPr>
     </w:lvl>
   </w:abstractNum>
-  <w:abstractNum w:abstractNumId="32" w15:restartNumberingAfterBreak="0">
+  <w:abstractNum w:abstractNumId="35" w15:restartNumberingAfterBreak="0">
     <w:nsid w:val="5CBE27F7"/>
     <w:multiLevelType w:val="hybridMultilevel"/>
     <w:tmpl w:val="069AC4F8"/>
@@ -4696,7 +7525,7 @@
       </w:rPr>
     </w:lvl>
   </w:abstractNum>
-  <w:abstractNum w:abstractNumId="33" w15:restartNumberingAfterBreak="0">
+  <w:abstractNum w:abstractNumId="36" w15:restartNumberingAfterBreak="0">
     <w:nsid w:val="5CF33102"/>
     <w:multiLevelType w:val="hybridMultilevel"/>
     <w:tmpl w:val="A4501324"/>
@@ -4811,7 +7640,7 @@
       </w:rPr>
     </w:lvl>
   </w:abstractNum>
-  <w:abstractNum w:abstractNumId="34" w15:restartNumberingAfterBreak="0">
+  <w:abstractNum w:abstractNumId="37" w15:restartNumberingAfterBreak="0">
     <w:nsid w:val="5F743150"/>
     <w:multiLevelType w:val="hybridMultilevel"/>
     <w:tmpl w:val="F3D6FB6A"/>
@@ -4926,7 +7755,7 @@
       </w:rPr>
     </w:lvl>
   </w:abstractNum>
-  <w:abstractNum w:abstractNumId="35" w15:restartNumberingAfterBreak="0">
+  <w:abstractNum w:abstractNumId="38" w15:restartNumberingAfterBreak="0">
     <w:nsid w:val="5FE52E27"/>
     <w:multiLevelType w:val="hybridMultilevel"/>
     <w:tmpl w:val="243ECAF8"/>
@@ -5041,7 +7870,237 @@
       </w:rPr>
     </w:lvl>
   </w:abstractNum>
-  <w:abstractNum w:abstractNumId="36" w15:restartNumberingAfterBreak="0">
+  <w:abstractNum w:abstractNumId="39" w15:restartNumberingAfterBreak="0">
+    <w:nsid w:val="6657552D"/>
+    <w:multiLevelType w:val="hybridMultilevel"/>
+    <w:tmpl w:val="ED9C417E"/>
+    <w:lvl w:ilvl="0" w:tplc="2BB40C8C">
+      <w:start w:val="1"/>
+      <w:numFmt w:val="bullet"/>
+      <w:lvlText w:val=""/>
+      <w:lvlJc w:val="left"/>
+      <w:pPr>
+        <w:ind w:left="720" w:hanging="360"/>
+      </w:pPr>
+      <w:rPr>
+        <w:rFonts w:ascii="Wingdings" w:hAnsi="Wingdings" w:hint="default"/>
+        <w:color w:val="1F3864" w:themeColor="accent1" w:themeShade="80"/>
+        <w:sz w:val="18"/>
+      </w:rPr>
+    </w:lvl>
+    <w:lvl w:ilvl="1" w:tplc="040C0003" w:tentative="1">
+      <w:start w:val="1"/>
+      <w:numFmt w:val="bullet"/>
+      <w:lvlText w:val="o"/>
+      <w:lvlJc w:val="left"/>
+      <w:pPr>
+        <w:ind w:left="1440" w:hanging="360"/>
+      </w:pPr>
+      <w:rPr>
+        <w:rFonts w:ascii="Courier New" w:hAnsi="Courier New" w:cs="Courier New" w:hint="default"/>
+      </w:rPr>
+    </w:lvl>
+    <w:lvl w:ilvl="2" w:tplc="040C0005" w:tentative="1">
+      <w:start w:val="1"/>
+      <w:numFmt w:val="bullet"/>
+      <w:lvlText w:val=""/>
+      <w:lvlJc w:val="left"/>
+      <w:pPr>
+        <w:ind w:left="2160" w:hanging="360"/>
+      </w:pPr>
+      <w:rPr>
+        <w:rFonts w:ascii="Wingdings" w:hAnsi="Wingdings" w:hint="default"/>
+      </w:rPr>
+    </w:lvl>
+    <w:lvl w:ilvl="3" w:tplc="040C0001" w:tentative="1">
+      <w:start w:val="1"/>
+      <w:numFmt w:val="bullet"/>
+      <w:lvlText w:val=""/>
+      <w:lvlJc w:val="left"/>
+      <w:pPr>
+        <w:ind w:left="2880" w:hanging="360"/>
+      </w:pPr>
+      <w:rPr>
+        <w:rFonts w:ascii="Symbol" w:hAnsi="Symbol" w:hint="default"/>
+      </w:rPr>
+    </w:lvl>
+    <w:lvl w:ilvl="4" w:tplc="040C0003" w:tentative="1">
+      <w:start w:val="1"/>
+      <w:numFmt w:val="bullet"/>
+      <w:lvlText w:val="o"/>
+      <w:lvlJc w:val="left"/>
+      <w:pPr>
+        <w:ind w:left="3600" w:hanging="360"/>
+      </w:pPr>
+      <w:rPr>
+        <w:rFonts w:ascii="Courier New" w:hAnsi="Courier New" w:cs="Courier New" w:hint="default"/>
+      </w:rPr>
+    </w:lvl>
+    <w:lvl w:ilvl="5" w:tplc="040C0005" w:tentative="1">
+      <w:start w:val="1"/>
+      <w:numFmt w:val="bullet"/>
+      <w:lvlText w:val=""/>
+      <w:lvlJc w:val="left"/>
+      <w:pPr>
+        <w:ind w:left="4320" w:hanging="360"/>
+      </w:pPr>
+      <w:rPr>
+        <w:rFonts w:ascii="Wingdings" w:hAnsi="Wingdings" w:hint="default"/>
+      </w:rPr>
+    </w:lvl>
+    <w:lvl w:ilvl="6" w:tplc="040C0001" w:tentative="1">
+      <w:start w:val="1"/>
+      <w:numFmt w:val="bullet"/>
+      <w:lvlText w:val=""/>
+      <w:lvlJc w:val="left"/>
+      <w:pPr>
+        <w:ind w:left="5040" w:hanging="360"/>
+      </w:pPr>
+      <w:rPr>
+        <w:rFonts w:ascii="Symbol" w:hAnsi="Symbol" w:hint="default"/>
+      </w:rPr>
+    </w:lvl>
+    <w:lvl w:ilvl="7" w:tplc="040C0003" w:tentative="1">
+      <w:start w:val="1"/>
+      <w:numFmt w:val="bullet"/>
+      <w:lvlText w:val="o"/>
+      <w:lvlJc w:val="left"/>
+      <w:pPr>
+        <w:ind w:left="5760" w:hanging="360"/>
+      </w:pPr>
+      <w:rPr>
+        <w:rFonts w:ascii="Courier New" w:hAnsi="Courier New" w:cs="Courier New" w:hint="default"/>
+      </w:rPr>
+    </w:lvl>
+    <w:lvl w:ilvl="8" w:tplc="040C0005" w:tentative="1">
+      <w:start w:val="1"/>
+      <w:numFmt w:val="bullet"/>
+      <w:lvlText w:val=""/>
+      <w:lvlJc w:val="left"/>
+      <w:pPr>
+        <w:ind w:left="6480" w:hanging="360"/>
+      </w:pPr>
+      <w:rPr>
+        <w:rFonts w:ascii="Wingdings" w:hAnsi="Wingdings" w:hint="default"/>
+      </w:rPr>
+    </w:lvl>
+  </w:abstractNum>
+  <w:abstractNum w:abstractNumId="40" w15:restartNumberingAfterBreak="0">
+    <w:nsid w:val="67D474C1"/>
+    <w:multiLevelType w:val="hybridMultilevel"/>
+    <w:tmpl w:val="E7C4EB40"/>
+    <w:lvl w:ilvl="0" w:tplc="2BB40C8C">
+      <w:start w:val="1"/>
+      <w:numFmt w:val="bullet"/>
+      <w:lvlText w:val=""/>
+      <w:lvlJc w:val="left"/>
+      <w:pPr>
+        <w:ind w:left="720" w:hanging="360"/>
+      </w:pPr>
+      <w:rPr>
+        <w:rFonts w:ascii="Wingdings" w:hAnsi="Wingdings" w:hint="default"/>
+        <w:color w:val="1F3864" w:themeColor="accent1" w:themeShade="80"/>
+        <w:sz w:val="18"/>
+      </w:rPr>
+    </w:lvl>
+    <w:lvl w:ilvl="1" w:tplc="040C0003" w:tentative="1">
+      <w:start w:val="1"/>
+      <w:numFmt w:val="bullet"/>
+      <w:lvlText w:val="o"/>
+      <w:lvlJc w:val="left"/>
+      <w:pPr>
+        <w:ind w:left="1440" w:hanging="360"/>
+      </w:pPr>
+      <w:rPr>
+        <w:rFonts w:ascii="Courier New" w:hAnsi="Courier New" w:cs="Courier New" w:hint="default"/>
+      </w:rPr>
+    </w:lvl>
+    <w:lvl w:ilvl="2" w:tplc="040C0005" w:tentative="1">
+      <w:start w:val="1"/>
+      <w:numFmt w:val="bullet"/>
+      <w:lvlText w:val=""/>
+      <w:lvlJc w:val="left"/>
+      <w:pPr>
+        <w:ind w:left="2160" w:hanging="360"/>
+      </w:pPr>
+      <w:rPr>
+        <w:rFonts w:ascii="Wingdings" w:hAnsi="Wingdings" w:hint="default"/>
+      </w:rPr>
+    </w:lvl>
+    <w:lvl w:ilvl="3" w:tplc="040C0001" w:tentative="1">
+      <w:start w:val="1"/>
+      <w:numFmt w:val="bullet"/>
+      <w:lvlText w:val=""/>
+      <w:lvlJc w:val="left"/>
+      <w:pPr>
+        <w:ind w:left="2880" w:hanging="360"/>
+      </w:pPr>
+      <w:rPr>
+        <w:rFonts w:ascii="Symbol" w:hAnsi="Symbol" w:hint="default"/>
+      </w:rPr>
+    </w:lvl>
+    <w:lvl w:ilvl="4" w:tplc="040C0003" w:tentative="1">
+      <w:start w:val="1"/>
+      <w:numFmt w:val="bullet"/>
+      <w:lvlText w:val="o"/>
+      <w:lvlJc w:val="left"/>
+      <w:pPr>
+        <w:ind w:left="3600" w:hanging="360"/>
+      </w:pPr>
+      <w:rPr>
+        <w:rFonts w:ascii="Courier New" w:hAnsi="Courier New" w:cs="Courier New" w:hint="default"/>
+      </w:rPr>
+    </w:lvl>
+    <w:lvl w:ilvl="5" w:tplc="040C0005" w:tentative="1">
+      <w:start w:val="1"/>
+      <w:numFmt w:val="bullet"/>
+      <w:lvlText w:val=""/>
+      <w:lvlJc w:val="left"/>
+      <w:pPr>
+        <w:ind w:left="4320" w:hanging="360"/>
+      </w:pPr>
+      <w:rPr>
+        <w:rFonts w:ascii="Wingdings" w:hAnsi="Wingdings" w:hint="default"/>
+      </w:rPr>
+    </w:lvl>
+    <w:lvl w:ilvl="6" w:tplc="040C0001" w:tentative="1">
+      <w:start w:val="1"/>
+      <w:numFmt w:val="bullet"/>
+      <w:lvlText w:val=""/>
+      <w:lvlJc w:val="left"/>
+      <w:pPr>
+        <w:ind w:left="5040" w:hanging="360"/>
+      </w:pPr>
+      <w:rPr>
+        <w:rFonts w:ascii="Symbol" w:hAnsi="Symbol" w:hint="default"/>
+      </w:rPr>
+    </w:lvl>
+    <w:lvl w:ilvl="7" w:tplc="040C0003" w:tentative="1">
+      <w:start w:val="1"/>
+      <w:numFmt w:val="bullet"/>
+      <w:lvlText w:val="o"/>
+      <w:lvlJc w:val="left"/>
+      <w:pPr>
+        <w:ind w:left="5760" w:hanging="360"/>
+      </w:pPr>
+      <w:rPr>
+        <w:rFonts w:ascii="Courier New" w:hAnsi="Courier New" w:cs="Courier New" w:hint="default"/>
+      </w:rPr>
+    </w:lvl>
+    <w:lvl w:ilvl="8" w:tplc="040C0005" w:tentative="1">
+      <w:start w:val="1"/>
+      <w:numFmt w:val="bullet"/>
+      <w:lvlText w:val=""/>
+      <w:lvlJc w:val="left"/>
+      <w:pPr>
+        <w:ind w:left="6480" w:hanging="360"/>
+      </w:pPr>
+      <w:rPr>
+        <w:rFonts w:ascii="Wingdings" w:hAnsi="Wingdings" w:hint="default"/>
+      </w:rPr>
+    </w:lvl>
+  </w:abstractNum>
+  <w:abstractNum w:abstractNumId="41" w15:restartNumberingAfterBreak="0">
     <w:nsid w:val="6F7A7DAA"/>
     <w:multiLevelType w:val="hybridMultilevel"/>
     <w:tmpl w:val="8FFAED64"/>
@@ -5156,7 +8215,7 @@
       </w:rPr>
     </w:lvl>
   </w:abstractNum>
-  <w:abstractNum w:abstractNumId="37" w15:restartNumberingAfterBreak="0">
+  <w:abstractNum w:abstractNumId="42" w15:restartNumberingAfterBreak="0">
     <w:nsid w:val="724752FE"/>
     <w:multiLevelType w:val="hybridMultilevel"/>
     <w:tmpl w:val="9056B8A4"/>
@@ -5247,7 +8306,122 @@
       </w:pPr>
     </w:lvl>
   </w:abstractNum>
-  <w:abstractNum w:abstractNumId="38" w15:restartNumberingAfterBreak="0">
+  <w:abstractNum w:abstractNumId="43" w15:restartNumberingAfterBreak="0">
+    <w:nsid w:val="750E63C9"/>
+    <w:multiLevelType w:val="hybridMultilevel"/>
+    <w:tmpl w:val="CB82BF80"/>
+    <w:lvl w:ilvl="0" w:tplc="2BB40C8C">
+      <w:start w:val="1"/>
+      <w:numFmt w:val="bullet"/>
+      <w:lvlText w:val=""/>
+      <w:lvlJc w:val="left"/>
+      <w:pPr>
+        <w:ind w:left="720" w:hanging="360"/>
+      </w:pPr>
+      <w:rPr>
+        <w:rFonts w:ascii="Wingdings" w:hAnsi="Wingdings" w:hint="default"/>
+        <w:color w:val="1F3864" w:themeColor="accent1" w:themeShade="80"/>
+        <w:sz w:val="18"/>
+      </w:rPr>
+    </w:lvl>
+    <w:lvl w:ilvl="1" w:tplc="040C0003" w:tentative="1">
+      <w:start w:val="1"/>
+      <w:numFmt w:val="bullet"/>
+      <w:lvlText w:val="o"/>
+      <w:lvlJc w:val="left"/>
+      <w:pPr>
+        <w:ind w:left="1440" w:hanging="360"/>
+      </w:pPr>
+      <w:rPr>
+        <w:rFonts w:ascii="Courier New" w:hAnsi="Courier New" w:cs="Courier New" w:hint="default"/>
+      </w:rPr>
+    </w:lvl>
+    <w:lvl w:ilvl="2" w:tplc="040C0005" w:tentative="1">
+      <w:start w:val="1"/>
+      <w:numFmt w:val="bullet"/>
+      <w:lvlText w:val=""/>
+      <w:lvlJc w:val="left"/>
+      <w:pPr>
+        <w:ind w:left="2160" w:hanging="360"/>
+      </w:pPr>
+      <w:rPr>
+        <w:rFonts w:ascii="Wingdings" w:hAnsi="Wingdings" w:hint="default"/>
+      </w:rPr>
+    </w:lvl>
+    <w:lvl w:ilvl="3" w:tplc="040C0001" w:tentative="1">
+      <w:start w:val="1"/>
+      <w:numFmt w:val="bullet"/>
+      <w:lvlText w:val=""/>
+      <w:lvlJc w:val="left"/>
+      <w:pPr>
+        <w:ind w:left="2880" w:hanging="360"/>
+      </w:pPr>
+      <w:rPr>
+        <w:rFonts w:ascii="Symbol" w:hAnsi="Symbol" w:hint="default"/>
+      </w:rPr>
+    </w:lvl>
+    <w:lvl w:ilvl="4" w:tplc="040C0003" w:tentative="1">
+      <w:start w:val="1"/>
+      <w:numFmt w:val="bullet"/>
+      <w:lvlText w:val="o"/>
+      <w:lvlJc w:val="left"/>
+      <w:pPr>
+        <w:ind w:left="3600" w:hanging="360"/>
+      </w:pPr>
+      <w:rPr>
+        <w:rFonts w:ascii="Courier New" w:hAnsi="Courier New" w:cs="Courier New" w:hint="default"/>
+      </w:rPr>
+    </w:lvl>
+    <w:lvl w:ilvl="5" w:tplc="040C0005" w:tentative="1">
+      <w:start w:val="1"/>
+      <w:numFmt w:val="bullet"/>
+      <w:lvlText w:val=""/>
+      <w:lvlJc w:val="left"/>
+      <w:pPr>
+        <w:ind w:left="4320" w:hanging="360"/>
+      </w:pPr>
+      <w:rPr>
+        <w:rFonts w:ascii="Wingdings" w:hAnsi="Wingdings" w:hint="default"/>
+      </w:rPr>
+    </w:lvl>
+    <w:lvl w:ilvl="6" w:tplc="040C0001" w:tentative="1">
+      <w:start w:val="1"/>
+      <w:numFmt w:val="bullet"/>
+      <w:lvlText w:val=""/>
+      <w:lvlJc w:val="left"/>
+      <w:pPr>
+        <w:ind w:left="5040" w:hanging="360"/>
+      </w:pPr>
+      <w:rPr>
+        <w:rFonts w:ascii="Symbol" w:hAnsi="Symbol" w:hint="default"/>
+      </w:rPr>
+    </w:lvl>
+    <w:lvl w:ilvl="7" w:tplc="040C0003" w:tentative="1">
+      <w:start w:val="1"/>
+      <w:numFmt w:val="bullet"/>
+      <w:lvlText w:val="o"/>
+      <w:lvlJc w:val="left"/>
+      <w:pPr>
+        <w:ind w:left="5760" w:hanging="360"/>
+      </w:pPr>
+      <w:rPr>
+        <w:rFonts w:ascii="Courier New" w:hAnsi="Courier New" w:cs="Courier New" w:hint="default"/>
+      </w:rPr>
+    </w:lvl>
+    <w:lvl w:ilvl="8" w:tplc="040C0005" w:tentative="1">
+      <w:start w:val="1"/>
+      <w:numFmt w:val="bullet"/>
+      <w:lvlText w:val=""/>
+      <w:lvlJc w:val="left"/>
+      <w:pPr>
+        <w:ind w:left="6480" w:hanging="360"/>
+      </w:pPr>
+      <w:rPr>
+        <w:rFonts w:ascii="Wingdings" w:hAnsi="Wingdings" w:hint="default"/>
+      </w:rPr>
+    </w:lvl>
+  </w:abstractNum>
+  <w:abstractNum w:abstractNumId="44" w15:restartNumberingAfterBreak="0">
     <w:nsid w:val="7D3A659B"/>
     <w:multiLevelType w:val="hybridMultilevel"/>
     <w:tmpl w:val="CE6A4D00"/>
@@ -5368,7 +8542,7 @@
     <w:abstractNumId w:val="28"/>
   </w:num>
   <w:num w:numId="2" w16cid:durableId="419954716">
-    <w:abstractNumId w:val="36"/>
+    <w:abstractNumId w:val="41"/>
   </w:num>
   <w:num w:numId="3" w16cid:durableId="573394283">
     <w:abstractNumId w:val="12"/>
@@ -5377,10 +8551,10 @@
     <w:abstractNumId w:val="1"/>
   </w:num>
   <w:num w:numId="5" w16cid:durableId="1982076710">
-    <w:abstractNumId w:val="37"/>
+    <w:abstractNumId w:val="42"/>
   </w:num>
   <w:num w:numId="6" w16cid:durableId="1730609848">
-    <w:abstractNumId w:val="33"/>
+    <w:abstractNumId w:val="36"/>
   </w:num>
   <w:num w:numId="7" w16cid:durableId="615601611">
     <w:abstractNumId w:val="27"/>
@@ -5395,10 +8569,10 @@
     <w:abstractNumId w:val="22"/>
   </w:num>
   <w:num w:numId="11" w16cid:durableId="2097747961">
-    <w:abstractNumId w:val="29"/>
+    <w:abstractNumId w:val="32"/>
   </w:num>
   <w:num w:numId="12" w16cid:durableId="840853661">
-    <w:abstractNumId w:val="35"/>
+    <w:abstractNumId w:val="38"/>
   </w:num>
   <w:num w:numId="13" w16cid:durableId="378167207">
     <w:abstractNumId w:val="23"/>
@@ -5413,13 +8587,13 @@
     <w:abstractNumId w:val="9"/>
   </w:num>
   <w:num w:numId="17" w16cid:durableId="649021355">
-    <w:abstractNumId w:val="31"/>
+    <w:abstractNumId w:val="34"/>
   </w:num>
   <w:num w:numId="18" w16cid:durableId="1162358211">
     <w:abstractNumId w:val="15"/>
   </w:num>
   <w:num w:numId="19" w16cid:durableId="1470366881">
-    <w:abstractNumId w:val="30"/>
+    <w:abstractNumId w:val="33"/>
   </w:num>
   <w:num w:numId="20" w16cid:durableId="830484260">
     <w:abstractNumId w:val="11"/>
@@ -5434,7 +8608,7 @@
     <w:abstractNumId w:val="4"/>
   </w:num>
   <w:num w:numId="24" w16cid:durableId="1407141514">
-    <w:abstractNumId w:val="32"/>
+    <w:abstractNumId w:val="35"/>
   </w:num>
   <w:num w:numId="25" w16cid:durableId="871266933">
     <w:abstractNumId w:val="10"/>
@@ -5461,7 +8635,7 @@
     <w:abstractNumId w:val="14"/>
   </w:num>
   <w:num w:numId="33" w16cid:durableId="826093154">
-    <w:abstractNumId w:val="34"/>
+    <w:abstractNumId w:val="37"/>
   </w:num>
   <w:num w:numId="34" w16cid:durableId="1725448525">
     <w:abstractNumId w:val="16"/>
@@ -5479,7 +8653,25 @@
     <w:abstractNumId w:val="25"/>
   </w:num>
   <w:num w:numId="39" w16cid:durableId="1627076360">
-    <w:abstractNumId w:val="38"/>
+    <w:abstractNumId w:val="44"/>
+  </w:num>
+  <w:num w:numId="40" w16cid:durableId="1767388425">
+    <w:abstractNumId w:val="29"/>
+  </w:num>
+  <w:num w:numId="41" w16cid:durableId="1962029098">
+    <w:abstractNumId w:val="39"/>
+  </w:num>
+  <w:num w:numId="42" w16cid:durableId="584993015">
+    <w:abstractNumId w:val="43"/>
+  </w:num>
+  <w:num w:numId="43" w16cid:durableId="269355547">
+    <w:abstractNumId w:val="31"/>
+  </w:num>
+  <w:num w:numId="44" w16cid:durableId="2140606036">
+    <w:abstractNumId w:val="30"/>
+  </w:num>
+  <w:num w:numId="45" w16cid:durableId="633756066">
+    <w:abstractNumId w:val="40"/>
   </w:num>
 </w:numbering>
 </file>
@@ -6142,7 +9334,6 @@
   <w:style w:type="character" w:default="1" w:styleId="Policepardfaut">
     <w:name w:val="Default Paragraph Font"/>
     <w:uiPriority w:val="1"/>
-    <w:semiHidden/>
     <w:unhideWhenUsed/>
   </w:style>
   <w:style w:type="table" w:default="1" w:styleId="TableauNormal">
@@ -6524,7 +9715,6 @@
     <w:name w:val="Question didastel"/>
     <w:basedOn w:val="Normal"/>
     <w:link w:val="QuestiondidastelCar"/>
-    <w:qFormat/>
     <w:rsid w:val="00F37C94"/>
     <w:pPr>
       <w:spacing w:line="240" w:lineRule="auto"/>

--- a/Fiches_Protocoles_Techno/MoteurCourantContinu.docx
+++ b/Fiches_Protocoles_Techno/MoteurCourantContinu.docx
@@ -210,6 +210,7 @@
             </w:pPr>
             <w:r>
               <w:rPr>
+                <w:noProof/>
                 <w:lang w:eastAsia="fr-FR"/>
               </w:rPr>
               <w:drawing>
@@ -272,6 +273,7 @@
             </w:r>
             <w:r>
               <w:rPr>
+                <w:noProof/>
                 <w:lang w:eastAsia="fr-FR"/>
               </w:rPr>
               <w:drawing>
@@ -379,8 +381,8 @@
               <w:tblLook w:val="04A0" w:firstRow="1" w:lastRow="0" w:firstColumn="1" w:lastColumn="0" w:noHBand="0" w:noVBand="1"/>
             </w:tblPr>
             <w:tblGrid>
-              <w:gridCol w:w="1815"/>
-              <w:gridCol w:w="1933"/>
+              <w:gridCol w:w="1926"/>
+              <w:gridCol w:w="2052"/>
             </w:tblGrid>
             <w:tr>
               <w:tc>
@@ -399,7 +401,7 @@
                       <w:lang w:eastAsia="fr-FR"/>
                     </w:rPr>
                     <w:drawing>
-                      <wp:inline distT="0" distB="0" distL="0" distR="0" wp14:anchorId="081ED2CC" wp14:editId="0DD7838C">
+                      <wp:inline distT="0" distB="0" distL="0" distR="0" wp14:anchorId="081ED2CC" wp14:editId="4364C74C">
                         <wp:extent cx="1084186" cy="1260000"/>
                         <wp:effectExtent l="0" t="0" r="1905" b="0"/>
                         <wp:docPr id="2076254945" name="Image 5"/>
@@ -462,7 +464,7 @@
                       <w:lang w:eastAsia="fr-FR"/>
                     </w:rPr>
                     <w:drawing>
-                      <wp:inline distT="0" distB="0" distL="0" distR="0" wp14:anchorId="0043A843" wp14:editId="021F8254">
+                      <wp:inline distT="0" distB="0" distL="0" distR="0" wp14:anchorId="0043A843" wp14:editId="09B016BB">
                         <wp:extent cx="1165864" cy="1260000"/>
                         <wp:effectExtent l="0" t="0" r="0" b="0"/>
                         <wp:docPr id="1449268039" name="Image 6"/>
@@ -678,7 +680,7 @@
                 <w:lang w:eastAsia="fr-FR"/>
               </w:rPr>
               <w:drawing>
-                <wp:inline distT="0" distB="0" distL="0" distR="0" wp14:anchorId="56829184" wp14:editId="3BE9DE05">
+                <wp:inline distT="0" distB="0" distL="0" distR="0" wp14:anchorId="56829184" wp14:editId="01E357E8">
                   <wp:extent cx="3301551" cy="2892056"/>
                   <wp:effectExtent l="0" t="0" r="0" b="3810"/>
                   <wp:docPr id="22100455" name="Image 1"/>
@@ -923,23 +925,7 @@
                 <w:bCs/>
                 <w:lang w:eastAsia="fr-FR"/>
               </w:rPr>
-              <w:t>« </w:t>
-            </w:r>
-            <w:r>
-              <w:rPr>
-                <w:b/>
-                <w:bCs/>
-                <w:lang w:eastAsia="fr-FR"/>
-              </w:rPr>
-              <w:t>–</w:t>
-            </w:r>
-            <w:r>
-              <w:rPr>
-                <w:b/>
-                <w:bCs/>
-                <w:lang w:eastAsia="fr-FR"/>
-              </w:rPr>
-              <w:t> »</w:t>
+              <w:t>« – »</w:t>
             </w:r>
             <w:r>
               <w:rPr>
@@ -1640,14 +1626,7 @@
             <w:rFonts w:ascii="Cambria Math" w:hAnsi="Cambria Math"/>
             <w:lang w:eastAsia="fr-FR"/>
           </w:rPr>
-          <m:t>×r</m:t>
-        </m:r>
-        <m:r>
-          <w:rPr>
-            <w:rFonts w:ascii="Cambria Math" w:hAnsi="Cambria Math"/>
-            <w:lang w:eastAsia="fr-FR"/>
-          </w:rPr>
-          <m:t>.</m:t>
+          <m:t>×r.</m:t>
         </m:r>
       </m:oMath>
     </w:p>
@@ -1772,7 +1751,7 @@
                 <w:lang w:eastAsia="fr-FR"/>
               </w:rPr>
               <w:drawing>
-                <wp:inline distT="0" distB="0" distL="0" distR="0" wp14:anchorId="607C02EE" wp14:editId="555BCA54">
+                <wp:inline distT="0" distB="0" distL="0" distR="0" wp14:anchorId="607C02EE" wp14:editId="52B4EC8A">
                   <wp:extent cx="1286749" cy="1390650"/>
                   <wp:effectExtent l="0" t="0" r="0" b="0"/>
                   <wp:docPr id="1998079773" name="Image 3"/>
@@ -2473,7 +2452,302 @@
         <w:t>.</w:t>
       </w:r>
     </w:p>
-    <w:p/>
+    <w:p>
+      <w:pPr>
+        <w:pStyle w:val="Titre2"/>
+      </w:pPr>
+      <w:r>
+        <w:t>En résumé…</w:t>
+      </w:r>
+    </w:p>
+    <w:p>
+      <w:pPr>
+        <w:pStyle w:val="Paragraphedeliste"/>
+        <w:numPr>
+          <w:ilvl w:val="0"/>
+          <w:numId w:val="46"/>
+        </w:numPr>
+        <w:rPr>
+          <w:lang w:eastAsia="fr-FR"/>
+        </w:rPr>
+      </w:pPr>
+      <w:r>
+        <w:rPr>
+          <w:lang w:eastAsia="fr-FR"/>
+        </w:rPr>
+        <w:t xml:space="preserve">Le hacheur est un distributeur ou modulateur d’énergie. Il est alimenté par une tension constante et continue </w:t>
+      </w:r>
+      <m:oMath>
+        <m:sSub>
+          <m:sSubPr>
+            <m:ctrlPr>
+              <w:rPr>
+                <w:rFonts w:ascii="Cambria Math" w:hAnsi="Cambria Math"/>
+                <w:i/>
+                <w:lang w:eastAsia="fr-FR"/>
+              </w:rPr>
+            </m:ctrlPr>
+          </m:sSubPr>
+          <m:e>
+            <m:r>
+              <w:rPr>
+                <w:rFonts w:ascii="Cambria Math" w:hAnsi="Cambria Math"/>
+                <w:lang w:eastAsia="fr-FR"/>
+              </w:rPr>
+              <m:t>U</m:t>
+            </m:r>
+          </m:e>
+          <m:sub>
+            <m:r>
+              <w:rPr>
+                <w:rFonts w:ascii="Cambria Math" w:hAnsi="Cambria Math"/>
+                <w:lang w:eastAsia="fr-FR"/>
+              </w:rPr>
+              <m:t>0</m:t>
+            </m:r>
+          </m:sub>
+        </m:sSub>
+        <m:r>
+          <w:rPr>
+            <w:rFonts w:ascii="Cambria Math" w:hAnsi="Cambria Math"/>
+            <w:lang w:eastAsia="fr-FR"/>
+          </w:rPr>
+          <m:t xml:space="preserve"> </m:t>
+        </m:r>
+        <m:r>
+          <m:rPr>
+            <m:sty m:val="p"/>
+          </m:rPr>
+          <w:rPr>
+            <w:rFonts w:ascii="Cambria Math" w:hAnsi="Cambria Math"/>
+            <w:lang w:eastAsia="fr-FR"/>
+          </w:rPr>
+          <m:t>V</m:t>
+        </m:r>
+      </m:oMath>
+      <w:r>
+        <w:rPr>
+          <w:lang w:eastAsia="fr-FR"/>
+        </w:rPr>
+        <w:t>.</w:t>
+      </w:r>
+    </w:p>
+    <w:p>
+      <w:pPr>
+        <w:pStyle w:val="Paragraphedeliste"/>
+        <w:numPr>
+          <w:ilvl w:val="0"/>
+          <w:numId w:val="46"/>
+        </w:numPr>
+        <w:rPr>
+          <w:lang w:eastAsia="fr-FR"/>
+        </w:rPr>
+      </w:pPr>
+      <w:r>
+        <w:rPr>
+          <w:lang w:eastAsia="fr-FR"/>
+        </w:rPr>
+        <w:t xml:space="preserve">Il est piloté par un signal PWM. </w:t>
+      </w:r>
+    </w:p>
+    <w:p>
+      <w:pPr>
+        <w:pStyle w:val="Paragraphedeliste"/>
+        <w:numPr>
+          <w:ilvl w:val="0"/>
+          <w:numId w:val="46"/>
+        </w:numPr>
+        <w:rPr>
+          <w:lang w:eastAsia="fr-FR"/>
+        </w:rPr>
+      </w:pPr>
+      <w:r>
+        <w:rPr>
+          <w:lang w:eastAsia="fr-FR"/>
+        </w:rPr>
+        <w:t xml:space="preserve">Il permet de distribuer une tension hachée. </w:t>
+      </w:r>
+    </w:p>
+    <w:p>
+      <w:pPr>
+        <w:pStyle w:val="Paragraphedeliste"/>
+        <w:numPr>
+          <w:ilvl w:val="1"/>
+          <w:numId w:val="46"/>
+        </w:numPr>
+        <w:rPr>
+          <w:lang w:eastAsia="fr-FR"/>
+        </w:rPr>
+      </w:pPr>
+      <w:r>
+        <w:rPr>
+          <w:lang w:eastAsia="fr-FR"/>
+        </w:rPr>
+        <w:t xml:space="preserve">Sa valeur moyenne est comprise entre 0 et </w:t>
+      </w:r>
+      <m:oMath>
+        <m:sSub>
+          <m:sSubPr>
+            <m:ctrlPr>
+              <w:rPr>
+                <w:rFonts w:ascii="Cambria Math" w:hAnsi="Cambria Math"/>
+                <w:i/>
+                <w:lang w:eastAsia="fr-FR"/>
+              </w:rPr>
+            </m:ctrlPr>
+          </m:sSubPr>
+          <m:e>
+            <m:r>
+              <w:rPr>
+                <w:rFonts w:ascii="Cambria Math" w:hAnsi="Cambria Math"/>
+                <w:lang w:eastAsia="fr-FR"/>
+              </w:rPr>
+              <m:t>U</m:t>
+            </m:r>
+          </m:e>
+          <m:sub>
+            <m:r>
+              <w:rPr>
+                <w:rFonts w:ascii="Cambria Math" w:hAnsi="Cambria Math"/>
+                <w:lang w:eastAsia="fr-FR"/>
+              </w:rPr>
+              <m:t>0</m:t>
+            </m:r>
+          </m:sub>
+        </m:sSub>
+      </m:oMath>
+      <w:r>
+        <w:rPr>
+          <w:lang w:eastAsia="fr-FR"/>
+        </w:rPr>
+        <w:t xml:space="preserve"> V si le moteur ne va que dans un sens. </w:t>
+      </w:r>
+    </w:p>
+    <w:p>
+      <w:pPr>
+        <w:pStyle w:val="Paragraphedeliste"/>
+        <w:numPr>
+          <w:ilvl w:val="1"/>
+          <w:numId w:val="46"/>
+        </w:numPr>
+        <w:rPr>
+          <w:lang w:eastAsia="fr-FR"/>
+        </w:rPr>
+      </w:pPr>
+      <w:r>
+        <w:rPr>
+          <w:lang w:eastAsia="fr-FR"/>
+        </w:rPr>
+        <w:t xml:space="preserve">Sa valeur moyenne est comprise entre </w:t>
+      </w:r>
+      <m:oMath>
+        <m:sSub>
+          <m:sSubPr>
+            <m:ctrlPr>
+              <w:rPr>
+                <w:rFonts w:ascii="Cambria Math" w:hAnsi="Cambria Math"/>
+                <w:i/>
+                <w:lang w:eastAsia="fr-FR"/>
+              </w:rPr>
+            </m:ctrlPr>
+          </m:sSubPr>
+          <m:e>
+            <m:r>
+              <w:rPr>
+                <w:rFonts w:ascii="Cambria Math" w:hAnsi="Cambria Math"/>
+                <w:lang w:eastAsia="fr-FR"/>
+              </w:rPr>
+              <m:t>-</m:t>
+            </m:r>
+            <m:r>
+              <w:rPr>
+                <w:rFonts w:ascii="Cambria Math" w:hAnsi="Cambria Math"/>
+                <w:lang w:eastAsia="fr-FR"/>
+              </w:rPr>
+              <m:t>U</m:t>
+            </m:r>
+          </m:e>
+          <m:sub>
+            <m:r>
+              <w:rPr>
+                <w:rFonts w:ascii="Cambria Math" w:hAnsi="Cambria Math"/>
+                <w:lang w:eastAsia="fr-FR"/>
+              </w:rPr>
+              <m:t>0</m:t>
+            </m:r>
+          </m:sub>
+        </m:sSub>
+      </m:oMath>
+      <w:r>
+        <w:rPr>
+          <w:lang w:eastAsia="fr-FR"/>
+        </w:rPr>
+        <w:t xml:space="preserve"> V et </w:t>
+      </w:r>
+      <m:oMath>
+        <m:sSub>
+          <m:sSubPr>
+            <m:ctrlPr>
+              <w:rPr>
+                <w:rFonts w:ascii="Cambria Math" w:hAnsi="Cambria Math"/>
+                <w:i/>
+                <w:lang w:eastAsia="fr-FR"/>
+              </w:rPr>
+            </m:ctrlPr>
+          </m:sSubPr>
+          <m:e>
+            <m:r>
+              <w:rPr>
+                <w:rFonts w:ascii="Cambria Math" w:hAnsi="Cambria Math"/>
+                <w:lang w:eastAsia="fr-FR"/>
+              </w:rPr>
+              <m:t>+</m:t>
+            </m:r>
+            <m:r>
+              <w:rPr>
+                <w:rFonts w:ascii="Cambria Math" w:hAnsi="Cambria Math"/>
+                <w:lang w:eastAsia="fr-FR"/>
+              </w:rPr>
+              <m:t>U</m:t>
+            </m:r>
+          </m:e>
+          <m:sub>
+            <m:r>
+              <w:rPr>
+                <w:rFonts w:ascii="Cambria Math" w:hAnsi="Cambria Math"/>
+                <w:lang w:eastAsia="fr-FR"/>
+              </w:rPr>
+              <m:t>0</m:t>
+            </m:r>
+          </m:sub>
+        </m:sSub>
+      </m:oMath>
+      <w:r>
+        <w:rPr>
+          <w:lang w:eastAsia="fr-FR"/>
+        </w:rPr>
+        <w:t xml:space="preserve"> V si le moteur va dans </w:t>
+      </w:r>
+      <w:r>
+        <w:rPr>
+          <w:lang w:eastAsia="fr-FR"/>
+        </w:rPr>
+        <w:t xml:space="preserve">les deux </w:t>
+      </w:r>
+      <w:r>
+        <w:rPr>
+          <w:lang w:eastAsia="fr-FR"/>
+        </w:rPr>
+        <w:t>sens.</w:t>
+      </w:r>
+    </w:p>
+    <w:p>
+      <w:pPr>
+        <w:rPr>
+          <w:lang w:eastAsia="fr-FR"/>
+        </w:rPr>
+      </w:pPr>
+    </w:p>
     <w:p/>
     <w:p>
       <w:pPr>
@@ -2590,6 +2864,7 @@
         <w:rPr>
           <w:noProof/>
         </w:rPr>
+        <w:lastRenderedPageBreak/>
         <w:drawing>
           <wp:inline distT="0" distB="0" distL="0" distR="0" wp14:anchorId="044836D2" wp14:editId="6638A263">
             <wp:extent cx="3628250" cy="1821236"/>
@@ -2641,7 +2916,6 @@
         <w:pStyle w:val="Titre1"/>
       </w:pPr>
       <w:r>
-        <w:lastRenderedPageBreak/>
         <w:t>Identification des caractéristiques</w:t>
       </w:r>
     </w:p>
@@ -6868,6 +7142,121 @@
     </w:lvl>
   </w:abstractNum>
   <w:abstractNum w:abstractNumId="30" w15:restartNumberingAfterBreak="0">
+    <w:nsid w:val="462F41AC"/>
+    <w:multiLevelType w:val="hybridMultilevel"/>
+    <w:tmpl w:val="2E3E8264"/>
+    <w:lvl w:ilvl="0" w:tplc="2BB40C8C">
+      <w:start w:val="1"/>
+      <w:numFmt w:val="bullet"/>
+      <w:lvlText w:val=""/>
+      <w:lvlJc w:val="left"/>
+      <w:pPr>
+        <w:ind w:left="720" w:hanging="360"/>
+      </w:pPr>
+      <w:rPr>
+        <w:rFonts w:ascii="Wingdings" w:hAnsi="Wingdings" w:hint="default"/>
+        <w:color w:val="1F3864" w:themeColor="accent1" w:themeShade="80"/>
+        <w:sz w:val="18"/>
+      </w:rPr>
+    </w:lvl>
+    <w:lvl w:ilvl="1" w:tplc="040C0005">
+      <w:start w:val="1"/>
+      <w:numFmt w:val="bullet"/>
+      <w:lvlText w:val=""/>
+      <w:lvlJc w:val="left"/>
+      <w:pPr>
+        <w:ind w:left="1440" w:hanging="360"/>
+      </w:pPr>
+      <w:rPr>
+        <w:rFonts w:ascii="Wingdings" w:hAnsi="Wingdings" w:hint="default"/>
+      </w:rPr>
+    </w:lvl>
+    <w:lvl w:ilvl="2" w:tplc="040C0005" w:tentative="1">
+      <w:start w:val="1"/>
+      <w:numFmt w:val="bullet"/>
+      <w:lvlText w:val=""/>
+      <w:lvlJc w:val="left"/>
+      <w:pPr>
+        <w:ind w:left="2160" w:hanging="360"/>
+      </w:pPr>
+      <w:rPr>
+        <w:rFonts w:ascii="Wingdings" w:hAnsi="Wingdings" w:hint="default"/>
+      </w:rPr>
+    </w:lvl>
+    <w:lvl w:ilvl="3" w:tplc="040C0001" w:tentative="1">
+      <w:start w:val="1"/>
+      <w:numFmt w:val="bullet"/>
+      <w:lvlText w:val=""/>
+      <w:lvlJc w:val="left"/>
+      <w:pPr>
+        <w:ind w:left="2880" w:hanging="360"/>
+      </w:pPr>
+      <w:rPr>
+        <w:rFonts w:ascii="Symbol" w:hAnsi="Symbol" w:hint="default"/>
+      </w:rPr>
+    </w:lvl>
+    <w:lvl w:ilvl="4" w:tplc="040C0003" w:tentative="1">
+      <w:start w:val="1"/>
+      <w:numFmt w:val="bullet"/>
+      <w:lvlText w:val="o"/>
+      <w:lvlJc w:val="left"/>
+      <w:pPr>
+        <w:ind w:left="3600" w:hanging="360"/>
+      </w:pPr>
+      <w:rPr>
+        <w:rFonts w:ascii="Courier New" w:hAnsi="Courier New" w:cs="Courier New" w:hint="default"/>
+      </w:rPr>
+    </w:lvl>
+    <w:lvl w:ilvl="5" w:tplc="040C0005" w:tentative="1">
+      <w:start w:val="1"/>
+      <w:numFmt w:val="bullet"/>
+      <w:lvlText w:val=""/>
+      <w:lvlJc w:val="left"/>
+      <w:pPr>
+        <w:ind w:left="4320" w:hanging="360"/>
+      </w:pPr>
+      <w:rPr>
+        <w:rFonts w:ascii="Wingdings" w:hAnsi="Wingdings" w:hint="default"/>
+      </w:rPr>
+    </w:lvl>
+    <w:lvl w:ilvl="6" w:tplc="040C0001" w:tentative="1">
+      <w:start w:val="1"/>
+      <w:numFmt w:val="bullet"/>
+      <w:lvlText w:val=""/>
+      <w:lvlJc w:val="left"/>
+      <w:pPr>
+        <w:ind w:left="5040" w:hanging="360"/>
+      </w:pPr>
+      <w:rPr>
+        <w:rFonts w:ascii="Symbol" w:hAnsi="Symbol" w:hint="default"/>
+      </w:rPr>
+    </w:lvl>
+    <w:lvl w:ilvl="7" w:tplc="040C0003" w:tentative="1">
+      <w:start w:val="1"/>
+      <w:numFmt w:val="bullet"/>
+      <w:lvlText w:val="o"/>
+      <w:lvlJc w:val="left"/>
+      <w:pPr>
+        <w:ind w:left="5760" w:hanging="360"/>
+      </w:pPr>
+      <w:rPr>
+        <w:rFonts w:ascii="Courier New" w:hAnsi="Courier New" w:cs="Courier New" w:hint="default"/>
+      </w:rPr>
+    </w:lvl>
+    <w:lvl w:ilvl="8" w:tplc="040C0005" w:tentative="1">
+      <w:start w:val="1"/>
+      <w:numFmt w:val="bullet"/>
+      <w:lvlText w:val=""/>
+      <w:lvlJc w:val="left"/>
+      <w:pPr>
+        <w:ind w:left="6480" w:hanging="360"/>
+      </w:pPr>
+      <w:rPr>
+        <w:rFonts w:ascii="Wingdings" w:hAnsi="Wingdings" w:hint="default"/>
+      </w:rPr>
+    </w:lvl>
+  </w:abstractNum>
+  <w:abstractNum w:abstractNumId="31" w15:restartNumberingAfterBreak="0">
     <w:nsid w:val="50B20774"/>
     <w:multiLevelType w:val="hybridMultilevel"/>
     <w:tmpl w:val="2878F79E"/>
@@ -6982,7 +7371,7 @@
       </w:rPr>
     </w:lvl>
   </w:abstractNum>
-  <w:abstractNum w:abstractNumId="31" w15:restartNumberingAfterBreak="0">
+  <w:abstractNum w:abstractNumId="32" w15:restartNumberingAfterBreak="0">
     <w:nsid w:val="51171DC2"/>
     <w:multiLevelType w:val="hybridMultilevel"/>
     <w:tmpl w:val="B7DC1626"/>
@@ -7097,7 +7486,7 @@
       </w:rPr>
     </w:lvl>
   </w:abstractNum>
-  <w:abstractNum w:abstractNumId="32" w15:restartNumberingAfterBreak="0">
+  <w:abstractNum w:abstractNumId="33" w15:restartNumberingAfterBreak="0">
     <w:nsid w:val="522631C9"/>
     <w:multiLevelType w:val="hybridMultilevel"/>
     <w:tmpl w:val="68B0ACD2"/>
@@ -7212,7 +7601,7 @@
       </w:rPr>
     </w:lvl>
   </w:abstractNum>
-  <w:abstractNum w:abstractNumId="33" w15:restartNumberingAfterBreak="0">
+  <w:abstractNum w:abstractNumId="34" w15:restartNumberingAfterBreak="0">
     <w:nsid w:val="54226649"/>
     <w:multiLevelType w:val="hybridMultilevel"/>
     <w:tmpl w:val="AC2EFFD8"/>
@@ -7298,7 +7687,7 @@
       </w:pPr>
     </w:lvl>
   </w:abstractNum>
-  <w:abstractNum w:abstractNumId="34" w15:restartNumberingAfterBreak="0">
+  <w:abstractNum w:abstractNumId="35" w15:restartNumberingAfterBreak="0">
     <w:nsid w:val="55FB591B"/>
     <w:multiLevelType w:val="hybridMultilevel"/>
     <w:tmpl w:val="3E76A630"/>
@@ -7413,7 +7802,7 @@
       </w:rPr>
     </w:lvl>
   </w:abstractNum>
-  <w:abstractNum w:abstractNumId="35" w15:restartNumberingAfterBreak="0">
+  <w:abstractNum w:abstractNumId="36" w15:restartNumberingAfterBreak="0">
     <w:nsid w:val="5CBE27F7"/>
     <w:multiLevelType w:val="hybridMultilevel"/>
     <w:tmpl w:val="069AC4F8"/>
@@ -7525,7 +7914,7 @@
       </w:rPr>
     </w:lvl>
   </w:abstractNum>
-  <w:abstractNum w:abstractNumId="36" w15:restartNumberingAfterBreak="0">
+  <w:abstractNum w:abstractNumId="37" w15:restartNumberingAfterBreak="0">
     <w:nsid w:val="5CF33102"/>
     <w:multiLevelType w:val="hybridMultilevel"/>
     <w:tmpl w:val="A4501324"/>
@@ -7640,7 +8029,7 @@
       </w:rPr>
     </w:lvl>
   </w:abstractNum>
-  <w:abstractNum w:abstractNumId="37" w15:restartNumberingAfterBreak="0">
+  <w:abstractNum w:abstractNumId="38" w15:restartNumberingAfterBreak="0">
     <w:nsid w:val="5F743150"/>
     <w:multiLevelType w:val="hybridMultilevel"/>
     <w:tmpl w:val="F3D6FB6A"/>
@@ -7755,7 +8144,7 @@
       </w:rPr>
     </w:lvl>
   </w:abstractNum>
-  <w:abstractNum w:abstractNumId="38" w15:restartNumberingAfterBreak="0">
+  <w:abstractNum w:abstractNumId="39" w15:restartNumberingAfterBreak="0">
     <w:nsid w:val="5FE52E27"/>
     <w:multiLevelType w:val="hybridMultilevel"/>
     <w:tmpl w:val="243ECAF8"/>
@@ -7870,7 +8259,7 @@
       </w:rPr>
     </w:lvl>
   </w:abstractNum>
-  <w:abstractNum w:abstractNumId="39" w15:restartNumberingAfterBreak="0">
+  <w:abstractNum w:abstractNumId="40" w15:restartNumberingAfterBreak="0">
     <w:nsid w:val="6657552D"/>
     <w:multiLevelType w:val="hybridMultilevel"/>
     <w:tmpl w:val="ED9C417E"/>
@@ -7985,7 +8374,7 @@
       </w:rPr>
     </w:lvl>
   </w:abstractNum>
-  <w:abstractNum w:abstractNumId="40" w15:restartNumberingAfterBreak="0">
+  <w:abstractNum w:abstractNumId="41" w15:restartNumberingAfterBreak="0">
     <w:nsid w:val="67D474C1"/>
     <w:multiLevelType w:val="hybridMultilevel"/>
     <w:tmpl w:val="E7C4EB40"/>
@@ -8100,7 +8489,7 @@
       </w:rPr>
     </w:lvl>
   </w:abstractNum>
-  <w:abstractNum w:abstractNumId="41" w15:restartNumberingAfterBreak="0">
+  <w:abstractNum w:abstractNumId="42" w15:restartNumberingAfterBreak="0">
     <w:nsid w:val="6F7A7DAA"/>
     <w:multiLevelType w:val="hybridMultilevel"/>
     <w:tmpl w:val="8FFAED64"/>
@@ -8215,7 +8604,7 @@
       </w:rPr>
     </w:lvl>
   </w:abstractNum>
-  <w:abstractNum w:abstractNumId="42" w15:restartNumberingAfterBreak="0">
+  <w:abstractNum w:abstractNumId="43" w15:restartNumberingAfterBreak="0">
     <w:nsid w:val="724752FE"/>
     <w:multiLevelType w:val="hybridMultilevel"/>
     <w:tmpl w:val="9056B8A4"/>
@@ -8306,7 +8695,7 @@
       </w:pPr>
     </w:lvl>
   </w:abstractNum>
-  <w:abstractNum w:abstractNumId="43" w15:restartNumberingAfterBreak="0">
+  <w:abstractNum w:abstractNumId="44" w15:restartNumberingAfterBreak="0">
     <w:nsid w:val="750E63C9"/>
     <w:multiLevelType w:val="hybridMultilevel"/>
     <w:tmpl w:val="CB82BF80"/>
@@ -8421,7 +8810,7 @@
       </w:rPr>
     </w:lvl>
   </w:abstractNum>
-  <w:abstractNum w:abstractNumId="44" w15:restartNumberingAfterBreak="0">
+  <w:abstractNum w:abstractNumId="45" w15:restartNumberingAfterBreak="0">
     <w:nsid w:val="7D3A659B"/>
     <w:multiLevelType w:val="hybridMultilevel"/>
     <w:tmpl w:val="CE6A4D00"/>
@@ -8542,7 +8931,7 @@
     <w:abstractNumId w:val="28"/>
   </w:num>
   <w:num w:numId="2" w16cid:durableId="419954716">
-    <w:abstractNumId w:val="41"/>
+    <w:abstractNumId w:val="42"/>
   </w:num>
   <w:num w:numId="3" w16cid:durableId="573394283">
     <w:abstractNumId w:val="12"/>
@@ -8551,10 +8940,10 @@
     <w:abstractNumId w:val="1"/>
   </w:num>
   <w:num w:numId="5" w16cid:durableId="1982076710">
-    <w:abstractNumId w:val="42"/>
+    <w:abstractNumId w:val="43"/>
   </w:num>
   <w:num w:numId="6" w16cid:durableId="1730609848">
-    <w:abstractNumId w:val="36"/>
+    <w:abstractNumId w:val="37"/>
   </w:num>
   <w:num w:numId="7" w16cid:durableId="615601611">
     <w:abstractNumId w:val="27"/>
@@ -8569,10 +8958,10 @@
     <w:abstractNumId w:val="22"/>
   </w:num>
   <w:num w:numId="11" w16cid:durableId="2097747961">
-    <w:abstractNumId w:val="32"/>
+    <w:abstractNumId w:val="33"/>
   </w:num>
   <w:num w:numId="12" w16cid:durableId="840853661">
-    <w:abstractNumId w:val="38"/>
+    <w:abstractNumId w:val="39"/>
   </w:num>
   <w:num w:numId="13" w16cid:durableId="378167207">
     <w:abstractNumId w:val="23"/>
@@ -8587,13 +8976,13 @@
     <w:abstractNumId w:val="9"/>
   </w:num>
   <w:num w:numId="17" w16cid:durableId="649021355">
-    <w:abstractNumId w:val="34"/>
+    <w:abstractNumId w:val="35"/>
   </w:num>
   <w:num w:numId="18" w16cid:durableId="1162358211">
     <w:abstractNumId w:val="15"/>
   </w:num>
   <w:num w:numId="19" w16cid:durableId="1470366881">
-    <w:abstractNumId w:val="33"/>
+    <w:abstractNumId w:val="34"/>
   </w:num>
   <w:num w:numId="20" w16cid:durableId="830484260">
     <w:abstractNumId w:val="11"/>
@@ -8608,7 +8997,7 @@
     <w:abstractNumId w:val="4"/>
   </w:num>
   <w:num w:numId="24" w16cid:durableId="1407141514">
-    <w:abstractNumId w:val="35"/>
+    <w:abstractNumId w:val="36"/>
   </w:num>
   <w:num w:numId="25" w16cid:durableId="871266933">
     <w:abstractNumId w:val="10"/>
@@ -8635,7 +9024,7 @@
     <w:abstractNumId w:val="14"/>
   </w:num>
   <w:num w:numId="33" w16cid:durableId="826093154">
-    <w:abstractNumId w:val="37"/>
+    <w:abstractNumId w:val="38"/>
   </w:num>
   <w:num w:numId="34" w16cid:durableId="1725448525">
     <w:abstractNumId w:val="16"/>
@@ -8653,25 +9042,28 @@
     <w:abstractNumId w:val="25"/>
   </w:num>
   <w:num w:numId="39" w16cid:durableId="1627076360">
-    <w:abstractNumId w:val="44"/>
+    <w:abstractNumId w:val="45"/>
   </w:num>
   <w:num w:numId="40" w16cid:durableId="1767388425">
     <w:abstractNumId w:val="29"/>
   </w:num>
   <w:num w:numId="41" w16cid:durableId="1962029098">
-    <w:abstractNumId w:val="39"/>
+    <w:abstractNumId w:val="40"/>
   </w:num>
   <w:num w:numId="42" w16cid:durableId="584993015">
-    <w:abstractNumId w:val="43"/>
+    <w:abstractNumId w:val="44"/>
   </w:num>
   <w:num w:numId="43" w16cid:durableId="269355547">
+    <w:abstractNumId w:val="32"/>
+  </w:num>
+  <w:num w:numId="44" w16cid:durableId="2140606036">
     <w:abstractNumId w:val="31"/>
   </w:num>
-  <w:num w:numId="44" w16cid:durableId="2140606036">
+  <w:num w:numId="45" w16cid:durableId="633756066">
+    <w:abstractNumId w:val="41"/>
+  </w:num>
+  <w:num w:numId="46" w16cid:durableId="1185284764">
     <w:abstractNumId w:val="30"/>
-  </w:num>
-  <w:num w:numId="45" w16cid:durableId="633756066">
-    <w:abstractNumId w:val="40"/>
   </w:num>
 </w:numbering>
 </file>
@@ -9334,6 +9726,7 @@
   <w:style w:type="character" w:default="1" w:styleId="Policepardfaut">
     <w:name w:val="Default Paragraph Font"/>
     <w:uiPriority w:val="1"/>
+    <w:semiHidden/>
     <w:unhideWhenUsed/>
   </w:style>
   <w:style w:type="table" w:default="1" w:styleId="TableauNormal">

--- a/Fiches_Protocoles_Techno/MoteurCourantContinu.docx
+++ b/Fiches_Protocoles_Techno/MoteurCourantContinu.docx
@@ -401,7 +401,7 @@
                       <w:lang w:eastAsia="fr-FR"/>
                     </w:rPr>
                     <w:drawing>
-                      <wp:inline distT="0" distB="0" distL="0" distR="0" wp14:anchorId="081ED2CC" wp14:editId="5CB9D6E7">
+                      <wp:inline distT="0" distB="0" distL="0" distR="0" wp14:anchorId="081ED2CC" wp14:editId="30313816">
                         <wp:extent cx="1084186" cy="1260000"/>
                         <wp:effectExtent l="0" t="0" r="1905" b="0"/>
                         <wp:docPr id="2076254945" name="Image 5"/>
@@ -464,7 +464,7 @@
                       <w:lang w:eastAsia="fr-FR"/>
                     </w:rPr>
                     <w:drawing>
-                      <wp:inline distT="0" distB="0" distL="0" distR="0" wp14:anchorId="0043A843" wp14:editId="62226642">
+                      <wp:inline distT="0" distB="0" distL="0" distR="0" wp14:anchorId="0043A843" wp14:editId="744257DA">
                         <wp:extent cx="1165864" cy="1260000"/>
                         <wp:effectExtent l="0" t="0" r="0" b="0"/>
                         <wp:docPr id="1449268039" name="Image 6"/>
@@ -680,7 +680,7 @@
                 <w:lang w:eastAsia="fr-FR"/>
               </w:rPr>
               <w:drawing>
-                <wp:inline distT="0" distB="0" distL="0" distR="0" wp14:anchorId="56829184" wp14:editId="09FDA151">
+                <wp:inline distT="0" distB="0" distL="0" distR="0" wp14:anchorId="56829184" wp14:editId="580FE147">
                   <wp:extent cx="3301551" cy="2892056"/>
                   <wp:effectExtent l="0" t="0" r="0" b="3810"/>
                   <wp:docPr id="22100455" name="Image 1"/>
@@ -1643,6 +1643,32 @@
         </w:rPr>
       </w:pPr>
     </w:p>
+    <w:p>
+      <w:pPr>
+        <w:rPr>
+          <w:lang w:eastAsia="fr-FR"/>
+        </w:rPr>
+      </w:pPr>
+      <w:r>
+        <w:rPr>
+          <w:lang w:eastAsia="fr-FR"/>
+        </w:rPr>
+        <w:t xml:space="preserve">Le codeur incrémental est un capteur de position angulaire. La position mesurée est relative. </w:t>
+      </w:r>
+      <w:r>
+        <w:rPr>
+          <w:lang w:eastAsia="fr-FR"/>
+        </w:rPr>
+        <w:t xml:space="preserve">La plupart du temps, une initialisation est donc nécessaire. </w:t>
+      </w:r>
+    </w:p>
+    <w:p>
+      <w:pPr>
+        <w:rPr>
+          <w:lang w:eastAsia="fr-FR"/>
+        </w:rPr>
+      </w:pPr>
+    </w:p>
     <w:tbl>
       <w:tblPr>
         <w:tblStyle w:val="Grilledutableau"/>
@@ -1749,7 +1775,7 @@
                 <w:lang w:eastAsia="fr-FR"/>
               </w:rPr>
               <w:drawing>
-                <wp:inline distT="0" distB="0" distL="0" distR="0" wp14:anchorId="607C02EE" wp14:editId="34FA8644">
+                <wp:inline distT="0" distB="0" distL="0" distR="0" wp14:anchorId="607C02EE" wp14:editId="65827002">
                   <wp:extent cx="1286749" cy="1390650"/>
                   <wp:effectExtent l="0" t="0" r="0" b="0"/>
                   <wp:docPr id="1998079773" name="Image 3"/>
@@ -1871,19 +1897,6 @@
                 <w:lang w:eastAsia="fr-FR"/>
               </w:rPr>
             </w:pPr>
-            <w:r>
-              <w:rPr>
-                <w:lang w:eastAsia="fr-FR"/>
-              </w:rPr>
-              <w:t>Le codeur incrémental est un capteur de position angulaire.</w:t>
-            </w:r>
-          </w:p>
-          <w:p>
-            <w:pPr>
-              <w:rPr>
-                <w:lang w:eastAsia="fr-FR"/>
-              </w:rPr>
-            </w:pPr>
           </w:p>
           <w:p>
             <w:pPr>
@@ -2154,6 +2167,7 @@
         <w:pStyle w:val="Titre1"/>
       </w:pPr>
       <w:r>
+        <w:lastRenderedPageBreak/>
         <w:t>Principe de fonctionnement</w:t>
       </w:r>
     </w:p>
@@ -2218,7 +2232,6 @@
               </w:numPr>
             </w:pPr>
             <w:r>
-              <w:lastRenderedPageBreak/>
               <w:t xml:space="preserve">Enfin, l’interrupteur est commandé par une commande en PWM (ou MLI : Modulation de Largeur d’Impulsion, </w:t>
             </w:r>
             <w:r>
@@ -2245,7 +2258,6 @@
               <w:rPr>
                 <w:noProof/>
               </w:rPr>
-              <w:lastRenderedPageBreak/>
               <w:drawing>
                 <wp:inline distT="0" distB="0" distL="0" distR="0" wp14:anchorId="3FBFE5D3" wp14:editId="0AA7560D">
                   <wp:extent cx="1705993" cy="1080000"/>
@@ -2843,7 +2855,7 @@
                 <w:noProof/>
               </w:rPr>
               <w:drawing>
-                <wp:inline distT="0" distB="0" distL="0" distR="0" wp14:anchorId="6921B4DE" wp14:editId="452EF1AE">
+                <wp:inline distT="0" distB="0" distL="0" distR="0" wp14:anchorId="6921B4DE" wp14:editId="4F400165">
                   <wp:extent cx="2435382" cy="1285455"/>
                   <wp:effectExtent l="0" t="0" r="3175" b="0"/>
                   <wp:docPr id="1205866481" name="Image 3"/>
@@ -3796,7 +3808,6 @@
           <w:rPr>
             <w:rFonts w:ascii="Cambria Math" w:hAnsi="Cambria Math"/>
           </w:rPr>
-          <w:lastRenderedPageBreak/>
           <m:t>U</m:t>
         </m:r>
         <m:d>
@@ -5559,13 +5570,7 @@
             <w:rPr>
               <w:rFonts w:ascii="Cambria Math" w:hAnsi="Cambria Math"/>
             </w:rPr>
-            <m:t>-RI</m:t>
-          </m:r>
-          <m:r>
-            <w:rPr>
-              <w:rFonts w:ascii="Cambria Math" w:hAnsi="Cambria Math"/>
-            </w:rPr>
-            <m:t>=K</m:t>
+            <m:t>-RI=K</m:t>
           </m:r>
           <m:r>
             <m:rPr>
@@ -6395,6 +6400,7 @@
             <w:rPr>
               <w:rFonts w:ascii="Cambria Math" w:hAnsi="Cambria Math"/>
             </w:rPr>
+            <w:lastRenderedPageBreak/>
             <m:t>Ki</m:t>
           </m:r>
           <m:d>
@@ -7153,13 +7159,7 @@
                 <w:rPr>
                   <w:rFonts w:ascii="Cambria Math" w:eastAsiaTheme="minorEastAsia" w:hAnsi="Cambria Math"/>
                 </w:rPr>
-                <m:t>1</m:t>
-              </m:r>
-              <m:r>
-                <w:rPr>
-                  <w:rFonts w:ascii="Cambria Math" w:eastAsiaTheme="minorEastAsia" w:hAnsi="Cambria Math"/>
-                </w:rPr>
-                <m:t>-αR</m:t>
+                <m:t>1-αR</m:t>
               </m:r>
             </m:e>
           </m:d>
@@ -7402,15 +7402,122 @@
     <w:p/>
     <w:p/>
     <w:p/>
+    <w:p>
+      <w:pPr>
+        <w:pStyle w:val="Titre"/>
+      </w:pPr>
+      <w:r>
+        <w:t>Potentiomètre rotatif</w:t>
+      </w:r>
+    </w:p>
+    <w:p>
+      <w:r>
+        <w:lastRenderedPageBreak/>
+        <w:t xml:space="preserve"> </w:t>
+      </w:r>
+    </w:p>
+    <w:tbl>
+      <w:tblPr>
+        <w:tblStyle w:val="Grilledutableau"/>
+        <w:tblW w:w="0" w:type="auto"/>
+        <w:tblLook w:val="04A0" w:firstRow="1" w:lastRow="0" w:firstColumn="1" w:lastColumn="0" w:noHBand="0" w:noVBand="1"/>
+      </w:tblPr>
+      <w:tblGrid>
+        <w:gridCol w:w="6091"/>
+        <w:gridCol w:w="4103"/>
+      </w:tblGrid>
+      <w:tr>
+        <w:tc>
+          <w:tcPr>
+            <w:tcW w:w="6091" w:type="dxa"/>
+          </w:tcPr>
+          <w:p>
+            <w:r>
+              <w:t>Un potentiomètre rotatif est capteur de position angulaire. Il est composé d’une piste résistive et d’un index lié à la pièce mouvement. Lorsque la pièce bouge, l’index se déplace sur la piste résistive.</w:t>
+            </w:r>
+          </w:p>
+          <w:p>
+            <w:r>
+              <w:t>D’une part une tension est appliquée aux bornes de la piste résistive. D’autre part on mesure la tension entre la masse et l’index. La variation de tension est alors proportionnelleau déplacement de l’index.</w:t>
+            </w:r>
+          </w:p>
+        </w:tc>
+        <w:tc>
+          <w:tcPr>
+            <w:tcW w:w="4103" w:type="dxa"/>
+          </w:tcPr>
+          <w:p>
+            <w:r>
+              <w:rPr>
+                <w:noProof/>
+              </w:rPr>
+              <w:drawing>
+                <wp:inline distT="0" distB="0" distL="0" distR="0" wp14:anchorId="44A02DCB" wp14:editId="0C0F35F8">
+                  <wp:extent cx="2181885" cy="1875564"/>
+                  <wp:effectExtent l="0" t="0" r="8890" b="0"/>
+                  <wp:docPr id="734302693" name="Image 1"/>
+                  <wp:cNvGraphicFramePr>
+                    <a:graphicFrameLocks xmlns:a="http://schemas.openxmlformats.org/drawingml/2006/main" noChangeAspect="1"/>
+                  </wp:cNvGraphicFramePr>
+                  <a:graphic xmlns:a="http://schemas.openxmlformats.org/drawingml/2006/main">
+                    <a:graphicData uri="http://schemas.openxmlformats.org/drawingml/2006/picture">
+                      <pic:pic xmlns:pic="http://schemas.openxmlformats.org/drawingml/2006/picture">
+                        <pic:nvPicPr>
+                          <pic:cNvPr id="0" name="Picture 2"/>
+                          <pic:cNvPicPr>
+                            <a:picLocks noChangeAspect="1" noChangeArrowheads="1"/>
+                          </pic:cNvPicPr>
+                        </pic:nvPicPr>
+                        <pic:blipFill rotWithShape="1">
+                          <a:blip r:embed="rId23" cstate="print">
+                            <a:extLst>
+                              <a:ext uri="{28A0092B-C50C-407E-A947-70E740481C1C}">
+                                <a14:useLocalDpi xmlns:a14="http://schemas.microsoft.com/office/drawing/2010/main" val="0"/>
+                              </a:ext>
+                            </a:extLst>
+                          </a:blip>
+                          <a:srcRect l="11462" t="18133"/>
+                          <a:stretch>
+                            <a:fillRect/>
+                          </a:stretch>
+                        </pic:blipFill>
+                        <pic:spPr bwMode="auto">
+                          <a:xfrm>
+                            <a:off x="0" y="0"/>
+                            <a:ext cx="2214253" cy="1903388"/>
+                          </a:xfrm>
+                          <a:prstGeom prst="rect">
+                            <a:avLst/>
+                          </a:prstGeom>
+                          <a:noFill/>
+                          <a:ln>
+                            <a:noFill/>
+                          </a:ln>
+                          <a:extLst>
+                            <a:ext uri="{53640926-AAD7-44D8-BBD7-CCE9431645EC}">
+                              <a14:shadowObscured xmlns:a14="http://schemas.microsoft.com/office/drawing/2010/main"/>
+                            </a:ext>
+                          </a:extLst>
+                        </pic:spPr>
+                      </pic:pic>
+                    </a:graphicData>
+                  </a:graphic>
+                </wp:inline>
+              </w:drawing>
+            </w:r>
+          </w:p>
+        </w:tc>
+      </w:tr>
+    </w:tbl>
     <w:p/>
     <w:p/>
     <w:sectPr>
-      <w:headerReference w:type="even" r:id="rId23"/>
-      <w:headerReference w:type="default" r:id="rId24"/>
-      <w:footerReference w:type="even" r:id="rId25"/>
-      <w:footerReference w:type="default" r:id="rId26"/>
-      <w:headerReference w:type="first" r:id="rId27"/>
-      <w:footerReference w:type="first" r:id="rId28"/>
+      <w:headerReference w:type="even" r:id="rId24"/>
+      <w:headerReference w:type="default" r:id="rId25"/>
+      <w:footerReference w:type="even" r:id="rId26"/>
+      <w:footerReference w:type="default" r:id="rId27"/>
+      <w:headerReference w:type="first" r:id="rId28"/>
+      <w:footerReference w:type="first" r:id="rId29"/>
       <w:type w:val="continuous"/>
       <w:pgSz w:w="11906" w:h="16838"/>
       <w:pgMar w:top="1276" w:right="851" w:bottom="992" w:left="851" w:header="709" w:footer="266" w:gutter="0"/>

--- a/Fiches_Protocoles_Techno/MoteurCourantContinu.docx
+++ b/Fiches_Protocoles_Techno/MoteurCourantContinu.docx
@@ -401,7 +401,7 @@
                       <w:lang w:eastAsia="fr-FR"/>
                     </w:rPr>
                     <w:drawing>
-                      <wp:inline distT="0" distB="0" distL="0" distR="0" wp14:anchorId="081ED2CC" wp14:editId="30313816">
+                      <wp:inline distT="0" distB="0" distL="0" distR="0" wp14:anchorId="081ED2CC" wp14:editId="1F47F944">
                         <wp:extent cx="1084186" cy="1260000"/>
                         <wp:effectExtent l="0" t="0" r="1905" b="0"/>
                         <wp:docPr id="2076254945" name="Image 5"/>
@@ -464,7 +464,7 @@
                       <w:lang w:eastAsia="fr-FR"/>
                     </w:rPr>
                     <w:drawing>
-                      <wp:inline distT="0" distB="0" distL="0" distR="0" wp14:anchorId="0043A843" wp14:editId="744257DA">
+                      <wp:inline distT="0" distB="0" distL="0" distR="0" wp14:anchorId="0043A843" wp14:editId="44EBA5E4">
                         <wp:extent cx="1165864" cy="1260000"/>
                         <wp:effectExtent l="0" t="0" r="0" b="0"/>
                         <wp:docPr id="1449268039" name="Image 6"/>
@@ -680,7 +680,7 @@
                 <w:lang w:eastAsia="fr-FR"/>
               </w:rPr>
               <w:drawing>
-                <wp:inline distT="0" distB="0" distL="0" distR="0" wp14:anchorId="56829184" wp14:editId="580FE147">
+                <wp:inline distT="0" distB="0" distL="0" distR="0" wp14:anchorId="56829184" wp14:editId="07864402">
                   <wp:extent cx="3301551" cy="2892056"/>
                   <wp:effectExtent l="0" t="0" r="0" b="3810"/>
                   <wp:docPr id="22100455" name="Image 1"/>
@@ -1295,7 +1295,19 @@
               <w:rPr>
                 <w:lang w:eastAsia="fr-FR"/>
               </w:rPr>
-              <w:t xml:space="preserve">Suivant la carte d’acquisition, on aura accès à chacune des voies de mesure, au compteur, ou a un angle. </w:t>
+              <w:t xml:space="preserve">Suivant la carte d’acquisition, on aura accès à chacune des voies de mesure, au compteur, ou </w:t>
+            </w:r>
+            <w:r>
+              <w:rPr>
+                <w:lang w:eastAsia="fr-FR"/>
+              </w:rPr>
+              <w:t>à</w:t>
+            </w:r>
+            <w:r>
+              <w:rPr>
+                <w:lang w:eastAsia="fr-FR"/>
+              </w:rPr>
+              <w:t xml:space="preserve"> un angle. </w:t>
             </w:r>
           </w:p>
           <w:p>
@@ -1653,13 +1665,7 @@
         <w:rPr>
           <w:lang w:eastAsia="fr-FR"/>
         </w:rPr>
-        <w:t xml:space="preserve">Le codeur incrémental est un capteur de position angulaire. La position mesurée est relative. </w:t>
-      </w:r>
-      <w:r>
-        <w:rPr>
-          <w:lang w:eastAsia="fr-FR"/>
-        </w:rPr>
-        <w:t xml:space="preserve">La plupart du temps, une initialisation est donc nécessaire. </w:t>
+        <w:t xml:space="preserve">Le codeur incrémental est un capteur de position angulaire. La position mesurée est relative. La plupart du temps, une initialisation est donc nécessaire. </w:t>
       </w:r>
     </w:p>
     <w:p>
@@ -1775,7 +1781,7 @@
                 <w:lang w:eastAsia="fr-FR"/>
               </w:rPr>
               <w:drawing>
-                <wp:inline distT="0" distB="0" distL="0" distR="0" wp14:anchorId="607C02EE" wp14:editId="65827002">
+                <wp:inline distT="0" distB="0" distL="0" distR="0" wp14:anchorId="607C02EE" wp14:editId="640AA5C4">
                   <wp:extent cx="1286749" cy="1390650"/>
                   <wp:effectExtent l="0" t="0" r="0" b="0"/>
                   <wp:docPr id="1998079773" name="Image 3"/>
@@ -2060,7 +2066,19 @@
               <w:rPr>
                 <w:lang w:eastAsia="fr-FR"/>
               </w:rPr>
-              <w:t>Il existe beaucoup de hacheurs différents. On n’évoque ici uniquement les hacheurs permettant de moduler la vitesse des moteurs à courant continu</w:t>
+              <w:t xml:space="preserve">Il existe beaucoup de hacheurs différents. On n’évoque ici </w:t>
+            </w:r>
+            <w:r>
+              <w:rPr>
+                <w:lang w:eastAsia="fr-FR"/>
+              </w:rPr>
+              <w:t>que</w:t>
+            </w:r>
+            <w:r>
+              <w:rPr>
+                <w:lang w:eastAsia="fr-FR"/>
+              </w:rPr>
+              <w:t xml:space="preserve"> les hacheurs permettant de moduler la vitesse des moteurs à courant continu</w:t>
             </w:r>
             <w:r>
               <w:rPr>
@@ -2422,6 +2440,9 @@
         <w:t xml:space="preserve">La période du hacheur étant élevée </w:t>
       </w:r>
       <w:r>
+        <w:t xml:space="preserve">(ordre de grandeur : 1 kHz) </w:t>
+      </w:r>
+      <w:r>
         <w:t xml:space="preserve">et le moteur étant assimilable à un circuit RL, le moteur se comporte comme un filtre et « ne voit » donc que le valeur moyenne de la tension soit </w:t>
       </w:r>
       <m:oMath>
@@ -2587,14 +2608,11 @@
                 <m:t xml:space="preserve"> </m:t>
               </m:r>
               <m:r>
-                <m:rPr>
-                  <m:sty m:val="p"/>
-                </m:rPr>
                 <w:rPr>
                   <w:rFonts w:ascii="Cambria Math" w:hAnsi="Cambria Math"/>
                   <w:lang w:eastAsia="fr-FR"/>
                 </w:rPr>
-                <m:t>V</m:t>
+                <m:t>[V]</m:t>
               </m:r>
             </m:oMath>
             <w:r>
@@ -2692,7 +2710,31 @@
               <w:rPr>
                 <w:lang w:eastAsia="fr-FR"/>
               </w:rPr>
-              <w:t xml:space="preserve"> V si le moteur ne va que dans un sens. </w:t>
+              <w:t> </w:t>
+            </w:r>
+            <w:r>
+              <w:rPr>
+                <w:lang w:eastAsia="fr-FR"/>
+              </w:rPr>
+              <w:t>[</w:t>
+            </w:r>
+            <w:r>
+              <w:rPr>
+                <w:lang w:eastAsia="fr-FR"/>
+              </w:rPr>
+              <w:t>V</w:t>
+            </w:r>
+            <w:r>
+              <w:rPr>
+                <w:lang w:eastAsia="fr-FR"/>
+              </w:rPr>
+              <w:t>]</w:t>
+            </w:r>
+            <w:r>
+              <w:rPr>
+                <w:lang w:eastAsia="fr-FR"/>
+              </w:rPr>
+              <w:t xml:space="preserve"> si le moteur ne va que dans un sens. </w:t>
             </w:r>
           </w:p>
           <w:p>
@@ -2747,7 +2789,31 @@
               <w:rPr>
                 <w:lang w:eastAsia="fr-FR"/>
               </w:rPr>
-              <w:t xml:space="preserve"> V et </w:t>
+              <w:t> </w:t>
+            </w:r>
+            <w:r>
+              <w:rPr>
+                <w:lang w:eastAsia="fr-FR"/>
+              </w:rPr>
+              <w:t>[</w:t>
+            </w:r>
+            <w:r>
+              <w:rPr>
+                <w:lang w:eastAsia="fr-FR"/>
+              </w:rPr>
+              <w:t>V</w:t>
+            </w:r>
+            <w:r>
+              <w:rPr>
+                <w:lang w:eastAsia="fr-FR"/>
+              </w:rPr>
+              <w:t>]</w:t>
+            </w:r>
+            <w:r>
+              <w:rPr>
+                <w:lang w:eastAsia="fr-FR"/>
+              </w:rPr>
+              <w:t xml:space="preserve"> et </w:t>
             </w:r>
             <m:oMath>
               <m:sSub>
@@ -2784,10 +2850,33 @@
               <w:rPr>
                 <w:lang w:eastAsia="fr-FR"/>
               </w:rPr>
-              <w:t> V si le moteur va dans les deux sens.</w:t>
+              <w:t> </w:t>
+            </w:r>
+            <w:r>
+              <w:rPr>
+                <w:lang w:eastAsia="fr-FR"/>
+              </w:rPr>
+              <w:t>[</w:t>
+            </w:r>
+            <w:r>
+              <w:rPr>
+                <w:lang w:eastAsia="fr-FR"/>
+              </w:rPr>
+              <w:t>V</w:t>
+            </w:r>
+            <w:r>
+              <w:rPr>
+                <w:lang w:eastAsia="fr-FR"/>
+              </w:rPr>
+              <w:t>]</w:t>
+            </w:r>
+            <w:r>
+              <w:rPr>
+                <w:lang w:eastAsia="fr-FR"/>
+              </w:rPr>
+              <w:t xml:space="preserve"> si le moteur va dans les deux sens.</w:t>
             </w:r>
           </w:p>
-          <w:p/>
         </w:tc>
       </w:tr>
     </w:tbl>
@@ -2855,7 +2944,7 @@
                 <w:noProof/>
               </w:rPr>
               <w:drawing>
-                <wp:inline distT="0" distB="0" distL="0" distR="0" wp14:anchorId="6921B4DE" wp14:editId="4F400165">
+                <wp:inline distT="0" distB="0" distL="0" distR="0" wp14:anchorId="6921B4DE" wp14:editId="01B6FCBE">
                   <wp:extent cx="2435382" cy="1285455"/>
                   <wp:effectExtent l="0" t="0" r="3175" b="0"/>
                   <wp:docPr id="1205866481" name="Image 3"/>
@@ -2915,7 +3004,13 @@
               </w:numPr>
             </w:pPr>
             <w:r>
-              <w:t xml:space="preserve">Un champ magnétique est crée par des aimants permanents ou un électro aimant. </w:t>
+              <w:t xml:space="preserve">Un champ magnétique est </w:t>
+            </w:r>
+            <w:r>
+              <w:t>créé</w:t>
+            </w:r>
+            <w:r>
+              <w:t xml:space="preserve"> par des aimants permanents ou un électro aimant. </w:t>
             </w:r>
           </w:p>
           <w:p>
@@ -3720,6 +3815,7 @@
         <w:pStyle w:val="Titre1"/>
       </w:pPr>
       <w:r>
+        <w:lastRenderedPageBreak/>
         <w:t>Caractéristiques des moteurs à courant continu</w:t>
       </w:r>
     </w:p>

--- a/Fiches_Protocoles_Techno/MoteurCourantContinu.docx
+++ b/Fiches_Protocoles_Techno/MoteurCourantContinu.docx
@@ -401,7 +401,7 @@
                       <w:lang w:eastAsia="fr-FR"/>
                     </w:rPr>
                     <w:drawing>
-                      <wp:inline distT="0" distB="0" distL="0" distR="0" wp14:anchorId="081ED2CC" wp14:editId="1F47F944">
+                      <wp:inline distT="0" distB="0" distL="0" distR="0" wp14:anchorId="081ED2CC" wp14:editId="6986EEC4">
                         <wp:extent cx="1084186" cy="1260000"/>
                         <wp:effectExtent l="0" t="0" r="1905" b="0"/>
                         <wp:docPr id="2076254945" name="Image 5"/>
@@ -464,7 +464,7 @@
                       <w:lang w:eastAsia="fr-FR"/>
                     </w:rPr>
                     <w:drawing>
-                      <wp:inline distT="0" distB="0" distL="0" distR="0" wp14:anchorId="0043A843" wp14:editId="44EBA5E4">
+                      <wp:inline distT="0" distB="0" distL="0" distR="0" wp14:anchorId="0043A843" wp14:editId="4381E6FA">
                         <wp:extent cx="1165864" cy="1260000"/>
                         <wp:effectExtent l="0" t="0" r="0" b="0"/>
                         <wp:docPr id="1449268039" name="Image 6"/>
@@ -680,7 +680,7 @@
                 <w:lang w:eastAsia="fr-FR"/>
               </w:rPr>
               <w:drawing>
-                <wp:inline distT="0" distB="0" distL="0" distR="0" wp14:anchorId="56829184" wp14:editId="07864402">
+                <wp:inline distT="0" distB="0" distL="0" distR="0" wp14:anchorId="56829184" wp14:editId="2A34B7F4">
                   <wp:extent cx="3301551" cy="2892056"/>
                   <wp:effectExtent l="0" t="0" r="0" b="3810"/>
                   <wp:docPr id="22100455" name="Image 1"/>
@@ -1557,6 +1557,8 @@
     <w:p>
       <w:pPr>
         <w:rPr>
+          <w:rFonts w:ascii="Cambria Math" w:eastAsiaTheme="minorEastAsia" w:hAnsi="Cambria Math"/>
+          <w:i/>
           <w:lang w:eastAsia="fr-FR"/>
         </w:rPr>
       </w:pPr>
@@ -1636,9 +1638,33 @@
             <w:rFonts w:ascii="Cambria Math" w:hAnsi="Cambria Math"/>
             <w:lang w:eastAsia="fr-FR"/>
           </w:rPr>
-          <m:t>×r.</m:t>
+          <m:t>×r</m:t>
         </m:r>
       </m:oMath>
+      <w:r>
+        <w:rPr>
+          <w:rFonts w:ascii="Cambria Math" w:eastAsiaTheme="minorEastAsia" w:hAnsi="Cambria Math"/>
+          <w:i/>
+          <w:lang w:eastAsia="fr-FR"/>
+        </w:rPr>
+        <w:t>.</w:t>
+      </w:r>
+    </w:p>
+    <w:p>
+      <w:pPr>
+        <w:rPr>
+          <w:rFonts w:ascii="Cambria Math" w:eastAsiaTheme="minorEastAsia" w:hAnsi="Cambria Math"/>
+          <w:iCs/>
+          <w:lang w:eastAsia="fr-FR"/>
+        </w:rPr>
+      </w:pPr>
+      <w:r>
+        <w:rPr>
+          <w:rFonts w:eastAsiaTheme="minorEastAsia"/>
+          <w:lang w:eastAsia="fr-FR"/>
+        </w:rPr>
+        <w:t xml:space="preserve">Si un codeur incrémental possède une troisième piste. Celle-ci comportera certainement une seule fente et permettra de fixer une origine. </w:t>
+      </w:r>
     </w:p>
     <w:p>
       <w:pPr>
@@ -1647,13 +1673,6 @@
       <w:r>
         <w:t>En résumé …</w:t>
       </w:r>
-    </w:p>
-    <w:p>
-      <w:pPr>
-        <w:rPr>
-          <w:lang w:eastAsia="fr-FR"/>
-        </w:rPr>
-      </w:pPr>
     </w:p>
     <w:p>
       <w:pPr>
@@ -1781,7 +1800,7 @@
                 <w:lang w:eastAsia="fr-FR"/>
               </w:rPr>
               <w:drawing>
-                <wp:inline distT="0" distB="0" distL="0" distR="0" wp14:anchorId="607C02EE" wp14:editId="640AA5C4">
+                <wp:inline distT="0" distB="0" distL="0" distR="0" wp14:anchorId="607C02EE" wp14:editId="4286032D">
                   <wp:extent cx="1286749" cy="1390650"/>
                   <wp:effectExtent l="0" t="0" r="0" b="0"/>
                   <wp:docPr id="1998079773" name="Image 3"/>
@@ -2028,6 +2047,10 @@
     <w:p>
       <w:pPr>
         <w:pStyle w:val="Titre1"/>
+        <w:numPr>
+          <w:ilvl w:val="0"/>
+          <w:numId w:val="13"/>
+        </w:numPr>
       </w:pPr>
       <w:r>
         <w:t>Définition</w:t>
@@ -2605,14 +2628,7 @@
                   <w:rFonts w:ascii="Cambria Math" w:hAnsi="Cambria Math"/>
                   <w:lang w:eastAsia="fr-FR"/>
                 </w:rPr>
-                <m:t xml:space="preserve"> </m:t>
-              </m:r>
-              <m:r>
-                <w:rPr>
-                  <w:rFonts w:ascii="Cambria Math" w:hAnsi="Cambria Math"/>
-                  <w:lang w:eastAsia="fr-FR"/>
-                </w:rPr>
-                <m:t>[V]</m:t>
+                <m:t xml:space="preserve"> [V]</m:t>
               </m:r>
             </m:oMath>
             <w:r>
@@ -2895,7 +2911,6 @@
         <w:t>inu</w:t>
       </w:r>
     </w:p>
-    <w:p/>
     <w:p>
       <w:pPr>
         <w:pStyle w:val="Titre1"/>
@@ -2944,7 +2959,7 @@
                 <w:noProof/>
               </w:rPr>
               <w:drawing>
-                <wp:inline distT="0" distB="0" distL="0" distR="0" wp14:anchorId="6921B4DE" wp14:editId="01B6FCBE">
+                <wp:inline distT="0" distB="0" distL="0" distR="0" wp14:anchorId="6921B4DE" wp14:editId="21408048">
                   <wp:extent cx="2435382" cy="1285455"/>
                   <wp:effectExtent l="0" t="0" r="3175" b="0"/>
                   <wp:docPr id="1205866481" name="Image 3"/>
@@ -3812,10 +3827,679 @@
     <w:p/>
     <w:p>
       <w:pPr>
-        <w:pStyle w:val="Titre1"/>
+        <w:pStyle w:val="Titre"/>
       </w:pPr>
       <w:r>
         <w:lastRenderedPageBreak/>
+        <w:t>Potentiomètre rotatif</w:t>
+      </w:r>
+    </w:p>
+    <w:tbl>
+      <w:tblPr>
+        <w:tblStyle w:val="Grilledutableau"/>
+        <w:tblW w:w="0" w:type="auto"/>
+        <w:tblBorders>
+          <w:top w:val="none" w:sz="0" w:space="0" w:color="auto"/>
+          <w:left w:val="none" w:sz="0" w:space="0" w:color="auto"/>
+          <w:bottom w:val="none" w:sz="0" w:space="0" w:color="auto"/>
+          <w:right w:val="none" w:sz="0" w:space="0" w:color="auto"/>
+          <w:insideH w:val="none" w:sz="0" w:space="0" w:color="auto"/>
+          <w:insideV w:val="none" w:sz="0" w:space="0" w:color="auto"/>
+        </w:tblBorders>
+        <w:tblLook w:val="04A0" w:firstRow="1" w:lastRow="0" w:firstColumn="1" w:lastColumn="0" w:noHBand="0" w:noVBand="1"/>
+      </w:tblPr>
+      <w:tblGrid>
+        <w:gridCol w:w="6091"/>
+        <w:gridCol w:w="4103"/>
+      </w:tblGrid>
+      <w:tr>
+        <w:tc>
+          <w:tcPr>
+            <w:tcW w:w="6091" w:type="dxa"/>
+            <w:vAlign w:val="center"/>
+          </w:tcPr>
+          <w:p>
+            <w:r>
+              <w:t xml:space="preserve">Un potentiomètre rotatif est capteur de </w:t>
+            </w:r>
+            <w:r>
+              <w:rPr>
+                <w:b/>
+                <w:bCs/>
+              </w:rPr>
+              <w:t>position angulaire</w:t>
+            </w:r>
+            <w:r>
+              <w:t xml:space="preserve">. </w:t>
+            </w:r>
+            <w:r>
+              <w:t>Il est utilisé lorsque la vitesse angulaire est relativement faible.</w:t>
+            </w:r>
+          </w:p>
+          <w:p>
+            <w:r>
+              <w:t>Il est composé d’une piste résistive et d’un index lié à la pièce mouvement. Lorsque la pièce bouge, l’index se déplace sur la piste résistive.</w:t>
+            </w:r>
+          </w:p>
+          <w:p>
+            <w:r>
+              <w:t>D’une part une tension est appliquée aux bornes de la piste résistive. D’autre part on mesure la tension entre la masse et l’index. La variation de tension est alors proportionnelle au déplacement de l’index.</w:t>
+            </w:r>
+          </w:p>
+        </w:tc>
+        <w:tc>
+          <w:tcPr>
+            <w:tcW w:w="4103" w:type="dxa"/>
+          </w:tcPr>
+          <w:p>
+            <w:r>
+              <w:rPr>
+                <w:noProof/>
+              </w:rPr>
+              <w:drawing>
+                <wp:inline distT="0" distB="0" distL="0" distR="0" wp14:anchorId="290B6082" wp14:editId="34823464">
+                  <wp:extent cx="2181885" cy="1875564"/>
+                  <wp:effectExtent l="0" t="0" r="8890" b="0"/>
+                  <wp:docPr id="734302693" name="Image 1"/>
+                  <wp:cNvGraphicFramePr>
+                    <a:graphicFrameLocks xmlns:a="http://schemas.openxmlformats.org/drawingml/2006/main" noChangeAspect="1"/>
+                  </wp:cNvGraphicFramePr>
+                  <a:graphic xmlns:a="http://schemas.openxmlformats.org/drawingml/2006/main">
+                    <a:graphicData uri="http://schemas.openxmlformats.org/drawingml/2006/picture">
+                      <pic:pic xmlns:pic="http://schemas.openxmlformats.org/drawingml/2006/picture">
+                        <pic:nvPicPr>
+                          <pic:cNvPr id="0" name="Picture 2"/>
+                          <pic:cNvPicPr>
+                            <a:picLocks noChangeAspect="1" noChangeArrowheads="1"/>
+                          </pic:cNvPicPr>
+                        </pic:nvPicPr>
+                        <pic:blipFill rotWithShape="1">
+                          <a:blip r:embed="rId21" cstate="print">
+                            <a:extLst>
+                              <a:ext uri="{28A0092B-C50C-407E-A947-70E740481C1C}">
+                                <a14:useLocalDpi xmlns:a14="http://schemas.microsoft.com/office/drawing/2010/main" val="0"/>
+                              </a:ext>
+                            </a:extLst>
+                          </a:blip>
+                          <a:srcRect l="11462" t="18133"/>
+                          <a:stretch>
+                            <a:fillRect/>
+                          </a:stretch>
+                        </pic:blipFill>
+                        <pic:spPr bwMode="auto">
+                          <a:xfrm>
+                            <a:off x="0" y="0"/>
+                            <a:ext cx="2214253" cy="1903388"/>
+                          </a:xfrm>
+                          <a:prstGeom prst="rect">
+                            <a:avLst/>
+                          </a:prstGeom>
+                          <a:noFill/>
+                          <a:ln>
+                            <a:noFill/>
+                          </a:ln>
+                          <a:extLst>
+                            <a:ext uri="{53640926-AAD7-44D8-BBD7-CCE9431645EC}">
+                              <a14:shadowObscured xmlns:a14="http://schemas.microsoft.com/office/drawing/2010/main"/>
+                            </a:ext>
+                          </a:extLst>
+                        </pic:spPr>
+                      </pic:pic>
+                    </a:graphicData>
+                  </a:graphic>
+                </wp:inline>
+              </w:drawing>
+            </w:r>
+          </w:p>
+        </w:tc>
+      </w:tr>
+    </w:tbl>
+    <w:p/>
+    <w:p>
+      <w:pPr>
+        <w:pStyle w:val="Titre"/>
+      </w:pPr>
+      <w:r>
+        <w:t>Génératrice tachymétrique</w:t>
+      </w:r>
+    </w:p>
+    <w:p/>
+    <w:tbl>
+      <w:tblPr>
+        <w:tblStyle w:val="Grilledutableau"/>
+        <w:tblW w:w="0" w:type="auto"/>
+        <w:tblBorders>
+          <w:top w:val="none" w:sz="0" w:space="0" w:color="auto"/>
+          <w:left w:val="none" w:sz="0" w:space="0" w:color="auto"/>
+          <w:bottom w:val="none" w:sz="0" w:space="0" w:color="auto"/>
+          <w:right w:val="none" w:sz="0" w:space="0" w:color="auto"/>
+          <w:insideH w:val="none" w:sz="0" w:space="0" w:color="auto"/>
+          <w:insideV w:val="none" w:sz="0" w:space="0" w:color="auto"/>
+        </w:tblBorders>
+        <w:tblLook w:val="04A0" w:firstRow="1" w:lastRow="0" w:firstColumn="1" w:lastColumn="0" w:noHBand="0" w:noVBand="1"/>
+      </w:tblPr>
+      <w:tblGrid>
+        <w:gridCol w:w="4673"/>
+        <w:gridCol w:w="1800"/>
+        <w:gridCol w:w="3721"/>
+      </w:tblGrid>
+      <w:tr>
+        <w:tc>
+          <w:tcPr>
+            <w:tcW w:w="4673" w:type="dxa"/>
+          </w:tcPr>
+          <w:p>
+            <w:r>
+              <w:t xml:space="preserve">Une génératrice tachymétrique est une capteur de </w:t>
+            </w:r>
+            <w:r>
+              <w:rPr>
+                <w:b/>
+                <w:bCs/>
+              </w:rPr>
+              <w:t>vitesse angulaire</w:t>
+            </w:r>
+            <w:r>
+              <w:t>.</w:t>
+            </w:r>
+          </w:p>
+          <w:p>
+            <w:r>
+              <w:t>Il est constitué des mêmes éléments qu’un moteur à courant continu. Ici, ce dernier fonctionne en génératrice.</w:t>
+            </w:r>
+          </w:p>
+        </w:tc>
+        <w:tc>
+          <w:tcPr>
+            <w:tcW w:w="1800" w:type="dxa"/>
+            <w:vAlign w:val="center"/>
+          </w:tcPr>
+          <w:p>
+            <w:pPr>
+              <w:jc w:val="center"/>
+            </w:pPr>
+            <w:r>
+              <w:rPr>
+                <w:noProof/>
+              </w:rPr>
+              <w:drawing>
+                <wp:inline distT="0" distB="0" distL="0" distR="0" wp14:anchorId="7E4DC996" wp14:editId="093B70A3">
+                  <wp:extent cx="908690" cy="939182"/>
+                  <wp:effectExtent l="0" t="0" r="5715" b="0"/>
+                  <wp:docPr id="1640769616" name="Image 1"/>
+                  <wp:cNvGraphicFramePr>
+                    <a:graphicFrameLocks xmlns:a="http://schemas.openxmlformats.org/drawingml/2006/main" noChangeAspect="1"/>
+                  </wp:cNvGraphicFramePr>
+                  <a:graphic xmlns:a="http://schemas.openxmlformats.org/drawingml/2006/main">
+                    <a:graphicData uri="http://schemas.openxmlformats.org/drawingml/2006/picture">
+                      <pic:pic xmlns:pic="http://schemas.openxmlformats.org/drawingml/2006/picture">
+                        <pic:nvPicPr>
+                          <pic:cNvPr id="0" name="Picture 2"/>
+                          <pic:cNvPicPr>
+                            <a:picLocks noChangeAspect="1" noChangeArrowheads="1"/>
+                          </pic:cNvPicPr>
+                        </pic:nvPicPr>
+                        <pic:blipFill>
+                          <a:blip r:embed="rId20" cstate="print">
+                            <a:extLst>
+                              <a:ext uri="{28A0092B-C50C-407E-A947-70E740481C1C}">
+                                <a14:useLocalDpi xmlns:a14="http://schemas.microsoft.com/office/drawing/2010/main" val="0"/>
+                              </a:ext>
+                            </a:extLst>
+                          </a:blip>
+                          <a:srcRect/>
+                          <a:stretch>
+                            <a:fillRect/>
+                          </a:stretch>
+                        </pic:blipFill>
+                        <pic:spPr bwMode="auto">
+                          <a:xfrm>
+                            <a:off x="0" y="0"/>
+                            <a:ext cx="917330" cy="948112"/>
+                          </a:xfrm>
+                          <a:prstGeom prst="rect">
+                            <a:avLst/>
+                          </a:prstGeom>
+                          <a:noFill/>
+                        </pic:spPr>
+                      </pic:pic>
+                    </a:graphicData>
+                  </a:graphic>
+                </wp:inline>
+              </w:drawing>
+            </w:r>
+          </w:p>
+        </w:tc>
+        <w:tc>
+          <w:tcPr>
+            <w:tcW w:w="3721" w:type="dxa"/>
+          </w:tcPr>
+          <w:p>
+            <w:r>
+              <w:t>D’après la loi des mailles :</w:t>
+            </w:r>
+          </w:p>
+          <w:p>
+            <w:pPr>
+              <w:jc w:val="center"/>
+            </w:pPr>
+            <m:oMathPara>
+              <m:oMath>
+                <m:r>
+                  <w:rPr>
+                    <w:rFonts w:ascii="Cambria Math" w:hAnsi="Cambria Math"/>
+                  </w:rPr>
+                  <m:t>U</m:t>
+                </m:r>
+                <m:d>
+                  <m:dPr>
+                    <m:ctrlPr>
+                      <w:rPr>
+                        <w:rFonts w:ascii="Cambria Math" w:hAnsi="Cambria Math"/>
+                        <w:i/>
+                      </w:rPr>
+                    </m:ctrlPr>
+                  </m:dPr>
+                  <m:e>
+                    <m:r>
+                      <w:rPr>
+                        <w:rFonts w:ascii="Cambria Math" w:hAnsi="Cambria Math"/>
+                      </w:rPr>
+                      <m:t>t</m:t>
+                    </m:r>
+                  </m:e>
+                </m:d>
+                <m:r>
+                  <w:rPr>
+                    <w:rFonts w:ascii="Cambria Math" w:hAnsi="Cambria Math"/>
+                  </w:rPr>
+                  <m:t>=E</m:t>
+                </m:r>
+                <m:r>
+                  <w:rPr>
+                    <w:rFonts w:ascii="Cambria Math" w:hAnsi="Cambria Math"/>
+                  </w:rPr>
+                  <m:t>(t)</m:t>
+                </m:r>
+                <m:r>
+                  <w:rPr>
+                    <w:rFonts w:ascii="Cambria Math" w:hAnsi="Cambria Math"/>
+                  </w:rPr>
+                  <m:t>+Ri</m:t>
+                </m:r>
+                <m:d>
+                  <m:dPr>
+                    <m:ctrlPr>
+                      <w:rPr>
+                        <w:rFonts w:ascii="Cambria Math" w:hAnsi="Cambria Math"/>
+                        <w:i/>
+                      </w:rPr>
+                    </m:ctrlPr>
+                  </m:dPr>
+                  <m:e>
+                    <m:r>
+                      <w:rPr>
+                        <w:rFonts w:ascii="Cambria Math" w:hAnsi="Cambria Math"/>
+                      </w:rPr>
+                      <m:t>t</m:t>
+                    </m:r>
+                  </m:e>
+                </m:d>
+                <m:r>
+                  <w:rPr>
+                    <w:rFonts w:ascii="Cambria Math" w:hAnsi="Cambria Math"/>
+                  </w:rPr>
+                  <m:t>+</m:t>
+                </m:r>
+                <m:f>
+                  <m:fPr>
+                    <m:ctrlPr>
+                      <w:rPr>
+                        <w:rFonts w:ascii="Cambria Math" w:eastAsiaTheme="minorEastAsia" w:hAnsi="Cambria Math"/>
+                        <w:i/>
+                      </w:rPr>
+                    </m:ctrlPr>
+                  </m:fPr>
+                  <m:num>
+                    <m:r>
+                      <w:rPr>
+                        <w:rFonts w:ascii="Cambria Math" w:eastAsiaTheme="minorEastAsia" w:hAnsi="Cambria Math"/>
+                      </w:rPr>
+                      <m:t>L</m:t>
+                    </m:r>
+                    <m:r>
+                      <m:rPr>
+                        <m:sty m:val="p"/>
+                      </m:rPr>
+                      <w:rPr>
+                        <w:rFonts w:ascii="Cambria Math" w:eastAsiaTheme="minorEastAsia" w:hAnsi="Cambria Math"/>
+                      </w:rPr>
+                      <m:t>d</m:t>
+                    </m:r>
+                    <m:r>
+                      <w:rPr>
+                        <w:rFonts w:ascii="Cambria Math" w:eastAsiaTheme="minorEastAsia" w:hAnsi="Cambria Math"/>
+                      </w:rPr>
+                      <m:t>i(t)</m:t>
+                    </m:r>
+                  </m:num>
+                  <m:den>
+                    <m:r>
+                      <m:rPr>
+                        <m:sty m:val="p"/>
+                      </m:rPr>
+                      <w:rPr>
+                        <w:rFonts w:ascii="Cambria Math" w:eastAsiaTheme="minorEastAsia" w:hAnsi="Cambria Math"/>
+                      </w:rPr>
+                      <m:t>d</m:t>
+                    </m:r>
+                    <m:r>
+                      <w:rPr>
+                        <w:rFonts w:ascii="Cambria Math" w:eastAsiaTheme="minorEastAsia" w:hAnsi="Cambria Math"/>
+                      </w:rPr>
+                      <m:t>t</m:t>
+                    </m:r>
+                  </m:den>
+                </m:f>
+              </m:oMath>
+            </m:oMathPara>
+          </w:p>
+          <w:p>
+            <w:r>
+              <w:t>Equations électromécaniques du MCC :</w:t>
+            </w:r>
+          </w:p>
+          <w:p>
+            <w:pPr>
+              <w:jc w:val="center"/>
+              <w:rPr>
+                <w:rFonts w:eastAsiaTheme="minorEastAsia"/>
+              </w:rPr>
+            </w:pPr>
+            <m:oMathPara>
+              <m:oMath>
+                <m:r>
+                  <w:rPr>
+                    <w:rFonts w:ascii="Cambria Math" w:hAnsi="Cambria Math"/>
+                  </w:rPr>
+                  <m:t>E</m:t>
+                </m:r>
+                <m:d>
+                  <m:dPr>
+                    <m:ctrlPr>
+                      <w:rPr>
+                        <w:rFonts w:ascii="Cambria Math" w:hAnsi="Cambria Math"/>
+                        <w:i/>
+                      </w:rPr>
+                    </m:ctrlPr>
+                  </m:dPr>
+                  <m:e>
+                    <m:r>
+                      <w:rPr>
+                        <w:rFonts w:ascii="Cambria Math" w:hAnsi="Cambria Math"/>
+                      </w:rPr>
+                      <m:t>t</m:t>
+                    </m:r>
+                  </m:e>
+                </m:d>
+                <m:r>
+                  <w:rPr>
+                    <w:rFonts w:ascii="Cambria Math" w:hAnsi="Cambria Math"/>
+                  </w:rPr>
+                  <m:t>=Kω</m:t>
+                </m:r>
+                <m:d>
+                  <m:dPr>
+                    <m:ctrlPr>
+                      <w:rPr>
+                        <w:rFonts w:ascii="Cambria Math" w:hAnsi="Cambria Math"/>
+                        <w:i/>
+                      </w:rPr>
+                    </m:ctrlPr>
+                  </m:dPr>
+                  <m:e>
+                    <m:r>
+                      <w:rPr>
+                        <w:rFonts w:ascii="Cambria Math" w:hAnsi="Cambria Math"/>
+                      </w:rPr>
+                      <m:t>t</m:t>
+                    </m:r>
+                  </m:e>
+                </m:d>
+                <m:r>
+                  <w:rPr>
+                    <w:rFonts w:ascii="Cambria Math" w:hAnsi="Cambria Math"/>
+                  </w:rPr>
+                  <m:t xml:space="preserve">    </m:t>
+                </m:r>
+                <m:r>
+                  <m:rPr>
+                    <m:sty m:val="p"/>
+                  </m:rPr>
+                  <w:rPr>
+                    <w:rFonts w:ascii="Cambria Math" w:hAnsi="Cambria Math"/>
+                  </w:rPr>
+                  <m:t>et</m:t>
+                </m:r>
+                <m:r>
+                  <w:rPr>
+                    <w:rFonts w:ascii="Cambria Math" w:hAnsi="Cambria Math"/>
+                  </w:rPr>
+                  <m:t xml:space="preserve">     </m:t>
+                </m:r>
+                <m:sSub>
+                  <m:sSubPr>
+                    <m:ctrlPr>
+                      <w:rPr>
+                        <w:rFonts w:ascii="Cambria Math" w:hAnsi="Cambria Math"/>
+                        <w:i/>
+                      </w:rPr>
+                    </m:ctrlPr>
+                  </m:sSubPr>
+                  <m:e>
+                    <m:r>
+                      <w:rPr>
+                        <w:rFonts w:ascii="Cambria Math" w:hAnsi="Cambria Math"/>
+                      </w:rPr>
+                      <m:t>C</m:t>
+                    </m:r>
+                  </m:e>
+                  <m:sub>
+                    <m:r>
+                      <w:rPr>
+                        <w:rFonts w:ascii="Cambria Math" w:hAnsi="Cambria Math"/>
+                      </w:rPr>
+                      <m:t>m</m:t>
+                    </m:r>
+                  </m:sub>
+                </m:sSub>
+                <m:d>
+                  <m:dPr>
+                    <m:ctrlPr>
+                      <w:rPr>
+                        <w:rFonts w:ascii="Cambria Math" w:hAnsi="Cambria Math"/>
+                        <w:i/>
+                      </w:rPr>
+                    </m:ctrlPr>
+                  </m:dPr>
+                  <m:e>
+                    <m:r>
+                      <w:rPr>
+                        <w:rFonts w:ascii="Cambria Math" w:hAnsi="Cambria Math"/>
+                      </w:rPr>
+                      <m:t>t</m:t>
+                    </m:r>
+                  </m:e>
+                </m:d>
+                <m:r>
+                  <w:rPr>
+                    <w:rFonts w:ascii="Cambria Math" w:hAnsi="Cambria Math"/>
+                  </w:rPr>
+                  <m:t>=Ki</m:t>
+                </m:r>
+                <m:d>
+                  <m:dPr>
+                    <m:ctrlPr>
+                      <w:rPr>
+                        <w:rFonts w:ascii="Cambria Math" w:hAnsi="Cambria Math"/>
+                        <w:i/>
+                      </w:rPr>
+                    </m:ctrlPr>
+                  </m:dPr>
+                  <m:e>
+                    <m:r>
+                      <w:rPr>
+                        <w:rFonts w:ascii="Cambria Math" w:hAnsi="Cambria Math"/>
+                      </w:rPr>
+                      <m:t>t</m:t>
+                    </m:r>
+                  </m:e>
+                </m:d>
+              </m:oMath>
+            </m:oMathPara>
+          </w:p>
+        </w:tc>
+      </w:tr>
+    </w:tbl>
+    <w:p>
+      <w:pPr>
+        <w:rPr>
+          <w:rFonts w:eastAsiaTheme="minorEastAsia"/>
+        </w:rPr>
+      </w:pPr>
+      <w:r>
+        <w:t xml:space="preserve">Le voltmètre présentant une grande impédance, le courant est donc nul. La tension </w:t>
+      </w:r>
+      <m:oMath>
+        <m:r>
+          <w:rPr>
+            <w:rFonts w:ascii="Cambria Math" w:hAnsi="Cambria Math"/>
+          </w:rPr>
+          <m:t>U</m:t>
+        </m:r>
+        <m:d>
+          <m:dPr>
+            <m:ctrlPr>
+              <w:rPr>
+                <w:rFonts w:ascii="Cambria Math" w:hAnsi="Cambria Math"/>
+                <w:i/>
+              </w:rPr>
+            </m:ctrlPr>
+          </m:dPr>
+          <m:e>
+            <m:r>
+              <w:rPr>
+                <w:rFonts w:ascii="Cambria Math" w:hAnsi="Cambria Math"/>
+              </w:rPr>
+              <m:t>t</m:t>
+            </m:r>
+          </m:e>
+        </m:d>
+      </m:oMath>
+      <w:r>
+        <w:t xml:space="preserve"> mesurée par le voltmètre est donc </w:t>
+      </w:r>
+      <m:oMath>
+        <m:r>
+          <w:rPr>
+            <w:rFonts w:ascii="Cambria Math" w:hAnsi="Cambria Math"/>
+          </w:rPr>
+          <m:t>U</m:t>
+        </m:r>
+        <m:d>
+          <m:dPr>
+            <m:ctrlPr>
+              <w:rPr>
+                <w:rFonts w:ascii="Cambria Math" w:hAnsi="Cambria Math"/>
+                <w:i/>
+              </w:rPr>
+            </m:ctrlPr>
+          </m:dPr>
+          <m:e>
+            <m:r>
+              <w:rPr>
+                <w:rFonts w:ascii="Cambria Math" w:hAnsi="Cambria Math"/>
+              </w:rPr>
+              <m:t>t</m:t>
+            </m:r>
+          </m:e>
+        </m:d>
+        <m:r>
+          <w:rPr>
+            <w:rFonts w:ascii="Cambria Math" w:hAnsi="Cambria Math"/>
+          </w:rPr>
+          <m:t>=E</m:t>
+        </m:r>
+        <m:r>
+          <w:rPr>
+            <w:rFonts w:ascii="Cambria Math" w:hAnsi="Cambria Math"/>
+          </w:rPr>
+          <m:t>(t)</m:t>
+        </m:r>
+        <m:r>
+          <w:rPr>
+            <w:rFonts w:ascii="Cambria Math" w:hAnsi="Cambria Math"/>
+          </w:rPr>
+          <m:t>=Kω</m:t>
+        </m:r>
+        <m:d>
+          <m:dPr>
+            <m:ctrlPr>
+              <w:rPr>
+                <w:rFonts w:ascii="Cambria Math" w:hAnsi="Cambria Math"/>
+                <w:i/>
+              </w:rPr>
+            </m:ctrlPr>
+          </m:dPr>
+          <m:e>
+            <m:r>
+              <w:rPr>
+                <w:rFonts w:ascii="Cambria Math" w:hAnsi="Cambria Math"/>
+              </w:rPr>
+              <m:t>t</m:t>
+            </m:r>
+          </m:e>
+        </m:d>
+      </m:oMath>
+      <w:r>
+        <w:rPr>
+          <w:rFonts w:eastAsiaTheme="minorEastAsia"/>
+        </w:rPr>
+        <w:t>. La tension mesurée est donc proportionnelle à la vitesse du rotor.</w:t>
+      </w:r>
+    </w:p>
+    <w:p>
+      <w:pPr>
+        <w:rPr>
+          <w:rFonts w:eastAsiaTheme="minorEastAsia"/>
+        </w:rPr>
+      </w:pPr>
+    </w:p>
+    <w:p/>
+    <w:p>
+      <w:pPr>
+        <w:pStyle w:val="Titre"/>
+      </w:pPr>
+      <w:r>
+        <w:t>Capteur de force</w:t>
+      </w:r>
+    </w:p>
+    <w:p/>
+    <w:p/>
+    <w:p/>
+    <w:p/>
+    <w:p/>
+    <w:p/>
+    <w:p/>
+    <w:p/>
+    <w:p/>
+    <w:p/>
+    <w:p/>
+    <w:p>
+      <w:pPr>
+        <w:pStyle w:val="Titre1"/>
+      </w:pPr>
+      <w:r>
         <w:t>Caractéristiques des moteurs à courant continu</w:t>
       </w:r>
     </w:p>
@@ -4225,7 +4909,6 @@
       </w:r>
     </w:p>
     <w:p/>
-    <w:p/>
     <w:p>
       <w:pPr>
         <w:pStyle w:val="Titre2"/>
@@ -6496,7 +7179,6 @@
             <w:rPr>
               <w:rFonts w:ascii="Cambria Math" w:hAnsi="Cambria Math"/>
             </w:rPr>
-            <w:lastRenderedPageBreak/>
             <m:t>Ki</m:t>
           </m:r>
           <m:d>
@@ -7405,7 +8087,7 @@
                     <pic:cNvPicPr/>
                   </pic:nvPicPr>
                   <pic:blipFill>
-                    <a:blip r:embed="rId21"/>
+                    <a:blip r:embed="rId22"/>
                     <a:stretch>
                       <a:fillRect/>
                     </a:stretch>
@@ -7447,7 +8129,7 @@
                     <pic:cNvPicPr/>
                   </pic:nvPicPr>
                   <pic:blipFill>
-                    <a:blip r:embed="rId22"/>
+                    <a:blip r:embed="rId23"/>
                     <a:stretch>
                       <a:fillRect/>
                     </a:stretch>
@@ -7496,115 +8178,6 @@
       </w:r>
     </w:p>
     <w:p/>
-    <w:p/>
-    <w:p/>
-    <w:p>
-      <w:pPr>
-        <w:pStyle w:val="Titre"/>
-      </w:pPr>
-      <w:r>
-        <w:t>Potentiomètre rotatif</w:t>
-      </w:r>
-    </w:p>
-    <w:p>
-      <w:r>
-        <w:lastRenderedPageBreak/>
-        <w:t xml:space="preserve"> </w:t>
-      </w:r>
-    </w:p>
-    <w:tbl>
-      <w:tblPr>
-        <w:tblStyle w:val="Grilledutableau"/>
-        <w:tblW w:w="0" w:type="auto"/>
-        <w:tblLook w:val="04A0" w:firstRow="1" w:lastRow="0" w:firstColumn="1" w:lastColumn="0" w:noHBand="0" w:noVBand="1"/>
-      </w:tblPr>
-      <w:tblGrid>
-        <w:gridCol w:w="6091"/>
-        <w:gridCol w:w="4103"/>
-      </w:tblGrid>
-      <w:tr>
-        <w:tc>
-          <w:tcPr>
-            <w:tcW w:w="6091" w:type="dxa"/>
-          </w:tcPr>
-          <w:p>
-            <w:r>
-              <w:t>Un potentiomètre rotatif est capteur de position angulaire. Il est composé d’une piste résistive et d’un index lié à la pièce mouvement. Lorsque la pièce bouge, l’index se déplace sur la piste résistive.</w:t>
-            </w:r>
-          </w:p>
-          <w:p>
-            <w:r>
-              <w:t>D’une part une tension est appliquée aux bornes de la piste résistive. D’autre part on mesure la tension entre la masse et l’index. La variation de tension est alors proportionnelleau déplacement de l’index.</w:t>
-            </w:r>
-          </w:p>
-        </w:tc>
-        <w:tc>
-          <w:tcPr>
-            <w:tcW w:w="4103" w:type="dxa"/>
-          </w:tcPr>
-          <w:p>
-            <w:r>
-              <w:rPr>
-                <w:noProof/>
-              </w:rPr>
-              <w:drawing>
-                <wp:inline distT="0" distB="0" distL="0" distR="0" wp14:anchorId="44A02DCB" wp14:editId="0C0F35F8">
-                  <wp:extent cx="2181885" cy="1875564"/>
-                  <wp:effectExtent l="0" t="0" r="8890" b="0"/>
-                  <wp:docPr id="734302693" name="Image 1"/>
-                  <wp:cNvGraphicFramePr>
-                    <a:graphicFrameLocks xmlns:a="http://schemas.openxmlformats.org/drawingml/2006/main" noChangeAspect="1"/>
-                  </wp:cNvGraphicFramePr>
-                  <a:graphic xmlns:a="http://schemas.openxmlformats.org/drawingml/2006/main">
-                    <a:graphicData uri="http://schemas.openxmlformats.org/drawingml/2006/picture">
-                      <pic:pic xmlns:pic="http://schemas.openxmlformats.org/drawingml/2006/picture">
-                        <pic:nvPicPr>
-                          <pic:cNvPr id="0" name="Picture 2"/>
-                          <pic:cNvPicPr>
-                            <a:picLocks noChangeAspect="1" noChangeArrowheads="1"/>
-                          </pic:cNvPicPr>
-                        </pic:nvPicPr>
-                        <pic:blipFill rotWithShape="1">
-                          <a:blip r:embed="rId23" cstate="print">
-                            <a:extLst>
-                              <a:ext uri="{28A0092B-C50C-407E-A947-70E740481C1C}">
-                                <a14:useLocalDpi xmlns:a14="http://schemas.microsoft.com/office/drawing/2010/main" val="0"/>
-                              </a:ext>
-                            </a:extLst>
-                          </a:blip>
-                          <a:srcRect l="11462" t="18133"/>
-                          <a:stretch>
-                            <a:fillRect/>
-                          </a:stretch>
-                        </pic:blipFill>
-                        <pic:spPr bwMode="auto">
-                          <a:xfrm>
-                            <a:off x="0" y="0"/>
-                            <a:ext cx="2214253" cy="1903388"/>
-                          </a:xfrm>
-                          <a:prstGeom prst="rect">
-                            <a:avLst/>
-                          </a:prstGeom>
-                          <a:noFill/>
-                          <a:ln>
-                            <a:noFill/>
-                          </a:ln>
-                          <a:extLst>
-                            <a:ext uri="{53640926-AAD7-44D8-BBD7-CCE9431645EC}">
-                              <a14:shadowObscured xmlns:a14="http://schemas.microsoft.com/office/drawing/2010/main"/>
-                            </a:ext>
-                          </a:extLst>
-                        </pic:spPr>
-                      </pic:pic>
-                    </a:graphicData>
-                  </a:graphic>
-                </wp:inline>
-              </w:drawing>
-            </w:r>
-          </w:p>
-        </w:tc>
-      </w:tr>
-    </w:tbl>
     <w:p/>
     <w:p/>
     <w:sectPr>
@@ -8531,7 +9104,7 @@
   <w:abstractNum w:abstractNumId="2" w15:restartNumberingAfterBreak="0">
     <w:nsid w:val="41B46256"/>
     <w:multiLevelType w:val="multilevel"/>
-    <w:tmpl w:val="2AC2DE68"/>
+    <w:tmpl w:val="A1F4AEF4"/>
     <w:lvl w:ilvl="0">
       <w:start w:val="1"/>
       <w:numFmt w:val="decimal"/>
@@ -8541,6 +9114,9 @@
       <w:pPr>
         <w:ind w:left="432" w:hanging="432"/>
       </w:pPr>
+      <w:rPr>
+        <w:rFonts w:hint="default"/>
+      </w:rPr>
     </w:lvl>
     <w:lvl w:ilvl="1">
       <w:start w:val="1"/>
@@ -8551,6 +9127,9 @@
       <w:pPr>
         <w:ind w:left="576" w:hanging="576"/>
       </w:pPr>
+      <w:rPr>
+        <w:rFonts w:hint="default"/>
+      </w:rPr>
     </w:lvl>
     <w:lvl w:ilvl="2">
       <w:start w:val="1"/>
@@ -8561,6 +9140,9 @@
       <w:pPr>
         <w:ind w:left="720" w:hanging="720"/>
       </w:pPr>
+      <w:rPr>
+        <w:rFonts w:hint="default"/>
+      </w:rPr>
     </w:lvl>
     <w:lvl w:ilvl="3">
       <w:start w:val="1"/>
@@ -8571,6 +9153,9 @@
       <w:pPr>
         <w:ind w:left="864" w:hanging="864"/>
       </w:pPr>
+      <w:rPr>
+        <w:rFonts w:hint="default"/>
+      </w:rPr>
     </w:lvl>
     <w:lvl w:ilvl="4">
       <w:start w:val="1"/>
@@ -8581,6 +9166,9 @@
       <w:pPr>
         <w:ind w:left="1008" w:hanging="1008"/>
       </w:pPr>
+      <w:rPr>
+        <w:rFonts w:hint="default"/>
+      </w:rPr>
     </w:lvl>
     <w:lvl w:ilvl="5">
       <w:start w:val="1"/>
@@ -8591,6 +9179,9 @@
       <w:pPr>
         <w:ind w:left="1152" w:hanging="1152"/>
       </w:pPr>
+      <w:rPr>
+        <w:rFonts w:hint="default"/>
+      </w:rPr>
     </w:lvl>
     <w:lvl w:ilvl="6">
       <w:start w:val="1"/>
@@ -8601,6 +9192,9 @@
       <w:pPr>
         <w:ind w:left="1296" w:hanging="1296"/>
       </w:pPr>
+      <w:rPr>
+        <w:rFonts w:hint="default"/>
+      </w:rPr>
     </w:lvl>
     <w:lvl w:ilvl="7">
       <w:start w:val="1"/>
@@ -8611,6 +9205,9 @@
       <w:pPr>
         <w:ind w:left="1440" w:hanging="1440"/>
       </w:pPr>
+      <w:rPr>
+        <w:rFonts w:hint="default"/>
+      </w:rPr>
     </w:lvl>
     <w:lvl w:ilvl="8">
       <w:start w:val="1"/>
@@ -8621,6 +9218,9 @@
       <w:pPr>
         <w:ind w:left="1584" w:hanging="1584"/>
       </w:pPr>
+      <w:rPr>
+        <w:rFonts w:hint="default"/>
+      </w:rPr>
     </w:lvl>
   </w:abstractNum>
   <w:abstractNum w:abstractNumId="3" w15:restartNumberingAfterBreak="0">
@@ -9581,6 +10181,36 @@
   </w:num>
   <w:num w:numId="12" w16cid:durableId="1213082310">
     <w:abstractNumId w:val="1"/>
+  </w:num>
+  <w:num w:numId="13" w16cid:durableId="1272781685">
+    <w:abstractNumId w:val="2"/>
+    <w:lvlOverride w:ilvl="0">
+      <w:startOverride w:val="1"/>
+    </w:lvlOverride>
+    <w:lvlOverride w:ilvl="1">
+      <w:startOverride w:val="1"/>
+    </w:lvlOverride>
+    <w:lvlOverride w:ilvl="2">
+      <w:startOverride w:val="1"/>
+    </w:lvlOverride>
+    <w:lvlOverride w:ilvl="3">
+      <w:startOverride w:val="1"/>
+    </w:lvlOverride>
+    <w:lvlOverride w:ilvl="4">
+      <w:startOverride w:val="1"/>
+    </w:lvlOverride>
+    <w:lvlOverride w:ilvl="5">
+      <w:startOverride w:val="1"/>
+    </w:lvlOverride>
+    <w:lvlOverride w:ilvl="6">
+      <w:startOverride w:val="1"/>
+    </w:lvlOverride>
+    <w:lvlOverride w:ilvl="7">
+      <w:startOverride w:val="1"/>
+    </w:lvlOverride>
+    <w:lvlOverride w:ilvl="8">
+      <w:startOverride w:val="1"/>
+    </w:lvlOverride>
   </w:num>
   <w:numIdMacAtCleanup w:val="12"/>
 </w:numbering>
@@ -10008,7 +10638,6 @@
         <w:numId w:val="1"/>
       </w:numPr>
       <w:spacing w:before="120"/>
-      <w:ind w:left="0"/>
       <w:outlineLvl w:val="0"/>
     </w:pPr>
     <w:rPr>
@@ -10038,7 +10667,6 @@
         <w:numId w:val="1"/>
       </w:numPr>
       <w:spacing w:before="60"/>
-      <w:ind w:left="0"/>
       <w:outlineLvl w:val="1"/>
     </w:pPr>
     <w:rPr>
@@ -10068,7 +10696,6 @@
         <w:numId w:val="1"/>
       </w:numPr>
       <w:spacing w:before="200"/>
-      <w:ind w:left="0"/>
       <w:outlineLvl w:val="2"/>
     </w:pPr>
     <w:rPr>
